--- a/05-content/articles/proverka-buhgalterii/statya-1-proverka-buhgalterii.docx
+++ b/05-content/articles/proverka-buhgalterii/statya-1-proverka-buhgalterii.docx
@@ -28,7 +28,28 @@
           <w:sz w:val="18"/>
           <w:szCs w:val="18"/>
         </w:rPr>
-        <w:t xml:space="preserve">Исходная статья: 1-plus-1.ru/news/kak-proverit-svoyu-bukhgalteriyu/ от 28.11.2023. ТЗ от 27.10.2026, пункт 1 из 8. Фактура сверена 27.10.2026.</w:t>
+        <w:t xml:space="preserve">Исходная статья: </w:t>
+      </w:r>
+      <w:hyperlink w:history="1" r:id="rId8dmgbz-rdtoptydrkepzu">
+        <w:r>
+          <w:rPr>
+            <w:rFonts w:ascii="Arial" w:cs="Arial" w:eastAsia="Arial" w:hAnsi="Arial"/>
+            <w:color w:val="0563C1"/>
+            <w:sz w:val="18"/>
+            <w:szCs w:val="18"/>
+            <w:u w:val="single"/>
+          </w:rPr>
+          <w:t xml:space="preserve">1-plus-1.ru/news/kak-proverit-svoyu-bukhgalteriyu/</w:t>
+        </w:r>
+      </w:hyperlink>
+      <w:r>
+        <w:rPr>
+          <w:rFonts w:ascii="Arial" w:cs="Arial" w:eastAsia="Arial" w:hAnsi="Arial"/>
+          <w:color w:val="666666"/>
+          <w:sz w:val="18"/>
+          <w:szCs w:val="18"/>
+        </w:rPr>
+        <w:t xml:space="preserve"> от 28.11.2023. ТЗ от 27.10.2026, пункт 1 из 8. Фактура сверена 27.10.2026.</w:t>
       </w:r>
     </w:p>
     <w:p>
@@ -2244,8 +2265,20 @@
           <w:sz w:val="18"/>
           <w:szCs w:val="18"/>
         </w:rPr>
-        <w:t xml:space="preserve">Слова «об ошибках бухгалтера» сделать ссылкой на /news/samye-rasprostranennye-kosyaki-v-bukhgalterii-kotorye-my-vyyavlyaem-pri-auditakh-i-chem-oni-grozyat/</w:t>
-      </w:r>
+        <w:t xml:space="preserve">Слова «об ошибках бухгалтера» сделать ссылкой на </w:t>
+      </w:r>
+      <w:hyperlink w:history="1" r:id="rIdwzypvosyyhocwpfnsktw2">
+        <w:r>
+          <w:rPr>
+            <w:rFonts w:ascii="Arial" w:cs="Arial" w:eastAsia="Arial" w:hAnsi="Arial"/>
+            <w:color w:val="0563C1"/>
+            <w:sz w:val="18"/>
+            <w:szCs w:val="18"/>
+            <w:u w:val="single"/>
+          </w:rPr>
+          <w:t xml:space="preserve">/news/samye-rasprostranennye-kosyaki-v-bukhgalterii-kotorye-my-vyyavlyaem-pri-auditakh-i-chem-oni-grozyat/</w:t>
+        </w:r>
+      </w:hyperlink>
     </w:p>
     <w:p>
       <w:pPr>
@@ -2942,18 +2975,87 @@
     </w:p>
     <w:p>
       <w:pPr>
-        <w:shd w:fill="D9EAD3" w:color="auto" w:val="clear"/>
-        <w:spacing w:after="120" w:line="300"/>
-      </w:pPr>
-      <w:r>
-        <w:rPr>
-          <w:rFonts w:ascii="Times New Roman" w:cs="Times New Roman" w:eastAsia="Times New Roman" w:hAnsi="Times New Roman"/>
-          <w:b w:val="false"/>
-          <w:bCs w:val="false"/>
+        <w:spacing w:after="80"/>
+        <w:ind w:left="200"/>
+      </w:pPr>
+      <w:r>
+        <w:rPr>
+          <w:rFonts w:ascii="Arial" w:cs="Arial" w:eastAsia="Arial" w:hAnsi="Arial"/>
+          <w:color w:val="666666"/>
           <w:sz w:val="18"/>
           <w:szCs w:val="18"/>
         </w:rPr>
-        <w:t xml:space="preserve">Фактура сверена 27.10.2026.</w:t>
+        <w:t xml:space="preserve">Тексты норм: </w:t>
+      </w:r>
+      <w:hyperlink w:history="1" r:id="rIdqkr-uyq1q6h4uhugsteok">
+        <w:r>
+          <w:rPr>
+            <w:rFonts w:ascii="Arial" w:cs="Arial" w:eastAsia="Arial" w:hAnsi="Arial"/>
+            <w:color w:val="0563C1"/>
+            <w:sz w:val="18"/>
+            <w:szCs w:val="18"/>
+            <w:u w:val="single"/>
+          </w:rPr>
+          <w:t xml:space="preserve">ст. 5 закона № 307-ФЗ</w:t>
+        </w:r>
+      </w:hyperlink>
+      <w:r>
+        <w:rPr>
+          <w:rFonts w:ascii="Arial" w:cs="Arial" w:eastAsia="Arial" w:hAnsi="Arial"/>
+          <w:color w:val="666666"/>
+          <w:sz w:val="18"/>
+          <w:szCs w:val="18"/>
+        </w:rPr>
+        <w:t xml:space="preserve">  ·  </w:t>
+      </w:r>
+      <w:hyperlink w:history="1" r:id="rIdpzzqlol3mtlmigw0dnopk">
+        <w:r>
+          <w:rPr>
+            <w:rFonts w:ascii="Arial" w:cs="Arial" w:eastAsia="Arial" w:hAnsi="Arial"/>
+            <w:color w:val="0563C1"/>
+            <w:sz w:val="18"/>
+            <w:szCs w:val="18"/>
+            <w:u w:val="single"/>
+          </w:rPr>
+          <w:t xml:space="preserve">п. 4 ст. 89 НК РФ</w:t>
+        </w:r>
+      </w:hyperlink>
+      <w:r>
+        <w:rPr>
+          <w:rFonts w:ascii="Arial" w:cs="Arial" w:eastAsia="Arial" w:hAnsi="Arial"/>
+          <w:color w:val="666666"/>
+          <w:sz w:val="18"/>
+          <w:szCs w:val="18"/>
+        </w:rPr>
+        <w:t xml:space="preserve">  ·  </w:t>
+      </w:r>
+      <w:hyperlink w:history="1" r:id="rIdnzblidfkhh_hcbkpclwmd">
+        <w:r>
+          <w:rPr>
+            <w:rFonts w:ascii="Arial" w:cs="Arial" w:eastAsia="Arial" w:hAnsi="Arial"/>
+            <w:color w:val="0563C1"/>
+            <w:sz w:val="18"/>
+            <w:szCs w:val="18"/>
+            <w:u w:val="single"/>
+          </w:rPr>
+          <w:t xml:space="preserve">ст. 122 НК РФ</w:t>
+        </w:r>
+      </w:hyperlink>
+    </w:p>
+    <w:p>
+      <w:pPr>
+        <w:shd w:fill="D9EAD3" w:color="auto" w:val="clear"/>
+        <w:spacing w:after="120" w:line="300"/>
+      </w:pPr>
+      <w:r>
+        <w:rPr>
+          <w:rFonts w:ascii="Times New Roman" w:cs="Times New Roman" w:eastAsia="Times New Roman" w:hAnsi="Times New Roman"/>
+          <w:b w:val="false"/>
+          <w:bCs w:val="false"/>
+          <w:sz w:val="18"/>
+          <w:szCs w:val="18"/>
+        </w:rPr>
+        <w:t xml:space="preserve">Фактура сверена 27.10.2026. Внешние ссылки на странице сайта закрыть: rel="nofollow noindex".</w:t>
       </w:r>
     </w:p>
     <w:p>
@@ -3012,7 +3114,30 @@
           <w:sz w:val="18"/>
           <w:szCs w:val="18"/>
         </w:rPr>
-        <w:t xml:space="preserve">Слова «инициативный аудит» сделать ссылкой на /finansoviy-konsalting/initsiativnyy-audit-bukhgalterii/. Контактов в призыве нет — так принято в статьях на сайт.</w:t>
+        <w:t xml:space="preserve">Слова «инициативный аудит» сделать ссылкой на </w:t>
+      </w:r>
+      <w:hyperlink w:history="1" r:id="rIdiwxtcn2hobvtufkexkuh8">
+        <w:r>
+          <w:rPr>
+            <w:rFonts w:ascii="Arial" w:cs="Arial" w:eastAsia="Arial" w:hAnsi="Arial"/>
+            <w:color w:val="0563C1"/>
+            <w:sz w:val="18"/>
+            <w:szCs w:val="18"/>
+            <w:u w:val="single"/>
+          </w:rPr>
+          <w:t xml:space="preserve">/finansoviy-konsalting/initsiativnyy-audit-bukhgalterii/</w:t>
+        </w:r>
+      </w:hyperlink>
+      <w:r>
+        <w:rPr>
+          <w:rFonts w:ascii="Arial" w:cs="Arial" w:eastAsia="Arial" w:hAnsi="Arial"/>
+          <w:i/>
+          <w:iCs/>
+          <w:color w:val="666666"/>
+          <w:sz w:val="18"/>
+          <w:szCs w:val="18"/>
+        </w:rPr>
+        <w:t xml:space="preserve">. Контактов в призыве нет — так принято в статьях на сайт.</w:t>
       </w:r>
     </w:p>
     <w:p>

--- a/05-content/articles/proverka-buhgalterii/statya-1-proverka-buhgalterii.docx
+++ b/05-content/articles/proverka-buhgalterii/statya-1-proverka-buhgalterii.docx
@@ -15,41 +15,6 @@
           <w:szCs w:val="32"/>
         </w:rPr>
         <w:t xml:space="preserve">Как проверить свою бухгалтерию — доработка статьи</w:t>
-      </w:r>
-    </w:p>
-    <w:p>
-      <w:pPr>
-        <w:spacing w:after="240"/>
-      </w:pPr>
-      <w:r>
-        <w:rPr>
-          <w:rFonts w:ascii="Arial" w:cs="Arial" w:eastAsia="Arial" w:hAnsi="Arial"/>
-          <w:color w:val="666666"/>
-          <w:sz w:val="18"/>
-          <w:szCs w:val="18"/>
-        </w:rPr>
-        <w:t xml:space="preserve">Исходная статья: </w:t>
-      </w:r>
-      <w:hyperlink w:history="1" r:id="rId8dmgbz-rdtoptydrkepzu">
-        <w:r>
-          <w:rPr>
-            <w:rFonts w:ascii="Arial" w:cs="Arial" w:eastAsia="Arial" w:hAnsi="Arial"/>
-            <w:color w:val="0563C1"/>
-            <w:sz w:val="18"/>
-            <w:szCs w:val="18"/>
-            <w:u w:val="single"/>
-          </w:rPr>
-          <w:t xml:space="preserve">1-plus-1.ru/news/kak-proverit-svoyu-bukhgalteriyu/</w:t>
-        </w:r>
-      </w:hyperlink>
-      <w:r>
-        <w:rPr>
-          <w:rFonts w:ascii="Arial" w:cs="Arial" w:eastAsia="Arial" w:hAnsi="Arial"/>
-          <w:color w:val="666666"/>
-          <w:sz w:val="18"/>
-          <w:szCs w:val="18"/>
-        </w:rPr>
-        <w:t xml:space="preserve"> от 28.11.2023. ТЗ от 27.10.2026, пункт 1 из 8. Фактура сверена 27.10.2026.</w:t>
       </w:r>
     </w:p>
     <w:p>
@@ -2267,7 +2232,7 @@
         </w:rPr>
         <w:t xml:space="preserve">Слова «об ошибках бухгалтера» сделать ссылкой на </w:t>
       </w:r>
-      <w:hyperlink w:history="1" r:id="rIdwzypvosyyhocwpfnsktw2">
+      <w:hyperlink w:history="1" r:id="rId0drito_9rhb6zge2jy-8t">
         <w:r>
           <w:rPr>
             <w:rFonts w:ascii="Arial" w:cs="Arial" w:eastAsia="Arial" w:hAnsi="Arial"/>
@@ -2987,7 +2952,7 @@
         </w:rPr>
         <w:t xml:space="preserve">Тексты норм: </w:t>
       </w:r>
-      <w:hyperlink w:history="1" r:id="rIdqkr-uyq1q6h4uhugsteok">
+      <w:hyperlink w:history="1" r:id="rIde-wn_jrtrvipsy6aknxsl">
         <w:r>
           <w:rPr>
             <w:rFonts w:ascii="Arial" w:cs="Arial" w:eastAsia="Arial" w:hAnsi="Arial"/>
@@ -3008,7 +2973,7 @@
         </w:rPr>
         <w:t xml:space="preserve">  ·  </w:t>
       </w:r>
-      <w:hyperlink w:history="1" r:id="rIdpzzqlol3mtlmigw0dnopk">
+      <w:hyperlink w:history="1" r:id="rIdmobwxzufgamvbjzap1kt_">
         <w:r>
           <w:rPr>
             <w:rFonts w:ascii="Arial" w:cs="Arial" w:eastAsia="Arial" w:hAnsi="Arial"/>
@@ -3029,7 +2994,7 @@
         </w:rPr>
         <w:t xml:space="preserve">  ·  </w:t>
       </w:r>
-      <w:hyperlink w:history="1" r:id="rIdnzblidfkhh_hcbkpclwmd">
+      <w:hyperlink w:history="1" r:id="rIdytfhjsdcnbujp3hkbtmad">
         <w:r>
           <w:rPr>
             <w:rFonts w:ascii="Arial" w:cs="Arial" w:eastAsia="Arial" w:hAnsi="Arial"/>
@@ -3116,7 +3081,7 @@
         </w:rPr>
         <w:t xml:space="preserve">Слова «инициативный аудит» сделать ссылкой на </w:t>
       </w:r>
-      <w:hyperlink w:history="1" r:id="rIdiwxtcn2hobvtufkexkuh8">
+      <w:hyperlink w:history="1" r:id="rIds4hkwrnl1zkmozpppetkt">
         <w:r>
           <w:rPr>
             <w:rFonts w:ascii="Arial" w:cs="Arial" w:eastAsia="Arial" w:hAnsi="Arial"/>

--- a/05-content/articles/proverka-buhgalterii/statya-1-proverka-buhgalterii.docx
+++ b/05-content/articles/proverka-buhgalterii/statya-1-proverka-buhgalterii.docx
@@ -11,21 +11,6 @@
           <w:rFonts w:ascii="Arial" w:cs="Arial" w:eastAsia="Arial" w:hAnsi="Arial"/>
           <w:b/>
           <w:bCs/>
-          <w:sz w:val="32"/>
-          <w:szCs w:val="32"/>
-        </w:rPr>
-        <w:t xml:space="preserve">Как проверить свою бухгалтерию — доработка статьи</w:t>
-      </w:r>
-    </w:p>
-    <w:p>
-      <w:pPr>
-        <w:spacing w:after="120"/>
-      </w:pPr>
-      <w:r>
-        <w:rPr>
-          <w:rFonts w:ascii="Arial" w:cs="Arial" w:eastAsia="Arial" w:hAnsi="Arial"/>
-          <w:b/>
-          <w:bCs/>
           <w:sz w:val="24"/>
           <w:szCs w:val="24"/>
         </w:rPr>
@@ -70,7 +55,7 @@
           <w:sz w:val="20"/>
           <w:szCs w:val="20"/>
         </w:rPr>
-        <w:t xml:space="preserve">   Жёлтый — исправлено по первоисточнику: в статье был неверный факт. Под каждым таким местом указан закон.</w:t>
+        <w:t xml:space="preserve">   Жёлтый — исправлено по первоисточнику: факт устарел или был неверен. Под каждым таким местом указан документ.</w:t>
       </w:r>
     </w:p>
     <w:p>
@@ -89,7 +74,7 @@
     </w:p>
     <w:p>
       <w:pPr>
-        <w:spacing w:after="300"/>
+        <w:spacing w:after="260"/>
       </w:pPr>
       <w:r>
         <w:rPr>
@@ -113,6 +98,67 @@
     </w:p>
     <w:p>
       <w:pPr>
+        <w:spacing w:after="200"/>
+      </w:pPr>
+      <w:r>
+        <w:rPr>
+          <w:rFonts w:ascii="Arial" w:cs="Arial" w:eastAsia="Arial" w:hAnsi="Arial"/>
+          <w:b/>
+          <w:bCs/>
+          <w:sz w:val="32"/>
+          <w:szCs w:val="32"/>
+        </w:rPr>
+        <w:t xml:space="preserve">Как проверить свою бухгалтерию: инициативный аудит и что он выявляет</w:t>
+      </w:r>
+    </w:p>
+    <w:p>
+      <w:pPr>
+        <w:spacing w:after="240"/>
+      </w:pPr>
+      <w:r>
+        <w:rPr>
+          <w:rFonts w:ascii="Arial" w:cs="Arial" w:eastAsia="Arial" w:hAnsi="Arial"/>
+          <w:b w:val="false"/>
+          <w:bCs w:val="false"/>
+          <w:i w:val="false"/>
+          <w:iCs w:val="false"/>
+          <w:color w:val="666666"/>
+          <w:sz w:val="18"/>
+          <w:szCs w:val="18"/>
+        </w:rPr>
+        <w:t xml:space="preserve">Дорабатываем статью: </w:t>
+      </w:r>
+      <w:hyperlink w:history="1" r:id="rIdldfj6ixfmab36tw9bl2uj">
+        <w:r>
+          <w:rPr>
+            <w:rFonts w:ascii="Arial" w:cs="Arial" w:eastAsia="Arial" w:hAnsi="Arial"/>
+            <w:color w:val="0563C1"/>
+            <w:sz w:val="18"/>
+            <w:szCs w:val="18"/>
+            <w:u w:val="single"/>
+          </w:rPr>
+          <w:t xml:space="preserve">1-plus-1.ru/news/kak-proverit-svoyu-bukhgalteriyu/</w:t>
+        </w:r>
+      </w:hyperlink>
+    </w:p>
+    <w:p>
+      <w:pPr>
+        <w:spacing w:after="120" w:before="300"/>
+      </w:pPr>
+      <w:r>
+        <w:rPr>
+          <w:rFonts w:ascii="Arial" w:cs="Arial" w:eastAsia="Arial" w:hAnsi="Arial"/>
+          <w:b/>
+          <w:bCs/>
+          <w:color w:val="1F3864"/>
+          <w:sz w:val="26"/>
+          <w:szCs w:val="26"/>
+        </w:rPr>
+        <w:t xml:space="preserve">Коротко</w:t>
+      </w:r>
+    </w:p>
+    <w:p>
+      <w:pPr>
         <w:shd w:fill="D9EAD3" w:color="auto" w:val="clear"/>
         <w:spacing w:after="40" w:before="160"/>
       </w:pPr>
@@ -131,45 +177,15 @@
     <w:p>
       <w:pPr>
         <w:shd w:fill="D9EAD3" w:color="auto" w:val="clear"/>
-        <w:spacing w:after="80"/>
-      </w:pPr>
-      <w:r>
-        <w:rPr>
-          <w:rFonts w:ascii="Arial" w:cs="Arial" w:eastAsia="Arial" w:hAnsi="Arial"/>
-          <w:b/>
-          <w:bCs/>
-          <w:sz w:val="30"/>
-          <w:szCs w:val="30"/>
-        </w:rPr>
-        <w:t xml:space="preserve">Как проверить свою бухгалтерию: инициативный аудит и что он выявляет</w:t>
-      </w:r>
-    </w:p>
-    <w:p>
-      <w:pPr>
-        <w:shd w:fill="D9EAD3" w:color="auto" w:val="clear"/>
-        <w:spacing w:after="120" w:line="300"/>
-      </w:pPr>
-      <w:r>
-        <w:rPr>
-          <w:rFonts w:ascii="Times New Roman" w:cs="Times New Roman" w:eastAsia="Times New Roman" w:hAnsi="Times New Roman"/>
-          <w:b w:val="false"/>
-          <w:bCs w:val="false"/>
-          <w:sz w:val="18"/>
-          <w:szCs w:val="18"/>
-        </w:rPr>
-        <w:t xml:space="preserve">Прежний заголовок: «Как проверить свою бухгалтерию». Дополнен под ключи «инициативный аудит» и «проверка бухгалтерии», смысл не изменился. Адрес страницы сохраняется.</w:t>
-      </w:r>
-    </w:p>
-    <w:p>
-      <w:pPr>
-        <w:shd w:fill="D9EAD3" w:color="auto" w:val="clear"/>
-        <w:spacing w:after="120" w:line="300"/>
-      </w:pPr>
-      <w:r>
-        <w:rPr>
-          <w:rFonts w:ascii="Times New Roman" w:cs="Times New Roman" w:eastAsia="Times New Roman" w:hAnsi="Times New Roman"/>
-          <w:b w:val="false"/>
-          <w:bCs w:val="false"/>
+        <w:spacing w:after="140" w:line="300"/>
+      </w:pPr>
+      <w:r>
+        <w:rPr>
+          <w:rFonts w:ascii="Times New Roman" w:cs="Times New Roman" w:eastAsia="Times New Roman" w:hAnsi="Times New Roman"/>
+          <w:b w:val="false"/>
+          <w:bCs w:val="false"/>
+          <w:i w:val="false"/>
+          <w:iCs w:val="false"/>
           <w:sz w:val="22"/>
           <w:szCs w:val="22"/>
         </w:rPr>
@@ -178,109 +194,129 @@
     </w:p>
     <w:p>
       <w:pPr>
-        <w:pStyle w:val="Heading2"/>
-        <w:spacing w:after="140" w:before="280"/>
-      </w:pPr>
-      <w:r>
-        <w:t xml:space="preserve">Коротко</w:t>
-      </w:r>
-    </w:p>
-    <w:p>
-      <w:pPr>
-        <w:shd w:fill="D9EAD3" w:color="auto" w:val="clear"/>
-        <w:spacing w:after="40" w:before="160"/>
-      </w:pPr>
-      <w:r>
-        <w:rPr>
-          <w:rFonts w:ascii="Arial" w:cs="Arial" w:eastAsia="Arial" w:hAnsi="Arial"/>
-          <w:b/>
-          <w:bCs/>
-          <w:color w:val="444444"/>
-          <w:sz w:val="16"/>
-          <w:szCs w:val="16"/>
-        </w:rPr>
-        <w:t xml:space="preserve">▌ДОБАВЛЕНО ПО ТЗ</w:t>
-      </w:r>
-    </w:p>
-    <w:p>
-      <w:pPr>
-        <w:shd w:fill="D9EAD3" w:color="auto" w:val="clear"/>
-        <w:spacing w:after="120" w:line="300"/>
-      </w:pPr>
-      <w:r>
-        <w:rPr>
-          <w:rFonts w:ascii="Times New Roman" w:cs="Times New Roman" w:eastAsia="Times New Roman" w:hAnsi="Times New Roman"/>
-          <w:b w:val="false"/>
-          <w:bCs w:val="false"/>
-          <w:sz w:val="22"/>
-          <w:szCs w:val="22"/>
-        </w:rPr>
-        <w:t xml:space="preserve">Проверка бухгалтерии — это оценка того, в каком состоянии бухгалтерский и налоговый учёт компании на самом деле. Руководитель может сделать первичную оценку сам, но полную картину даёт инициативный аудит — добровольная проверка, которую компания заказывает по своему решению, а не по требованию закона.</w:t>
-      </w:r>
-    </w:p>
-    <w:p>
-      <w:pPr>
-        <w:shd w:fill="D9EAD3" w:color="auto" w:val="clear"/>
-        <w:spacing w:after="120" w:line="300"/>
-      </w:pPr>
-      <w:r>
-        <w:rPr>
-          <w:rFonts w:ascii="Times New Roman" w:cs="Times New Roman" w:eastAsia="Times New Roman" w:hAnsi="Times New Roman"/>
-          <w:b w:val="false"/>
-          <w:bCs w:val="false"/>
-          <w:sz w:val="22"/>
-          <w:szCs w:val="22"/>
-        </w:rPr>
-        <w:t xml:space="preserve">Чем инициативный аудит отличается от обязательного. Обязательный проводится ежегодно и только аудиторскими организациями, период и перечень вопросов в нём заданы законом. Инициативный гибче: вы сами определяете период и круг вопросов.</w:t>
-      </w:r>
-    </w:p>
-    <w:p>
-      <w:pPr>
-        <w:spacing w:after="160"/>
-        <w:ind w:left="200"/>
-      </w:pPr>
-      <w:r>
-        <w:rPr>
-          <w:rFonts w:ascii="Arial" w:cs="Arial" w:eastAsia="Arial" w:hAnsi="Arial"/>
+        <w:shd w:fill="D9EAD3" w:color="auto" w:val="clear"/>
+        <w:spacing w:after="140"/>
+      </w:pPr>
+      <w:r>
+        <w:rPr>
+          <w:rFonts w:ascii="Arial" w:cs="Arial" w:eastAsia="Arial" w:hAnsi="Arial"/>
+          <w:b w:val="false"/>
+          <w:bCs w:val="false"/>
           <w:i/>
           <w:iCs/>
           <w:color w:val="666666"/>
           <w:sz w:val="18"/>
           <w:szCs w:val="18"/>
         </w:rPr>
-        <w:t xml:space="preserve">Источник: ч. 2 и ч. 3 ст. 5 Федерального закона от 30.12.2008 № 307-ФЗ «Об аудиторской деятельности»</w:t>
-      </w:r>
-    </w:p>
-    <w:p>
-      <w:pPr>
-        <w:shd w:fill="D9EAD3" w:color="auto" w:val="clear"/>
-        <w:spacing w:after="120" w:line="300"/>
-      </w:pPr>
-      <w:r>
-        <w:rPr>
-          <w:rFonts w:ascii="Times New Roman" w:cs="Times New Roman" w:eastAsia="Times New Roman" w:hAnsi="Times New Roman"/>
-          <w:b w:val="false"/>
-          <w:bCs w:val="false"/>
-          <w:sz w:val="22"/>
-          <w:szCs w:val="22"/>
-        </w:rPr>
-        <w:t xml:space="preserve">Когда проводить. В любое время, но удобнее перед сдачей годовой бухгалтерской отчётности или в конце года — чтобы у бухгалтерии осталось время исправить найденное.</w:t>
-      </w:r>
-    </w:p>
-    <w:p>
-      <w:pPr>
-        <w:shd w:fill="D9EAD3" w:color="auto" w:val="clear"/>
-        <w:spacing w:after="120" w:line="300"/>
-      </w:pPr>
-      <w:r>
-        <w:rPr>
-          <w:rFonts w:ascii="Times New Roman" w:cs="Times New Roman" w:eastAsia="Times New Roman" w:hAnsi="Times New Roman"/>
-          <w:b w:val="false"/>
-          <w:bCs w:val="false"/>
-          <w:sz w:val="22"/>
-          <w:szCs w:val="22"/>
-        </w:rPr>
-        <w:t xml:space="preserve">Зачем. Налоговая вправе проверить три года назад. Всё, что бухгалтерия сделала за это время, остаётся зоной риска компании, и узнать о проблеме лучше раньше инспекции.</w:t>
+        <w:t xml:space="preserve">Пересчитано по итоговому тексту: статья стала длиннее исходной.</w:t>
+      </w:r>
+    </w:p>
+    <w:p>
+      <w:pPr>
+        <w:shd w:fill="D9EAD3" w:color="auto" w:val="clear"/>
+        <w:spacing w:after="140" w:line="300"/>
+      </w:pPr>
+      <w:r>
+        <w:rPr>
+          <w:rFonts w:ascii="Times New Roman" w:cs="Times New Roman" w:eastAsia="Times New Roman" w:hAnsi="Times New Roman"/>
+          <w:b w:val="false"/>
+          <w:bCs w:val="false"/>
+          <w:i w:val="false"/>
+          <w:iCs w:val="false"/>
+          <w:sz w:val="22"/>
+          <w:szCs w:val="22"/>
+        </w:rPr>
+        <w:t xml:space="preserve">Проверка бухгалтерии — это оценка того, в каком состоянии бухгалтерский и налоговый учёт компании на самом деле. Руководитель может сделать первичную оценку сам, но полную картину даёт инициативный аудит — добровольная проверка, которую компания заказывает по своему решению, а не по требованию закона.</w:t>
+      </w:r>
+    </w:p>
+    <w:p>
+      <w:pPr>
+        <w:shd w:fill="D9EAD3" w:color="auto" w:val="clear"/>
+        <w:spacing w:after="140" w:line="300"/>
+      </w:pPr>
+      <w:r>
+        <w:rPr>
+          <w:rFonts w:ascii="Times New Roman" w:cs="Times New Roman" w:eastAsia="Times New Roman" w:hAnsi="Times New Roman"/>
+          <w:b/>
+          <w:bCs/>
+          <w:i w:val="false"/>
+          <w:iCs w:val="false"/>
+          <w:sz w:val="22"/>
+          <w:szCs w:val="22"/>
+        </w:rPr>
+        <w:t xml:space="preserve">Чем инициативный аудит отличается от обязательного.</w:t>
+      </w:r>
+      <w:r>
+        <w:rPr>
+          <w:rFonts w:ascii="Times New Roman" w:cs="Times New Roman" w:eastAsia="Times New Roman" w:hAnsi="Times New Roman"/>
+          <w:b w:val="false"/>
+          <w:bCs w:val="false"/>
+          <w:i w:val="false"/>
+          <w:iCs w:val="false"/>
+          <w:sz w:val="22"/>
+          <w:szCs w:val="22"/>
+        </w:rPr>
+        <w:t xml:space="preserve"> Обязательный проводится ежегодно и только аудиторскими организациями, период и перечень вопросов в нём заданы законом. Инициативный гибче: вы сами определяете период и круг вопросов.</w:t>
+      </w:r>
+    </w:p>
+    <w:p>
+      <w:pPr>
+        <w:shd w:fill="D9EAD3" w:color="auto" w:val="clear"/>
+        <w:spacing w:after="140" w:line="300"/>
+      </w:pPr>
+      <w:r>
+        <w:rPr>
+          <w:rFonts w:ascii="Times New Roman" w:cs="Times New Roman" w:eastAsia="Times New Roman" w:hAnsi="Times New Roman"/>
+          <w:b/>
+          <w:bCs/>
+          <w:i w:val="false"/>
+          <w:iCs w:val="false"/>
+          <w:sz w:val="22"/>
+          <w:szCs w:val="22"/>
+        </w:rPr>
+        <w:t xml:space="preserve">Когда проводить.</w:t>
+      </w:r>
+      <w:r>
+        <w:rPr>
+          <w:rFonts w:ascii="Times New Roman" w:cs="Times New Roman" w:eastAsia="Times New Roman" w:hAnsi="Times New Roman"/>
+          <w:b w:val="false"/>
+          <w:bCs w:val="false"/>
+          <w:i w:val="false"/>
+          <w:iCs w:val="false"/>
+          <w:sz w:val="22"/>
+          <w:szCs w:val="22"/>
+        </w:rPr>
+        <w:t xml:space="preserve"> В любое время, но удобнее перед сдачей годовой бухгалтерской отчётности или в конце года — чтобы у бухгалтерии осталось время исправить найденное.</w:t>
+      </w:r>
+    </w:p>
+    <w:p>
+      <w:pPr>
+        <w:shd w:fill="D9EAD3" w:color="auto" w:val="clear"/>
+        <w:spacing w:after="140" w:line="300"/>
+      </w:pPr>
+      <w:r>
+        <w:rPr>
+          <w:rFonts w:ascii="Times New Roman" w:cs="Times New Roman" w:eastAsia="Times New Roman" w:hAnsi="Times New Roman"/>
+          <w:b/>
+          <w:bCs/>
+          <w:i w:val="false"/>
+          <w:iCs w:val="false"/>
+          <w:sz w:val="22"/>
+          <w:szCs w:val="22"/>
+        </w:rPr>
+        <w:t xml:space="preserve">Зачем.</w:t>
+      </w:r>
+      <w:r>
+        <w:rPr>
+          <w:rFonts w:ascii="Times New Roman" w:cs="Times New Roman" w:eastAsia="Times New Roman" w:hAnsi="Times New Roman"/>
+          <w:b w:val="false"/>
+          <w:bCs w:val="false"/>
+          <w:i w:val="false"/>
+          <w:iCs w:val="false"/>
+          <w:sz w:val="22"/>
+          <w:szCs w:val="22"/>
+        </w:rPr>
+        <w:t xml:space="preserve"> Налоговая вправе проверить три года назад. Всё, что бухгалтерия сделала за это время, остаётся зоной риска компании, и узнать о проблеме лучше раньше инспекции.</w:t>
       </w:r>
     </w:p>
     <w:p>
@@ -291,27 +327,53 @@
       <w:r>
         <w:rPr>
           <w:rFonts w:ascii="Arial" w:cs="Arial" w:eastAsia="Arial" w:hAnsi="Arial"/>
+          <w:b w:val="false"/>
+          <w:bCs w:val="false"/>
           <w:i/>
           <w:iCs/>
           <w:color w:val="666666"/>
           <w:sz w:val="18"/>
           <w:szCs w:val="18"/>
         </w:rPr>
-        <w:t xml:space="preserve">Источник: п. 4 ст. 89 НК РФ</w:t>
-      </w:r>
-    </w:p>
-    <w:p>
-      <w:pPr>
-        <w:pStyle w:val="Heading2"/>
-        <w:spacing w:after="140" w:before="280"/>
-      </w:pPr>
-      <w:r>
-        <w:t xml:space="preserve">Содержание</w:t>
-      </w:r>
-    </w:p>
-    <w:p>
-      <w:pPr>
-        <w:shd w:fill="D9EAD3" w:color="auto" w:val="clear"/>
+        <w:t xml:space="preserve">Источник: ч. 2 и ч. 3 ст. 5 Федерального закона от 30.12.2008 № 307-ФЗ; п. 4 ст. 89 НК РФ</w:t>
+      </w:r>
+    </w:p>
+    <w:p>
+      <w:pPr>
+        <w:spacing w:after="120" w:before="300"/>
+      </w:pPr>
+      <w:r>
+        <w:rPr>
+          <w:rFonts w:ascii="Arial" w:cs="Arial" w:eastAsia="Arial" w:hAnsi="Arial"/>
+          <w:b/>
+          <w:bCs/>
+          <w:color w:val="1F3864"/>
+          <w:sz w:val="26"/>
+          <w:szCs w:val="26"/>
+        </w:rPr>
+        <w:t xml:space="preserve">Зачем проверять работу бухгалтерии</w:t>
+      </w:r>
+    </w:p>
+    <w:p>
+      <w:pPr>
+        <w:spacing w:after="140" w:line="300"/>
+      </w:pPr>
+      <w:r>
+        <w:rPr>
+          <w:rFonts w:ascii="Times New Roman" w:cs="Times New Roman" w:eastAsia="Times New Roman" w:hAnsi="Times New Roman"/>
+          <w:b w:val="false"/>
+          <w:bCs w:val="false"/>
+          <w:i w:val="false"/>
+          <w:iCs w:val="false"/>
+          <w:sz w:val="22"/>
+          <w:szCs w:val="22"/>
+        </w:rPr>
+        <w:t xml:space="preserve">Мы видим из практики, что руководитель компании далеко не всегда владеет объективной информацией о состоянии дел в своей бухгалтерии или налогах.</w:t>
+      </w:r>
+    </w:p>
+    <w:p>
+      <w:pPr>
+        <w:shd w:fill="DEEAF6" w:color="auto" w:val="clear"/>
         <w:spacing w:after="40" w:before="160"/>
       </w:pPr>
       <w:r>
@@ -323,7 +385,116 @@
           <w:sz w:val="16"/>
           <w:szCs w:val="16"/>
         </w:rPr>
+        <w:t xml:space="preserve">▌ПРАВКА ЯЗЫКА</w:t>
+      </w:r>
+    </w:p>
+    <w:p>
+      <w:pPr>
+        <w:shd w:fill="DEEAF6" w:color="auto" w:val="clear"/>
+        <w:spacing w:after="140" w:line="300"/>
+      </w:pPr>
+      <w:r>
+        <w:rPr>
+          <w:rFonts w:ascii="Times New Roman" w:cs="Times New Roman" w:eastAsia="Times New Roman" w:hAnsi="Times New Roman"/>
+          <w:b w:val="false"/>
+          <w:bCs w:val="false"/>
+          <w:i w:val="false"/>
+          <w:iCs w:val="false"/>
+          <w:sz w:val="22"/>
+          <w:szCs w:val="22"/>
+        </w:rPr>
+        <w:t xml:space="preserve">Самый распространённый случай — когда предприниматель и сам понимает, что процессы идут не так, как хотелось бы: о налогах к уплате ему сообщают поздно или задним числом, суммы кажутся слишком высокими, из налоговой постоянно приходят требования с пенями и штрафами, а главбуху, похоже, не хватает квалификации, чтобы выстроить процесс или решить сложную задачу.</w:t>
+      </w:r>
+    </w:p>
+    <w:p>
+      <w:pPr>
+        <w:shd w:fill="DEEAF6" w:color="auto" w:val="clear"/>
+        <w:spacing w:after="140"/>
+      </w:pPr>
+      <w:r>
+        <w:rPr>
+          <w:rFonts w:ascii="Arial" w:cs="Arial" w:eastAsia="Arial" w:hAnsi="Arial"/>
+          <w:b w:val="false"/>
+          <w:bCs w:val="false"/>
+          <w:i/>
+          <w:iCs/>
+          <w:color w:val="666666"/>
+          <w:sz w:val="18"/>
+          <w:szCs w:val="18"/>
+        </w:rPr>
+        <w:t xml:space="preserve">Абзац исходной статьи, разбит на части для читаемости. Смысл и все перечисленные признаки сохранены.</w:t>
+      </w:r>
+    </w:p>
+    <w:p>
+      <w:pPr>
+        <w:shd w:fill="DEEAF6" w:color="auto" w:val="clear"/>
+        <w:spacing w:after="140" w:line="300"/>
+      </w:pPr>
+      <w:r>
+        <w:rPr>
+          <w:rFonts w:ascii="Times New Roman" w:cs="Times New Roman" w:eastAsia="Times New Roman" w:hAnsi="Times New Roman"/>
+          <w:b w:val="false"/>
+          <w:bCs w:val="false"/>
+          <w:i w:val="false"/>
+          <w:iCs w:val="false"/>
+          <w:sz w:val="22"/>
+          <w:szCs w:val="22"/>
+        </w:rPr>
+        <w:t xml:space="preserve">Но опаснее другая ситуация: предприниматель уверен, что в бухгалтерии всё хорошо. Сумма налогов его устраивает — а это само по себе тревожный сигнал. Активный главбух решает большинство вопросов сам, но делает это не вполне грамотно, и до поры до времени ничего не всплывает.</w:t>
+      </w:r>
+    </w:p>
+    <w:p>
+      <w:pPr>
+        <w:shd w:fill="DEEAF6" w:color="auto" w:val="clear"/>
+        <w:spacing w:after="140"/>
+      </w:pPr>
+      <w:r>
+        <w:rPr>
+          <w:rFonts w:ascii="Arial" w:cs="Arial" w:eastAsia="Arial" w:hAnsi="Arial"/>
+          <w:b w:val="false"/>
+          <w:bCs w:val="false"/>
+          <w:i/>
+          <w:iCs/>
+          <w:color w:val="666666"/>
+          <w:sz w:val="18"/>
+          <w:szCs w:val="18"/>
+        </w:rPr>
+        <w:t xml:space="preserve">Было: «а это само по себе опасный маячок!». Стало «тревожный сигнал» — ходовой оборот вместо разговорного.</w:t>
+      </w:r>
+    </w:p>
+    <w:p>
+      <w:pPr>
+        <w:shd w:fill="D9EAD3" w:color="auto" w:val="clear"/>
+        <w:spacing w:after="40" w:before="160"/>
+      </w:pPr>
+      <w:r>
+        <w:rPr>
+          <w:rFonts w:ascii="Arial" w:cs="Arial" w:eastAsia="Arial" w:hAnsi="Arial"/>
+          <w:b/>
+          <w:bCs/>
+          <w:color w:val="444444"/>
+          <w:sz w:val="16"/>
+          <w:szCs w:val="16"/>
+        </w:rPr>
         <w:t xml:space="preserve">▌ДОБАВЛЕНО ПО ТЗ</w:t>
+      </w:r>
+    </w:p>
+    <w:p>
+      <w:pPr>
+        <w:shd w:fill="D9EAD3" w:color="auto" w:val="clear"/>
+        <w:spacing w:after="140" w:line="300"/>
+      </w:pPr>
+      <w:r>
+        <w:rPr>
+          <w:rFonts w:ascii="Times New Roman" w:cs="Times New Roman" w:eastAsia="Times New Roman" w:hAnsi="Times New Roman"/>
+          <w:b w:val="false"/>
+          <w:bCs w:val="false"/>
+          <w:i w:val="false"/>
+          <w:iCs w:val="false"/>
+          <w:sz w:val="22"/>
+          <w:szCs w:val="22"/>
+        </w:rPr>
+        <w:t xml:space="preserve">Вот почему проверка работы бухгалтерии нужна и тогда, когда жалоб нет. Регулярный контроль состояния учёта помогает увидеть:</w:t>
       </w:r>
     </w:p>
     <w:p>
@@ -339,10 +510,26 @@
       <w:r>
         <w:rPr>
           <w:rFonts w:ascii="Times New Roman" w:cs="Times New Roman" w:eastAsia="Times New Roman" w:hAnsi="Times New Roman"/>
-          <w:sz w:val="22"/>
-          <w:szCs w:val="22"/>
-        </w:rPr>
-        <w:t xml:space="preserve">Зачем проверять работу бухгалтерии</w:t>
+          <w:b/>
+          <w:bCs/>
+          <w:i w:val="false"/>
+          <w:iCs w:val="false"/>
+          <w:sz w:val="22"/>
+          <w:szCs w:val="22"/>
+        </w:rPr>
+        <w:t xml:space="preserve">налоговые риски</w:t>
+      </w:r>
+      <w:r>
+        <w:rPr>
+          <w:rFonts w:ascii="Times New Roman" w:cs="Times New Roman" w:eastAsia="Times New Roman" w:hAnsi="Times New Roman"/>
+          <w:b w:val="false"/>
+          <w:bCs w:val="false"/>
+          <w:i w:val="false"/>
+          <w:iCs w:val="false"/>
+          <w:sz w:val="22"/>
+          <w:szCs w:val="22"/>
+        </w:rPr>
+        <w:t xml:space="preserve"> — что именно инспекция может доначислить и за какой период;</w:t>
       </w:r>
     </w:p>
     <w:p>
@@ -358,10 +545,26 @@
       <w:r>
         <w:rPr>
           <w:rFonts w:ascii="Times New Roman" w:cs="Times New Roman" w:eastAsia="Times New Roman" w:hAnsi="Times New Roman"/>
-          <w:sz w:val="22"/>
-          <w:szCs w:val="22"/>
-        </w:rPr>
-        <w:t xml:space="preserve">Что такое инициативный аудит</w:t>
+          <w:b/>
+          <w:bCs/>
+          <w:i w:val="false"/>
+          <w:iCs w:val="false"/>
+          <w:sz w:val="22"/>
+          <w:szCs w:val="22"/>
+        </w:rPr>
+        <w:t xml:space="preserve">ошибки в учёте</w:t>
+      </w:r>
+      <w:r>
+        <w:rPr>
+          <w:rFonts w:ascii="Times New Roman" w:cs="Times New Roman" w:eastAsia="Times New Roman" w:hAnsi="Times New Roman"/>
+          <w:b w:val="false"/>
+          <w:bCs w:val="false"/>
+          <w:i w:val="false"/>
+          <w:iCs w:val="false"/>
+          <w:sz w:val="22"/>
+          <w:szCs w:val="22"/>
+        </w:rPr>
+        <w:t xml:space="preserve">, которые искажают отчётность, а вместе с ней и представление собственника о прибыли и себестоимости;</w:t>
       </w:r>
     </w:p>
     <w:p>
@@ -377,10 +580,26 @@
       <w:r>
         <w:rPr>
           <w:rFonts w:ascii="Times New Roman" w:cs="Times New Roman" w:eastAsia="Times New Roman" w:hAnsi="Times New Roman"/>
-          <w:sz w:val="22"/>
-          <w:szCs w:val="22"/>
-        </w:rPr>
-        <w:t xml:space="preserve">Как провести проверку бухгалтерии</w:t>
+          <w:b/>
+          <w:bCs/>
+          <w:i w:val="false"/>
+          <w:iCs w:val="false"/>
+          <w:sz w:val="22"/>
+          <w:szCs w:val="22"/>
+        </w:rPr>
+        <w:t xml:space="preserve">нагрузку на бухгалтерию</w:t>
+      </w:r>
+      <w:r>
+        <w:rPr>
+          <w:rFonts w:ascii="Times New Roman" w:cs="Times New Roman" w:eastAsia="Times New Roman" w:hAnsi="Times New Roman"/>
+          <w:b w:val="false"/>
+          <w:bCs w:val="false"/>
+          <w:i w:val="false"/>
+          <w:iCs w:val="false"/>
+          <w:sz w:val="22"/>
+          <w:szCs w:val="22"/>
+        </w:rPr>
+        <w:t xml:space="preserve"> — хватает ли людей на объём и где теряется время;</w:t>
       </w:r>
     </w:p>
     <w:p>
@@ -396,10 +615,522 @@
       <w:r>
         <w:rPr>
           <w:rFonts w:ascii="Times New Roman" w:cs="Times New Roman" w:eastAsia="Times New Roman" w:hAnsi="Times New Roman"/>
-          <w:sz w:val="22"/>
-          <w:szCs w:val="22"/>
-        </w:rPr>
-        <w:t xml:space="preserve">Виды инициативного аудита</w:t>
+          <w:b/>
+          <w:bCs/>
+          <w:i w:val="false"/>
+          <w:iCs w:val="false"/>
+          <w:sz w:val="22"/>
+          <w:szCs w:val="22"/>
+        </w:rPr>
+        <w:t xml:space="preserve">злоупотребления</w:t>
+      </w:r>
+      <w:r>
+        <w:rPr>
+          <w:rFonts w:ascii="Times New Roman" w:cs="Times New Roman" w:eastAsia="Times New Roman" w:hAnsi="Times New Roman"/>
+          <w:b w:val="false"/>
+          <w:bCs w:val="false"/>
+          <w:i w:val="false"/>
+          <w:iCs w:val="false"/>
+          <w:sz w:val="22"/>
+          <w:szCs w:val="22"/>
+        </w:rPr>
+        <w:t xml:space="preserve"> — как со стороны сотрудников, так и со стороны партнёра по бизнесу.</w:t>
+      </w:r>
+    </w:p>
+    <w:p>
+      <w:pPr>
+        <w:shd w:fill="D9EAD3" w:color="auto" w:val="clear"/>
+        <w:spacing w:after="140" w:line="300"/>
+      </w:pPr>
+      <w:r>
+        <w:rPr>
+          <w:rFonts w:ascii="Times New Roman" w:cs="Times New Roman" w:eastAsia="Times New Roman" w:hAnsi="Times New Roman"/>
+          <w:b w:val="false"/>
+          <w:bCs w:val="false"/>
+          <w:i w:val="false"/>
+          <w:iCs w:val="false"/>
+          <w:sz w:val="22"/>
+          <w:szCs w:val="22"/>
+        </w:rPr>
+        <w:t xml:space="preserve">Цена вопроса считается просто. Выездная проверка охватывает период не больше трёх календарных лет, предшествующих году, в котором вынесено решение о проверке, плюс завершившиеся периоды текущего года (п. 4 ст. 89 НК РФ). Если в эти годы налог занижен, штраф составит 20% от неуплаченной суммы, а если инспекция докажет умысел — 40% (ст. 122 НК РФ). Так что вопрос «как проверить бухгалтерию организации» — это вопрос не про аккуратность, а про деньги за три года.</w:t>
+      </w:r>
+    </w:p>
+    <w:p>
+      <w:pPr>
+        <w:spacing w:after="160"/>
+        <w:ind w:left="200"/>
+      </w:pPr>
+      <w:r>
+        <w:rPr>
+          <w:rFonts w:ascii="Arial" w:cs="Arial" w:eastAsia="Arial" w:hAnsi="Arial"/>
+          <w:b w:val="false"/>
+          <w:bCs w:val="false"/>
+          <w:i/>
+          <w:iCs/>
+          <w:color w:val="666666"/>
+          <w:sz w:val="18"/>
+          <w:szCs w:val="18"/>
+        </w:rPr>
+        <w:t xml:space="preserve">Источник: п. 4 ст. 89 НК РФ; ст. 122 НК РФ. Проверено 27.10.2026</w:t>
+      </w:r>
+    </w:p>
+    <w:p>
+      <w:pPr>
+        <w:spacing w:after="120" w:before="300"/>
+      </w:pPr>
+      <w:r>
+        <w:rPr>
+          <w:rFonts w:ascii="Arial" w:cs="Arial" w:eastAsia="Arial" w:hAnsi="Arial"/>
+          <w:b/>
+          <w:bCs/>
+          <w:color w:val="1F3864"/>
+          <w:sz w:val="26"/>
+          <w:szCs w:val="26"/>
+        </w:rPr>
+        <w:t xml:space="preserve">Что такое инициативный аудит</w:t>
+      </w:r>
+    </w:p>
+    <w:p>
+      <w:pPr>
+        <w:spacing w:after="140" w:line="300"/>
+      </w:pPr>
+      <w:r>
+        <w:rPr>
+          <w:rFonts w:ascii="Times New Roman" w:cs="Times New Roman" w:eastAsia="Times New Roman" w:hAnsi="Times New Roman"/>
+          <w:b w:val="false"/>
+          <w:bCs w:val="false"/>
+          <w:i w:val="false"/>
+          <w:iCs w:val="false"/>
+          <w:sz w:val="22"/>
+          <w:szCs w:val="22"/>
+        </w:rPr>
+        <w:t xml:space="preserve">Инициативный аудит — то есть добровольный, необязательный по закону. Он помогает не только вскрыть проблему, но часто сразу и найти решение.</w:t>
+      </w:r>
+    </w:p>
+    <w:p>
+      <w:pPr>
+        <w:shd w:fill="FFF2CC" w:color="auto" w:val="clear"/>
+        <w:spacing w:after="40" w:before="160"/>
+      </w:pPr>
+      <w:r>
+        <w:rPr>
+          <w:rFonts w:ascii="Arial" w:cs="Arial" w:eastAsia="Arial" w:hAnsi="Arial"/>
+          <w:b/>
+          <w:bCs/>
+          <w:color w:val="444444"/>
+          <w:sz w:val="16"/>
+          <w:szCs w:val="16"/>
+        </w:rPr>
+        <w:t xml:space="preserve">▌ИСПРАВЛЕНО ПО ПЕРВОИСТОЧНИКУ</w:t>
+      </w:r>
+    </w:p>
+    <w:p>
+      <w:pPr>
+        <w:shd w:fill="FFF2CC" w:color="auto" w:val="clear"/>
+        <w:spacing w:after="140" w:line="300"/>
+      </w:pPr>
+      <w:r>
+        <w:rPr>
+          <w:rFonts w:ascii="Times New Roman" w:cs="Times New Roman" w:eastAsia="Times New Roman" w:hAnsi="Times New Roman"/>
+          <w:b/>
+          <w:bCs/>
+          <w:i w:val="false"/>
+          <w:iCs w:val="false"/>
+          <w:sz w:val="22"/>
+          <w:szCs w:val="22"/>
+        </w:rPr>
+        <w:t xml:space="preserve">Для справки: кто обязан проходить аудит.</w:t>
+      </w:r>
+      <w:r>
+        <w:rPr>
+          <w:rFonts w:ascii="Times New Roman" w:cs="Times New Roman" w:eastAsia="Times New Roman" w:hAnsi="Times New Roman"/>
+          <w:b w:val="false"/>
+          <w:bCs w:val="false"/>
+          <w:i w:val="false"/>
+          <w:iCs w:val="false"/>
+          <w:sz w:val="22"/>
+          <w:szCs w:val="22"/>
+        </w:rPr>
+        <w:t xml:space="preserve"> Под обязательный аудит попадает организация, если доход от предпринимательской деятельности за год, предшествовавший отчётному, превысил 800 млн рублей либо сумма активов баланса на конец того же года превысила 400 млн рублей. Достаточно одного из двух показателей (п. 4 ч. 1 ст. 5 Федерального закона от 30.12.2008 № 307-ФЗ).</w:t>
+      </w:r>
+    </w:p>
+    <w:p>
+      <w:pPr>
+        <w:shd w:fill="FFF2CC" w:color="auto" w:val="clear"/>
+        <w:spacing w:after="140"/>
+      </w:pPr>
+      <w:r>
+        <w:rPr>
+          <w:rFonts w:ascii="Arial" w:cs="Arial" w:eastAsia="Arial" w:hAnsi="Arial"/>
+          <w:b w:val="false"/>
+          <w:bCs w:val="false"/>
+          <w:i/>
+          <w:iCs/>
+          <w:color w:val="666666"/>
+          <w:sz w:val="18"/>
+          <w:szCs w:val="18"/>
+        </w:rPr>
+        <w:t xml:space="preserve">Было в статье: «если сумма выручки за отчетный год превышает 800 млн рублей или сумма активов по балансу превышает 400 млн». Две ошибки. Первая: закон считает не выручку, а доход от предпринимательской деятельности. Вторая, важнее: не за отчётный год, а за год, </w:t>
+      </w:r>
+      <w:r>
+        <w:rPr>
+          <w:rFonts w:ascii="Arial" w:cs="Arial" w:eastAsia="Arial" w:hAnsi="Arial"/>
+          <w:b/>
+          <w:bCs/>
+          <w:i/>
+          <w:iCs/>
+          <w:color w:val="666666"/>
+          <w:sz w:val="18"/>
+          <w:szCs w:val="18"/>
+        </w:rPr>
+        <w:t xml:space="preserve">предшествовавший</w:t>
+      </w:r>
+      <w:r>
+        <w:rPr>
+          <w:rFonts w:ascii="Arial" w:cs="Arial" w:eastAsia="Arial" w:hAnsi="Arial"/>
+          <w:b w:val="false"/>
+          <w:bCs w:val="false"/>
+          <w:i/>
+          <w:iCs/>
+          <w:color w:val="666666"/>
+          <w:sz w:val="18"/>
+          <w:szCs w:val="18"/>
+        </w:rPr>
+        <w:t xml:space="preserve"> отчётному; активы — тоже на конец предшествующего года. Компания с доходом 850 млн ₽ в этом году и 700 млн ₽ в прошлом по прежнему тексту решила бы, что аудит ей нужен уже сейчас. Это не так.</w:t>
+      </w:r>
+    </w:p>
+    <w:p>
+      <w:pPr>
+        <w:spacing w:after="160"/>
+        <w:ind w:left="200"/>
+      </w:pPr>
+      <w:r>
+        <w:rPr>
+          <w:rFonts w:ascii="Arial" w:cs="Arial" w:eastAsia="Arial" w:hAnsi="Arial"/>
+          <w:b w:val="false"/>
+          <w:bCs w:val="false"/>
+          <w:i/>
+          <w:iCs/>
+          <w:color w:val="666666"/>
+          <w:sz w:val="18"/>
+          <w:szCs w:val="18"/>
+        </w:rPr>
+        <w:t xml:space="preserve">Источник: п. 4 ч. 1 ст. 5 закона № 307-ФЗ, действующая редакция. Закон правился трижды в 2026 году: 09.04.2026 № 86-ФЗ, 10.06.2026 № 176-ФЗ, 04.08.2026 № 318-ФЗ. Проверено 27.10.2026</w:t>
+      </w:r>
+    </w:p>
+    <w:p>
+      <w:pPr>
+        <w:shd w:fill="D9EAD3" w:color="auto" w:val="clear"/>
+        <w:spacing w:after="40" w:before="160"/>
+      </w:pPr>
+      <w:r>
+        <w:rPr>
+          <w:rFonts w:ascii="Arial" w:cs="Arial" w:eastAsia="Arial" w:hAnsi="Arial"/>
+          <w:b/>
+          <w:bCs/>
+          <w:color w:val="444444"/>
+          <w:sz w:val="16"/>
+          <w:szCs w:val="16"/>
+        </w:rPr>
+        <w:t xml:space="preserve">▌ДОБАВЛЕНО ПО ТЗ</w:t>
+      </w:r>
+    </w:p>
+    <w:p>
+      <w:pPr>
+        <w:shd w:fill="D9EAD3" w:color="auto" w:val="clear"/>
+        <w:spacing w:after="140" w:line="300"/>
+      </w:pPr>
+      <w:r>
+        <w:rPr>
+          <w:rFonts w:ascii="Times New Roman" w:cs="Times New Roman" w:eastAsia="Times New Roman" w:hAnsi="Times New Roman"/>
+          <w:b w:val="false"/>
+          <w:bCs w:val="false"/>
+          <w:i w:val="false"/>
+          <w:iCs w:val="false"/>
+          <w:sz w:val="22"/>
+          <w:szCs w:val="22"/>
+        </w:rPr>
+        <w:t xml:space="preserve">Обратите внимание на базу отсчёта: считается доход за </w:t>
+      </w:r>
+      <w:r>
+        <w:rPr>
+          <w:rFonts w:ascii="Times New Roman" w:cs="Times New Roman" w:eastAsia="Times New Roman" w:hAnsi="Times New Roman"/>
+          <w:b/>
+          <w:bCs/>
+          <w:i w:val="false"/>
+          <w:iCs w:val="false"/>
+          <w:sz w:val="22"/>
+          <w:szCs w:val="22"/>
+        </w:rPr>
+        <w:t xml:space="preserve">предыдущий</w:t>
+      </w:r>
+      <w:r>
+        <w:rPr>
+          <w:rFonts w:ascii="Times New Roman" w:cs="Times New Roman" w:eastAsia="Times New Roman" w:hAnsi="Times New Roman"/>
+          <w:b w:val="false"/>
+          <w:bCs w:val="false"/>
+          <w:i w:val="false"/>
+          <w:iCs w:val="false"/>
+          <w:sz w:val="22"/>
+          <w:szCs w:val="22"/>
+        </w:rPr>
+        <w:t xml:space="preserve"> год, а не за текущий, и это именно доход от предпринимательской деятельности, а не выручка по строке отчёта о финансовых результатах. Компания, которая выросла в этом году, под обязательный аудит в этом году ещё не попадает.</w:t>
+      </w:r>
+    </w:p>
+    <w:p>
+      <w:pPr>
+        <w:shd w:fill="D9EAD3" w:color="auto" w:val="clear"/>
+        <w:spacing w:after="140" w:line="300"/>
+      </w:pPr>
+      <w:r>
+        <w:rPr>
+          <w:rFonts w:ascii="Times New Roman" w:cs="Times New Roman" w:eastAsia="Times New Roman" w:hAnsi="Times New Roman"/>
+          <w:b w:val="false"/>
+          <w:bCs w:val="false"/>
+          <w:i w:val="false"/>
+          <w:iCs w:val="false"/>
+          <w:sz w:val="22"/>
+          <w:szCs w:val="22"/>
+        </w:rPr>
+        <w:t xml:space="preserve">Отдельные основания закон устанавливает для акционерных обществ, профессиональных участников рынка ценных бумаг, банков, страховых компаний и общественно полезных фондов — у последних порог поступлений составляет 5 млн рублей за предшествующий год, и эта редакция применяется к отчётности начиная с 2026 года. Полный перечень — в статье 5 закона № 307-ФЗ. Там же правило, о котором забывают: если отчётность освобождена от аудита по одному основанию, но подпадает под него по другому, аудит всё равно проводится.</w:t>
+      </w:r>
+    </w:p>
+    <w:p>
+      <w:pPr>
+        <w:spacing w:after="160"/>
+        <w:ind w:left="200"/>
+      </w:pPr>
+      <w:r>
+        <w:rPr>
+          <w:rFonts w:ascii="Arial" w:cs="Arial" w:eastAsia="Arial" w:hAnsi="Arial"/>
+          <w:b w:val="false"/>
+          <w:bCs w:val="false"/>
+          <w:i/>
+          <w:iCs/>
+          <w:color w:val="666666"/>
+          <w:sz w:val="18"/>
+          <w:szCs w:val="18"/>
+        </w:rPr>
+        <w:t xml:space="preserve">Источник: п. 3 ч. 1 ст. 5 и ч. 1.1 ст. 5 закона № 307-ФЗ. Проверено 27.10.2026</w:t>
+      </w:r>
+    </w:p>
+    <w:p>
+      <w:pPr>
+        <w:shd w:fill="DEEAF6" w:color="auto" w:val="clear"/>
+        <w:spacing w:after="40" w:before="160"/>
+      </w:pPr>
+      <w:r>
+        <w:rPr>
+          <w:rFonts w:ascii="Arial" w:cs="Arial" w:eastAsia="Arial" w:hAnsi="Arial"/>
+          <w:b/>
+          <w:bCs/>
+          <w:color w:val="444444"/>
+          <w:sz w:val="16"/>
+          <w:szCs w:val="16"/>
+        </w:rPr>
+        <w:t xml:space="preserve">▌ПРАВКА ЯЗЫКА</w:t>
+      </w:r>
+    </w:p>
+    <w:p>
+      <w:pPr>
+        <w:shd w:fill="DEEAF6" w:color="auto" w:val="clear"/>
+        <w:spacing w:after="140" w:line="300"/>
+      </w:pPr>
+      <w:r>
+        <w:rPr>
+          <w:rFonts w:ascii="Times New Roman" w:cs="Times New Roman" w:eastAsia="Times New Roman" w:hAnsi="Times New Roman"/>
+          <w:b w:val="false"/>
+          <w:bCs w:val="false"/>
+          <w:i w:val="false"/>
+          <w:iCs w:val="false"/>
+          <w:sz w:val="22"/>
+          <w:szCs w:val="22"/>
+        </w:rPr>
+        <w:t xml:space="preserve">Рекомендуем себя проверить: раньше государство не очень контролировало этот момент, но в последние годы, как вы сами могли заметить, любой контроль только ужесточается.</w:t>
+      </w:r>
+    </w:p>
+    <w:p>
+      <w:pPr>
+        <w:shd w:fill="DEEAF6" w:color="auto" w:val="clear"/>
+        <w:spacing w:after="140"/>
+      </w:pPr>
+      <w:r>
+        <w:rPr>
+          <w:rFonts w:ascii="Arial" w:cs="Arial" w:eastAsia="Arial" w:hAnsi="Arial"/>
+          <w:b w:val="false"/>
+          <w:bCs w:val="false"/>
+          <w:i/>
+          <w:iCs/>
+          <w:color w:val="666666"/>
+          <w:sz w:val="18"/>
+          <w:szCs w:val="18"/>
+        </w:rPr>
+        <w:t xml:space="preserve">Было: «Рекомендую вам себя проверить». Статья идёт от лица компании, поэтому «рекомендуем». Остальное — текст исходной статьи. Отсылка «которые можно увидеть на схеме» убрана: схемы на странице нет.</w:t>
+      </w:r>
+    </w:p>
+    <w:p>
+      <w:pPr>
+        <w:shd w:fill="D9EAD3" w:color="auto" w:val="clear"/>
+        <w:spacing w:after="40" w:before="160"/>
+      </w:pPr>
+      <w:r>
+        <w:rPr>
+          <w:rFonts w:ascii="Arial" w:cs="Arial" w:eastAsia="Arial" w:hAnsi="Arial"/>
+          <w:b/>
+          <w:bCs/>
+          <w:color w:val="444444"/>
+          <w:sz w:val="16"/>
+          <w:szCs w:val="16"/>
+        </w:rPr>
+        <w:t xml:space="preserve">▌ДОБАВЛЕНО ПО ТЗ</w:t>
+      </w:r>
+    </w:p>
+    <w:p>
+      <w:pPr>
+        <w:shd w:fill="D9EAD3" w:color="auto" w:val="clear"/>
+        <w:spacing w:after="140" w:line="300"/>
+      </w:pPr>
+      <w:r>
+        <w:rPr>
+          <w:rFonts w:ascii="Times New Roman" w:cs="Times New Roman" w:eastAsia="Times New Roman" w:hAnsi="Times New Roman"/>
+          <w:b w:val="false"/>
+          <w:bCs w:val="false"/>
+          <w:i w:val="false"/>
+          <w:iCs w:val="false"/>
+          <w:sz w:val="22"/>
+          <w:szCs w:val="22"/>
+        </w:rPr>
+        <w:t xml:space="preserve">Обязательный аудит проводится ежегодно и только аудиторскими организациями (ч. 2 и ч. 3 ст. 5 закона № 307-ФЗ). Инициативный аудит этим не связан, и в этом его сила: перед проверяющими может быть обозначен любой период и любой круг вопросов.</w:t>
+      </w:r>
+    </w:p>
+    <w:p>
+      <w:pPr>
+        <w:shd w:fill="D9EAD3" w:color="auto" w:val="clear"/>
+        <w:spacing w:after="140"/>
+      </w:pPr>
+      <w:r>
+        <w:rPr>
+          <w:rFonts w:ascii="Arial" w:cs="Arial" w:eastAsia="Arial" w:hAnsi="Arial"/>
+          <w:b w:val="false"/>
+          <w:bCs w:val="false"/>
+          <w:i/>
+          <w:iCs/>
+          <w:color w:val="666666"/>
+          <w:sz w:val="18"/>
+          <w:szCs w:val="18"/>
+        </w:rPr>
+        <w:t xml:space="preserve">Вторая половина предложения — из исходной статьи.</w:t>
+      </w:r>
+    </w:p>
+    <w:p>
+      <w:pPr>
+        <w:spacing w:after="120" w:before="300"/>
+      </w:pPr>
+      <w:r>
+        <w:rPr>
+          <w:rFonts w:ascii="Arial" w:cs="Arial" w:eastAsia="Arial" w:hAnsi="Arial"/>
+          <w:b/>
+          <w:bCs/>
+          <w:color w:val="1F3864"/>
+          <w:sz w:val="26"/>
+          <w:szCs w:val="26"/>
+        </w:rPr>
+        <w:t xml:space="preserve">Как провести проверку бухгалтерии</w:t>
+      </w:r>
+    </w:p>
+    <w:p>
+      <w:pPr>
+        <w:shd w:fill="D9EAD3" w:color="auto" w:val="clear"/>
+        <w:spacing w:after="40" w:before="160"/>
+      </w:pPr>
+      <w:r>
+        <w:rPr>
+          <w:rFonts w:ascii="Arial" w:cs="Arial" w:eastAsia="Arial" w:hAnsi="Arial"/>
+          <w:b/>
+          <w:bCs/>
+          <w:color w:val="444444"/>
+          <w:sz w:val="16"/>
+          <w:szCs w:val="16"/>
+        </w:rPr>
+        <w:t xml:space="preserve">▌ДОБАВЛЕНО ПО ТЗ</w:t>
+      </w:r>
+    </w:p>
+    <w:p>
+      <w:pPr>
+        <w:shd w:fill="D9EAD3" w:color="auto" w:val="clear"/>
+        <w:spacing w:after="140" w:line="300"/>
+      </w:pPr>
+      <w:r>
+        <w:rPr>
+          <w:rFonts w:ascii="Times New Roman" w:cs="Times New Roman" w:eastAsia="Times New Roman" w:hAnsi="Times New Roman"/>
+          <w:b w:val="false"/>
+          <w:bCs w:val="false"/>
+          <w:i w:val="false"/>
+          <w:iCs w:val="false"/>
+          <w:sz w:val="22"/>
+          <w:szCs w:val="22"/>
+        </w:rPr>
+        <w:t xml:space="preserve">Здесь важно разделить два разных действия: первичную оценку, которую руководитель делает сам, и профессиональную проверку.</w:t>
+      </w:r>
+    </w:p>
+    <w:p>
+      <w:pPr>
+        <w:shd w:fill="D9EAD3" w:color="auto" w:val="clear"/>
+        <w:spacing w:after="140" w:line="300"/>
+      </w:pPr>
+      <w:r>
+        <w:rPr>
+          <w:rFonts w:ascii="Times New Roman" w:cs="Times New Roman" w:eastAsia="Times New Roman" w:hAnsi="Times New Roman"/>
+          <w:b/>
+          <w:bCs/>
+          <w:i w:val="false"/>
+          <w:iCs w:val="false"/>
+          <w:sz w:val="22"/>
+          <w:szCs w:val="22"/>
+        </w:rPr>
+        <w:t xml:space="preserve">Первичная оценка — что может сделать сам руководитель.</w:t>
+      </w:r>
+      <w:r>
+        <w:rPr>
+          <w:rFonts w:ascii="Times New Roman" w:cs="Times New Roman" w:eastAsia="Times New Roman" w:hAnsi="Times New Roman"/>
+          <w:b w:val="false"/>
+          <w:bCs w:val="false"/>
+          <w:i w:val="false"/>
+          <w:iCs w:val="false"/>
+          <w:sz w:val="22"/>
+          <w:szCs w:val="22"/>
+        </w:rPr>
+        <w:t xml:space="preserve"> Посмотреть, приходят ли из налоговой требования и как часто; сдаётся ли отчётность в срок; есть ли задолженность и переплата на едином налоговом счёте; закрыт ли прошлый год; совпадает ли прибыль в отчётности с тем, что вы видите по деньгам. Это даёт ответ на вопрос, есть ли повод беспокоиться, но не отвечает, в чём именно проблема.</w:t>
+      </w:r>
+    </w:p>
+    <w:p>
+      <w:pPr>
+        <w:shd w:fill="D9EAD3" w:color="auto" w:val="clear"/>
+        <w:spacing w:after="140" w:line="300"/>
+      </w:pPr>
+      <w:r>
+        <w:rPr>
+          <w:rFonts w:ascii="Times New Roman" w:cs="Times New Roman" w:eastAsia="Times New Roman" w:hAnsi="Times New Roman"/>
+          <w:b/>
+          <w:bCs/>
+          <w:i w:val="false"/>
+          <w:iCs w:val="false"/>
+          <w:sz w:val="22"/>
+          <w:szCs w:val="22"/>
+        </w:rPr>
+        <w:t xml:space="preserve">Профессиональная проверка</w:t>
+      </w:r>
+      <w:r>
+        <w:rPr>
+          <w:rFonts w:ascii="Times New Roman" w:cs="Times New Roman" w:eastAsia="Times New Roman" w:hAnsi="Times New Roman"/>
+          <w:b w:val="false"/>
+          <w:bCs w:val="false"/>
+          <w:i w:val="false"/>
+          <w:iCs w:val="false"/>
+          <w:sz w:val="22"/>
+          <w:szCs w:val="22"/>
+        </w:rPr>
+        <w:t xml:space="preserve"> отвечает на второй вопрос. Как провести проверку бухгалтерии полноценно — значит посмотреть:</w:t>
       </w:r>
     </w:p>
     <w:p>
@@ -415,10 +1146,26 @@
       <w:r>
         <w:rPr>
           <w:rFonts w:ascii="Times New Roman" w:cs="Times New Roman" w:eastAsia="Times New Roman" w:hAnsi="Times New Roman"/>
-          <w:sz w:val="22"/>
-          <w:szCs w:val="22"/>
-        </w:rPr>
-        <w:t xml:space="preserve">Как проходит инициативный аудит</w:t>
+          <w:b/>
+          <w:bCs/>
+          <w:i w:val="false"/>
+          <w:iCs w:val="false"/>
+          <w:sz w:val="22"/>
+          <w:szCs w:val="22"/>
+        </w:rPr>
+        <w:t xml:space="preserve">состояние бухгалтерского учёта</w:t>
+      </w:r>
+      <w:r>
+        <w:rPr>
+          <w:rFonts w:ascii="Times New Roman" w:cs="Times New Roman" w:eastAsia="Times New Roman" w:hAnsi="Times New Roman"/>
+          <w:b w:val="false"/>
+          <w:bCs w:val="false"/>
+          <w:i w:val="false"/>
+          <w:iCs w:val="false"/>
+          <w:sz w:val="22"/>
+          <w:szCs w:val="22"/>
+        </w:rPr>
+        <w:t xml:space="preserve"> — остатки по счетам, первичные документы, соответствие учётной политике и действующим стандартам;</w:t>
       </w:r>
     </w:p>
     <w:p>
@@ -434,10 +1181,26 @@
       <w:r>
         <w:rPr>
           <w:rFonts w:ascii="Times New Roman" w:cs="Times New Roman" w:eastAsia="Times New Roman" w:hAnsi="Times New Roman"/>
-          <w:sz w:val="22"/>
-          <w:szCs w:val="22"/>
-        </w:rPr>
-        <w:t xml:space="preserve">Типичные ошибки и нарушения, которые выявляет проверка</w:t>
+          <w:b/>
+          <w:bCs/>
+          <w:i w:val="false"/>
+          <w:iCs w:val="false"/>
+          <w:sz w:val="22"/>
+          <w:szCs w:val="22"/>
+        </w:rPr>
+        <w:t xml:space="preserve">состояние налогового учёта</w:t>
+      </w:r>
+      <w:r>
+        <w:rPr>
+          <w:rFonts w:ascii="Times New Roman" w:cs="Times New Roman" w:eastAsia="Times New Roman" w:hAnsi="Times New Roman"/>
+          <w:b w:val="false"/>
+          <w:bCs w:val="false"/>
+          <w:i w:val="false"/>
+          <w:iCs w:val="false"/>
+          <w:sz w:val="22"/>
+          <w:szCs w:val="22"/>
+        </w:rPr>
+        <w:t xml:space="preserve"> — как сформирована база по каждому налогу;</w:t>
       </w:r>
     </w:p>
     <w:p>
@@ -453,10 +1216,26 @@
       <w:r>
         <w:rPr>
           <w:rFonts w:ascii="Times New Roman" w:cs="Times New Roman" w:eastAsia="Times New Roman" w:hAnsi="Times New Roman"/>
-          <w:sz w:val="22"/>
-          <w:szCs w:val="22"/>
-        </w:rPr>
-        <w:t xml:space="preserve">Когда проводить аудит</w:t>
+          <w:b/>
+          <w:bCs/>
+          <w:i w:val="false"/>
+          <w:iCs w:val="false"/>
+          <w:sz w:val="22"/>
+          <w:szCs w:val="22"/>
+        </w:rPr>
+        <w:t xml:space="preserve">отчётность</w:t>
+      </w:r>
+      <w:r>
+        <w:rPr>
+          <w:rFonts w:ascii="Times New Roman" w:cs="Times New Roman" w:eastAsia="Times New Roman" w:hAnsi="Times New Roman"/>
+          <w:b w:val="false"/>
+          <w:bCs w:val="false"/>
+          <w:i w:val="false"/>
+          <w:iCs w:val="false"/>
+          <w:sz w:val="22"/>
+          <w:szCs w:val="22"/>
+        </w:rPr>
+        <w:t xml:space="preserve"> — сходится ли она с данными учёта и между формами;</w:t>
       </w:r>
     </w:p>
     <w:p>
@@ -472,10 +1251,26 @@
       <w:r>
         <w:rPr>
           <w:rFonts w:ascii="Times New Roman" w:cs="Times New Roman" w:eastAsia="Times New Roman" w:hAnsi="Times New Roman"/>
-          <w:sz w:val="22"/>
-          <w:szCs w:val="22"/>
-        </w:rPr>
-        <w:t xml:space="preserve">Преимущества инициативного аудита</w:t>
+          <w:b/>
+          <w:bCs/>
+          <w:i w:val="false"/>
+          <w:iCs w:val="false"/>
+          <w:sz w:val="22"/>
+          <w:szCs w:val="22"/>
+        </w:rPr>
+        <w:t xml:space="preserve">расчёты с бюджетом</w:t>
+      </w:r>
+      <w:r>
+        <w:rPr>
+          <w:rFonts w:ascii="Times New Roman" w:cs="Times New Roman" w:eastAsia="Times New Roman" w:hAnsi="Times New Roman"/>
+          <w:b w:val="false"/>
+          <w:bCs w:val="false"/>
+          <w:i w:val="false"/>
+          <w:iCs w:val="false"/>
+          <w:sz w:val="22"/>
+          <w:szCs w:val="22"/>
+        </w:rPr>
+        <w:t xml:space="preserve"> — сальдо единого налогового счёта, пени, неисполненные требования;</w:t>
       </w:r>
     </w:p>
     <w:p>
@@ -491,39 +1286,65 @@
       <w:r>
         <w:rPr>
           <w:rFonts w:ascii="Times New Roman" w:cs="Times New Roman" w:eastAsia="Times New Roman" w:hAnsi="Times New Roman"/>
-          <w:sz w:val="22"/>
-          <w:szCs w:val="22"/>
-        </w:rPr>
-        <w:t xml:space="preserve">Вопрос-ответ</w:t>
-      </w:r>
-    </w:p>
-    <w:p>
-      <w:pPr>
-        <w:pStyle w:val="Heading2"/>
-        <w:spacing w:after="140" w:before="280"/>
-      </w:pPr>
-      <w:r>
-        <w:t xml:space="preserve">Зачем проверять работу бухгалтерии</w:t>
-      </w:r>
-    </w:p>
-    <w:p>
-      <w:pPr>
-        <w:spacing w:after="120" w:line="300"/>
-      </w:pPr>
-      <w:r>
-        <w:rPr>
-          <w:rFonts w:ascii="Times New Roman" w:cs="Times New Roman" w:eastAsia="Times New Roman" w:hAnsi="Times New Roman"/>
-          <w:b w:val="false"/>
-          <w:bCs w:val="false"/>
-          <w:sz w:val="22"/>
-          <w:szCs w:val="22"/>
-        </w:rPr>
-        <w:t xml:space="preserve">Мы видим из практики, что руководитель компании далеко не всегда владеет объективной информацией о состоянии дел в своей бухгалтерии или налогах.</w:t>
-      </w:r>
-    </w:p>
-    <w:p>
-      <w:pPr>
-        <w:shd w:fill="DEEAF6" w:color="auto" w:val="clear"/>
+          <w:b/>
+          <w:bCs/>
+          <w:i w:val="false"/>
+          <w:iCs w:val="false"/>
+          <w:sz w:val="22"/>
+          <w:szCs w:val="22"/>
+        </w:rPr>
+        <w:t xml:space="preserve">налоговые риски</w:t>
+      </w:r>
+      <w:r>
+        <w:rPr>
+          <w:rFonts w:ascii="Times New Roman" w:cs="Times New Roman" w:eastAsia="Times New Roman" w:hAnsi="Times New Roman"/>
+          <w:b w:val="false"/>
+          <w:bCs w:val="false"/>
+          <w:i w:val="false"/>
+          <w:iCs w:val="false"/>
+          <w:sz w:val="22"/>
+          <w:szCs w:val="22"/>
+        </w:rPr>
+        <w:t xml:space="preserve"> — операции и контрагенты, к которым у инспекции могут быть вопросы.</w:t>
+      </w:r>
+    </w:p>
+    <w:p>
+      <w:pPr>
+        <w:shd w:fill="D9EAD3" w:color="auto" w:val="clear"/>
+        <w:spacing w:after="140" w:line="300"/>
+      </w:pPr>
+      <w:r>
+        <w:rPr>
+          <w:rFonts w:ascii="Times New Roman" w:cs="Times New Roman" w:eastAsia="Times New Roman" w:hAnsi="Times New Roman"/>
+          <w:b w:val="false"/>
+          <w:bCs w:val="false"/>
+          <w:i w:val="false"/>
+          <w:iCs w:val="false"/>
+          <w:sz w:val="22"/>
+          <w:szCs w:val="22"/>
+        </w:rPr>
+        <w:t xml:space="preserve">Разница между этими двумя уровнями примерно как между «машина странно шумит» и диагностикой на стенде. Первое вы заметите сами, второе — назовёт причину.</w:t>
+      </w:r>
+    </w:p>
+    <w:p>
+      <w:pPr>
+        <w:spacing w:after="120" w:before="300"/>
+      </w:pPr>
+      <w:r>
+        <w:rPr>
+          <w:rFonts w:ascii="Arial" w:cs="Arial" w:eastAsia="Arial" w:hAnsi="Arial"/>
+          <w:b/>
+          <w:bCs/>
+          <w:color w:val="1F3864"/>
+          <w:sz w:val="26"/>
+          <w:szCs w:val="26"/>
+        </w:rPr>
+        <w:t xml:space="preserve">Виды инициативного аудита</w:t>
+      </w:r>
+    </w:p>
+    <w:p>
+      <w:pPr>
+        <w:shd w:fill="D9EAD3" w:color="auto" w:val="clear"/>
         <w:spacing w:after="40" w:before="160"/>
       </w:pPr>
       <w:r>
@@ -535,742 +1356,21 @@
           <w:sz w:val="16"/>
           <w:szCs w:val="16"/>
         </w:rPr>
-        <w:t xml:space="preserve">▌ПРАВКА ЯЗЫКА</w:t>
-      </w:r>
-    </w:p>
-    <w:p>
-      <w:pPr>
-        <w:shd w:fill="DEEAF6" w:color="auto" w:val="clear"/>
-        <w:spacing w:after="120" w:line="300"/>
-      </w:pPr>
-      <w:r>
-        <w:rPr>
-          <w:rFonts w:ascii="Times New Roman" w:cs="Times New Roman" w:eastAsia="Times New Roman" w:hAnsi="Times New Roman"/>
-          <w:b w:val="false"/>
-          <w:bCs w:val="false"/>
-          <w:sz w:val="22"/>
-          <w:szCs w:val="22"/>
-        </w:rPr>
-        <w:t xml:space="preserve">Самый распространённый случай — когда предприниматель и сам понимает, что процессы идут не так, как хотелось бы: о налогах к уплате ему сообщают поздно или задним числом, суммы кажутся слишком высокими, из налоговой постоянно приходят требования с пенями и штрафами, а главбуху, похоже, не хватает квалификации, чтобы выстроить процесс или решить сложную задачу.</w:t>
-      </w:r>
-    </w:p>
-    <w:p>
-      <w:pPr>
-        <w:shd w:fill="DEEAF6" w:color="auto" w:val="clear"/>
-        <w:spacing w:after="120" w:line="300"/>
-      </w:pPr>
-      <w:r>
-        <w:rPr>
-          <w:rFonts w:ascii="Times New Roman" w:cs="Times New Roman" w:eastAsia="Times New Roman" w:hAnsi="Times New Roman"/>
-          <w:b w:val="false"/>
-          <w:bCs w:val="false"/>
-          <w:sz w:val="18"/>
-          <w:szCs w:val="18"/>
-        </w:rPr>
-        <w:t xml:space="preserve">Абзац исходной статьи, разбит на части для читаемости. Смысл и все перечисленные признаки сохранены.</w:t>
-      </w:r>
-    </w:p>
-    <w:p>
-      <w:pPr>
-        <w:shd w:fill="DEEAF6" w:color="auto" w:val="clear"/>
-        <w:spacing w:after="40" w:before="160"/>
-      </w:pPr>
-      <w:r>
-        <w:rPr>
-          <w:rFonts w:ascii="Arial" w:cs="Arial" w:eastAsia="Arial" w:hAnsi="Arial"/>
-          <w:b/>
-          <w:bCs/>
-          <w:color w:val="444444"/>
-          <w:sz w:val="16"/>
-          <w:szCs w:val="16"/>
-        </w:rPr>
-        <w:t xml:space="preserve">▌ПРАВКА ЯЗЫКА</w:t>
-      </w:r>
-    </w:p>
-    <w:p>
-      <w:pPr>
-        <w:shd w:fill="DEEAF6" w:color="auto" w:val="clear"/>
-        <w:spacing w:after="120" w:line="300"/>
-      </w:pPr>
-      <w:r>
-        <w:rPr>
-          <w:rFonts w:ascii="Times New Roman" w:cs="Times New Roman" w:eastAsia="Times New Roman" w:hAnsi="Times New Roman"/>
-          <w:b w:val="false"/>
-          <w:bCs w:val="false"/>
-          <w:sz w:val="22"/>
-          <w:szCs w:val="22"/>
-        </w:rPr>
-        <w:t xml:space="preserve">Но опаснее другая ситуация: предприниматель уверен, что в бухгалтерии всё хорошо. Сумма налогов его устраивает — а это само по себе тревожный сигнал. Активный главбух решает большинство вопросов сам, но делает это не вполне грамотно, и до поры до времени ничего не всплывает.</w:t>
-      </w:r>
-    </w:p>
-    <w:p>
-      <w:pPr>
-        <w:shd w:fill="DEEAF6" w:color="auto" w:val="clear"/>
-        <w:spacing w:after="120" w:line="300"/>
-      </w:pPr>
-      <w:r>
-        <w:rPr>
-          <w:rFonts w:ascii="Times New Roman" w:cs="Times New Roman" w:eastAsia="Times New Roman" w:hAnsi="Times New Roman"/>
-          <w:b w:val="false"/>
-          <w:bCs w:val="false"/>
-          <w:sz w:val="18"/>
-          <w:szCs w:val="18"/>
-        </w:rPr>
-        <w:t xml:space="preserve">Было: «а это само по себе опасный маячок!». Стало: «тревожный сигнал» — ходовой оборот вместо разговорного.</w:t>
-      </w:r>
-    </w:p>
-    <w:p>
-      <w:pPr>
-        <w:shd w:fill="D9EAD3" w:color="auto" w:val="clear"/>
-        <w:spacing w:after="40" w:before="160"/>
-      </w:pPr>
-      <w:r>
-        <w:rPr>
-          <w:rFonts w:ascii="Arial" w:cs="Arial" w:eastAsia="Arial" w:hAnsi="Arial"/>
-          <w:b/>
-          <w:bCs/>
-          <w:color w:val="444444"/>
-          <w:sz w:val="16"/>
-          <w:szCs w:val="16"/>
-        </w:rPr>
         <w:t xml:space="preserve">▌ДОБАВЛЕНО ПО ТЗ</w:t>
       </w:r>
     </w:p>
     <w:p>
       <w:pPr>
         <w:shd w:fill="D9EAD3" w:color="auto" w:val="clear"/>
-        <w:spacing w:after="120" w:line="300"/>
-      </w:pPr>
-      <w:r>
-        <w:rPr>
-          <w:rFonts w:ascii="Times New Roman" w:cs="Times New Roman" w:eastAsia="Times New Roman" w:hAnsi="Times New Roman"/>
-          <w:b w:val="false"/>
-          <w:bCs w:val="false"/>
-          <w:sz w:val="22"/>
-          <w:szCs w:val="22"/>
-        </w:rPr>
-        <w:t xml:space="preserve">Вот почему проверка работы бухгалтерии нужна и тогда, когда жалоб нет. Регулярный контроль состояния учёта помогает увидеть:</w:t>
-      </w:r>
-    </w:p>
-    <w:p>
-      <w:pPr>
-        <w:pStyle w:val="ListParagraph"/>
-        <w:numPr>
-          <w:ilvl w:val="0"/>
-          <w:numId w:val="1"/>
-        </w:numPr>
-        <w:shd w:fill="D9EAD3" w:color="auto" w:val="clear"/>
-        <w:spacing w:after="80" w:line="300"/>
-      </w:pPr>
-      <w:r>
-        <w:rPr>
-          <w:rFonts w:ascii="Times New Roman" w:cs="Times New Roman" w:eastAsia="Times New Roman" w:hAnsi="Times New Roman"/>
-          <w:sz w:val="22"/>
-          <w:szCs w:val="22"/>
-        </w:rPr>
-        <w:t xml:space="preserve">налоговые риски — что именно инспекция может доначислить и за какой период;</w:t>
-      </w:r>
-    </w:p>
-    <w:p>
-      <w:pPr>
-        <w:pStyle w:val="ListParagraph"/>
-        <w:numPr>
-          <w:ilvl w:val="0"/>
-          <w:numId w:val="1"/>
-        </w:numPr>
-        <w:shd w:fill="D9EAD3" w:color="auto" w:val="clear"/>
-        <w:spacing w:after="80" w:line="300"/>
-      </w:pPr>
-      <w:r>
-        <w:rPr>
-          <w:rFonts w:ascii="Times New Roman" w:cs="Times New Roman" w:eastAsia="Times New Roman" w:hAnsi="Times New Roman"/>
-          <w:sz w:val="22"/>
-          <w:szCs w:val="22"/>
-        </w:rPr>
-        <w:t xml:space="preserve">ошибки в учёте, которые искажают отчётность, а вместе с ней и представление собственника о прибыли и себестоимости;</w:t>
-      </w:r>
-    </w:p>
-    <w:p>
-      <w:pPr>
-        <w:pStyle w:val="ListParagraph"/>
-        <w:numPr>
-          <w:ilvl w:val="0"/>
-          <w:numId w:val="1"/>
-        </w:numPr>
-        <w:shd w:fill="D9EAD3" w:color="auto" w:val="clear"/>
-        <w:spacing w:after="80" w:line="300"/>
-      </w:pPr>
-      <w:r>
-        <w:rPr>
-          <w:rFonts w:ascii="Times New Roman" w:cs="Times New Roman" w:eastAsia="Times New Roman" w:hAnsi="Times New Roman"/>
-          <w:sz w:val="22"/>
-          <w:szCs w:val="22"/>
-        </w:rPr>
-        <w:t xml:space="preserve">нагрузку на бухгалтерию — хватает ли людей на объём и где теряется время;</w:t>
-      </w:r>
-    </w:p>
-    <w:p>
-      <w:pPr>
-        <w:pStyle w:val="ListParagraph"/>
-        <w:numPr>
-          <w:ilvl w:val="0"/>
-          <w:numId w:val="1"/>
-        </w:numPr>
-        <w:shd w:fill="D9EAD3" w:color="auto" w:val="clear"/>
-        <w:spacing w:after="80" w:line="300"/>
-      </w:pPr>
-      <w:r>
-        <w:rPr>
-          <w:rFonts w:ascii="Times New Roman" w:cs="Times New Roman" w:eastAsia="Times New Roman" w:hAnsi="Times New Roman"/>
-          <w:sz w:val="22"/>
-          <w:szCs w:val="22"/>
-        </w:rPr>
-        <w:t xml:space="preserve">злоупотребления — как со стороны сотрудников, так и со стороны партнёра по бизнесу.</w:t>
-      </w:r>
-    </w:p>
-    <w:p>
-      <w:pPr>
-        <w:shd w:fill="D9EAD3" w:color="auto" w:val="clear"/>
-        <w:spacing w:after="120" w:line="300"/>
-      </w:pPr>
-      <w:r>
-        <w:rPr>
-          <w:rFonts w:ascii="Times New Roman" w:cs="Times New Roman" w:eastAsia="Times New Roman" w:hAnsi="Times New Roman"/>
-          <w:b w:val="false"/>
-          <w:bCs w:val="false"/>
-          <w:sz w:val="22"/>
-          <w:szCs w:val="22"/>
-        </w:rPr>
-        <w:t xml:space="preserve">Цена вопроса считается просто. Выездная проверка охватывает период не больше трёх календарных лет, предшествующих году, в котором вынесено решение о проверке, плюс завершившиеся периоды текущего года (п. 4 ст. 89 НК РФ). Если в эти годы налог занижен, штраф составит 20% от неуплаченной суммы, а если инспекция докажет умысел — 40% (ст. 122 НК РФ). Так что вопрос «как проверить бухгалтерию организации» — это вопрос не про аккуратность, а про деньги за три года.</w:t>
-      </w:r>
-    </w:p>
-    <w:p>
-      <w:pPr>
-        <w:spacing w:after="160"/>
-        <w:ind w:left="200"/>
-      </w:pPr>
-      <w:r>
-        <w:rPr>
-          <w:rFonts w:ascii="Arial" w:cs="Arial" w:eastAsia="Arial" w:hAnsi="Arial"/>
-          <w:i/>
-          <w:iCs/>
-          <w:color w:val="666666"/>
-          <w:sz w:val="18"/>
-          <w:szCs w:val="18"/>
-        </w:rPr>
-        <w:t xml:space="preserve">Источник: п. 4 ст. 89 НК РФ; ст. 122 НК РФ. Проверено 27.10.2026</w:t>
-      </w:r>
-    </w:p>
-    <w:p>
-      <w:pPr>
-        <w:pStyle w:val="Heading2"/>
-        <w:spacing w:after="140" w:before="280"/>
-      </w:pPr>
-      <w:r>
-        <w:t xml:space="preserve">Что такое инициативный аудит</w:t>
-      </w:r>
-    </w:p>
-    <w:p>
-      <w:pPr>
-        <w:spacing w:after="120" w:line="300"/>
-      </w:pPr>
-      <w:r>
-        <w:rPr>
-          <w:rFonts w:ascii="Times New Roman" w:cs="Times New Roman" w:eastAsia="Times New Roman" w:hAnsi="Times New Roman"/>
-          <w:b w:val="false"/>
-          <w:bCs w:val="false"/>
-          <w:sz w:val="22"/>
-          <w:szCs w:val="22"/>
-        </w:rPr>
-        <w:t xml:space="preserve">Инициативный аудит — то есть добровольный, необязательный по закону. Он помогает не только вскрыть проблему, но часто сразу и найти решение.</w:t>
-      </w:r>
-    </w:p>
-    <w:p>
-      <w:pPr>
-        <w:shd w:fill="FFF2CC" w:color="auto" w:val="clear"/>
-        <w:spacing w:after="40" w:before="160"/>
-      </w:pPr>
-      <w:r>
-        <w:rPr>
-          <w:rFonts w:ascii="Arial" w:cs="Arial" w:eastAsia="Arial" w:hAnsi="Arial"/>
-          <w:b/>
-          <w:bCs/>
-          <w:color w:val="444444"/>
-          <w:sz w:val="16"/>
-          <w:szCs w:val="16"/>
-        </w:rPr>
-        <w:t xml:space="preserve">▌ИСПРАВЛЕНО ПО ЗАКОНУ</w:t>
-      </w:r>
-    </w:p>
-    <w:p>
-      <w:pPr>
-        <w:shd w:fill="FFF2CC" w:color="auto" w:val="clear"/>
-        <w:spacing w:after="120" w:line="300"/>
-      </w:pPr>
-      <w:r>
-        <w:rPr>
-          <w:rFonts w:ascii="Times New Roman" w:cs="Times New Roman" w:eastAsia="Times New Roman" w:hAnsi="Times New Roman"/>
-          <w:b w:val="false"/>
-          <w:bCs w:val="false"/>
-          <w:sz w:val="22"/>
-          <w:szCs w:val="22"/>
-        </w:rPr>
-        <w:t xml:space="preserve">Для справки: кто обязан проходить аудит. Под обязательный аудит попадает организация, если доход от предпринимательской деятельности за год, предшествовавший отчётному, превысил 800 млн рублей либо сумма активов баланса на конец того же года превысила 400 млн рублей. Достаточно одного из двух показателей (п. 4 ч. 1 ст. 5 Федерального закона от 30.12.2008 № 307-ФЗ).</w:t>
-      </w:r>
-    </w:p>
-    <w:p>
-      <w:pPr>
-        <w:shd w:fill="FFF2CC" w:color="auto" w:val="clear"/>
-        <w:spacing w:after="120" w:line="300"/>
-      </w:pPr>
-      <w:r>
-        <w:rPr>
-          <w:rFonts w:ascii="Times New Roman" w:cs="Times New Roman" w:eastAsia="Times New Roman" w:hAnsi="Times New Roman"/>
-          <w:b w:val="false"/>
-          <w:bCs w:val="false"/>
-          <w:sz w:val="18"/>
-          <w:szCs w:val="18"/>
-        </w:rPr>
-        <w:t xml:space="preserve">БЫЛО В СТАТЬЕ: «если сумма выручки за отчетный год превышает 800 млн рублей или сумма активов по балансу превышает 400 млн». Две ошибки. Первая: закон считает не выручку, а доход от предпринимательской деятельности. Вторая, более важная: не за отчётный год, а за год, ПРЕДШЕСТВОВАВШИЙ отчётному; активы — тоже на конец предшествующего года. Компания с доходом 850 млн ₽ в этом году и 700 млн ₽ в прошлом по прежнему тексту решила бы, что аудит ей нужен уже сейчас. Это не так.</w:t>
-      </w:r>
-    </w:p>
-    <w:p>
-      <w:pPr>
-        <w:spacing w:after="160"/>
-        <w:ind w:left="200"/>
-      </w:pPr>
-      <w:r>
-        <w:rPr>
-          <w:rFonts w:ascii="Arial" w:cs="Arial" w:eastAsia="Arial" w:hAnsi="Arial"/>
-          <w:i/>
-          <w:iCs/>
-          <w:color w:val="666666"/>
-          <w:sz w:val="18"/>
-          <w:szCs w:val="18"/>
-        </w:rPr>
-        <w:t xml:space="preserve">Источник: п. 4 ч. 1 ст. 5 закона № 307-ФЗ, действующая редакция (закон правился 09.04.2026 № 86-ФЗ, 10.06.2026 № 176-ФЗ, 04.08.2026 № 318-ФЗ). Проверено 27.10.2026</w:t>
-      </w:r>
-    </w:p>
-    <w:p>
-      <w:pPr>
-        <w:shd w:fill="D9EAD3" w:color="auto" w:val="clear"/>
-        <w:spacing w:after="40" w:before="160"/>
-      </w:pPr>
-      <w:r>
-        <w:rPr>
-          <w:rFonts w:ascii="Arial" w:cs="Arial" w:eastAsia="Arial" w:hAnsi="Arial"/>
-          <w:b/>
-          <w:bCs/>
-          <w:color w:val="444444"/>
-          <w:sz w:val="16"/>
-          <w:szCs w:val="16"/>
-        </w:rPr>
-        <w:t xml:space="preserve">▌ДОБАВЛЕНО ПО ТЗ</w:t>
-      </w:r>
-    </w:p>
-    <w:p>
-      <w:pPr>
-        <w:shd w:fill="D9EAD3" w:color="auto" w:val="clear"/>
-        <w:spacing w:after="120" w:line="300"/>
-      </w:pPr>
-      <w:r>
-        <w:rPr>
-          <w:rFonts w:ascii="Times New Roman" w:cs="Times New Roman" w:eastAsia="Times New Roman" w:hAnsi="Times New Roman"/>
-          <w:b w:val="false"/>
-          <w:bCs w:val="false"/>
-          <w:sz w:val="22"/>
-          <w:szCs w:val="22"/>
-        </w:rPr>
-        <w:t xml:space="preserve">Обратите внимание на базу отсчёта: считается доход за предыдущий год, а не за текущий, и это именно доход от предпринимательской деятельности, а не выручка по строке отчёта о финансовых результатах. Компания, которая выросла в этом году, под обязательный аудит в этом году ещё не попадает.</w:t>
-      </w:r>
-    </w:p>
-    <w:p>
-      <w:pPr>
-        <w:shd w:fill="D9EAD3" w:color="auto" w:val="clear"/>
-        <w:spacing w:after="40" w:before="160"/>
-      </w:pPr>
-      <w:r>
-        <w:rPr>
-          <w:rFonts w:ascii="Arial" w:cs="Arial" w:eastAsia="Arial" w:hAnsi="Arial"/>
-          <w:b/>
-          <w:bCs/>
-          <w:color w:val="444444"/>
-          <w:sz w:val="16"/>
-          <w:szCs w:val="16"/>
-        </w:rPr>
-        <w:t xml:space="preserve">▌ДОБАВЛЕНО ПО ТЗ</w:t>
-      </w:r>
-    </w:p>
-    <w:p>
-      <w:pPr>
-        <w:shd w:fill="D9EAD3" w:color="auto" w:val="clear"/>
-        <w:spacing w:after="120" w:line="300"/>
-      </w:pPr>
-      <w:r>
-        <w:rPr>
-          <w:rFonts w:ascii="Times New Roman" w:cs="Times New Roman" w:eastAsia="Times New Roman" w:hAnsi="Times New Roman"/>
-          <w:b w:val="false"/>
-          <w:bCs w:val="false"/>
-          <w:sz w:val="22"/>
-          <w:szCs w:val="22"/>
-        </w:rPr>
-        <w:t xml:space="preserve">Отдельные основания закон устанавливает для акционерных обществ, профессиональных участников рынка ценных бумаг, банков, страховых компаний и общественно полезных фондов — у последних порог поступлений составляет 5 млн рублей за предшествующий год, и эта редакция применяется к отчётности начиная с 2026 года. Полный перечень — в статье 5 закона № 307-ФЗ. Там же правило, о котором забывают: если отчётность освобождена от аудита по одному основанию, но подпадает под него по другому, аудит всё равно проводится.</w:t>
-      </w:r>
-    </w:p>
-    <w:p>
-      <w:pPr>
-        <w:spacing w:after="160"/>
-        <w:ind w:left="200"/>
-      </w:pPr>
-      <w:r>
-        <w:rPr>
-          <w:rFonts w:ascii="Arial" w:cs="Arial" w:eastAsia="Arial" w:hAnsi="Arial"/>
-          <w:i/>
-          <w:iCs/>
-          <w:color w:val="666666"/>
-          <w:sz w:val="18"/>
-          <w:szCs w:val="18"/>
-        </w:rPr>
-        <w:t xml:space="preserve">Источник: п. 3 ч. 1 ст. 5 и ч. 1.1 ст. 5 закона № 307-ФЗ. Проверено 27.10.2026</w:t>
-      </w:r>
-    </w:p>
-    <w:p>
-      <w:pPr>
-        <w:shd w:fill="DEEAF6" w:color="auto" w:val="clear"/>
-        <w:spacing w:after="40" w:before="160"/>
-      </w:pPr>
-      <w:r>
-        <w:rPr>
-          <w:rFonts w:ascii="Arial" w:cs="Arial" w:eastAsia="Arial" w:hAnsi="Arial"/>
-          <w:b/>
-          <w:bCs/>
-          <w:color w:val="444444"/>
-          <w:sz w:val="16"/>
-          <w:szCs w:val="16"/>
-        </w:rPr>
-        <w:t xml:space="preserve">▌ПРАВКА ЯЗЫКА</w:t>
-      </w:r>
-    </w:p>
-    <w:p>
-      <w:pPr>
-        <w:shd w:fill="DEEAF6" w:color="auto" w:val="clear"/>
-        <w:spacing w:after="120" w:line="300"/>
-      </w:pPr>
-      <w:r>
-        <w:rPr>
-          <w:rFonts w:ascii="Times New Roman" w:cs="Times New Roman" w:eastAsia="Times New Roman" w:hAnsi="Times New Roman"/>
-          <w:b w:val="false"/>
-          <w:bCs w:val="false"/>
-          <w:sz w:val="22"/>
-          <w:szCs w:val="22"/>
-        </w:rPr>
-        <w:t xml:space="preserve">Рекомендуем себя проверить: раньше государство не очень контролировало этот момент, но в последние годы, как вы сами могли заметить, любой контроль только ужесточается.</w:t>
-      </w:r>
-    </w:p>
-    <w:p>
-      <w:pPr>
-        <w:shd w:fill="DEEAF6" w:color="auto" w:val="clear"/>
-        <w:spacing w:after="120" w:line="300"/>
-      </w:pPr>
-      <w:r>
-        <w:rPr>
-          <w:rFonts w:ascii="Times New Roman" w:cs="Times New Roman" w:eastAsia="Times New Roman" w:hAnsi="Times New Roman"/>
-          <w:b w:val="false"/>
-          <w:bCs w:val="false"/>
-          <w:sz w:val="18"/>
-          <w:szCs w:val="18"/>
-        </w:rPr>
-        <w:t xml:space="preserve">Было: «Рекомендую вам себя проверить». Статья идёт от лица компании, поэтому «рекомендуем». Остальное — текст исходной статьи. Отсылка «которые можно увидеть на схеме» убрана: схемы на странице нет.</w:t>
-      </w:r>
-    </w:p>
-    <w:p>
-      <w:pPr>
-        <w:shd w:fill="D9EAD3" w:color="auto" w:val="clear"/>
-        <w:spacing w:after="40" w:before="160"/>
-      </w:pPr>
-      <w:r>
-        <w:rPr>
-          <w:rFonts w:ascii="Arial" w:cs="Arial" w:eastAsia="Arial" w:hAnsi="Arial"/>
-          <w:b/>
-          <w:bCs/>
-          <w:color w:val="444444"/>
-          <w:sz w:val="16"/>
-          <w:szCs w:val="16"/>
-        </w:rPr>
-        <w:t xml:space="preserve">▌ДОБАВЛЕНО ПО ТЗ</w:t>
-      </w:r>
-    </w:p>
-    <w:p>
-      <w:pPr>
-        <w:shd w:fill="D9EAD3" w:color="auto" w:val="clear"/>
-        <w:spacing w:after="120" w:line="300"/>
-      </w:pPr>
-      <w:r>
-        <w:rPr>
-          <w:rFonts w:ascii="Times New Roman" w:cs="Times New Roman" w:eastAsia="Times New Roman" w:hAnsi="Times New Roman"/>
-          <w:b w:val="false"/>
-          <w:bCs w:val="false"/>
-          <w:sz w:val="22"/>
-          <w:szCs w:val="22"/>
-        </w:rPr>
-        <w:t xml:space="preserve">Обязательный аудит проводится ежегодно и только аудиторскими организациями (ч. 2 и ч. 3 ст. 5 закона № 307-ФЗ). Инициативный аудит этим не связан, и в этом его сила: перед проверяющими может быть обозначен любой период и любой круг вопросов.</w:t>
-      </w:r>
-    </w:p>
-    <w:p>
-      <w:pPr>
-        <w:spacing w:after="160"/>
-        <w:ind w:left="200"/>
-      </w:pPr>
-      <w:r>
-        <w:rPr>
-          <w:rFonts w:ascii="Arial" w:cs="Arial" w:eastAsia="Arial" w:hAnsi="Arial"/>
-          <w:i/>
-          <w:iCs/>
-          <w:color w:val="666666"/>
-          <w:sz w:val="18"/>
-          <w:szCs w:val="18"/>
-        </w:rPr>
-        <w:t xml:space="preserve">Источник: ч. 2 и ч. 3 ст. 5 закона № 307-ФЗ. Вторая половина предложения — из исходной статьи</w:t>
-      </w:r>
-    </w:p>
-    <w:p>
-      <w:pPr>
-        <w:pStyle w:val="Heading2"/>
-        <w:spacing w:after="140" w:before="280"/>
-      </w:pPr>
-      <w:r>
-        <w:t xml:space="preserve">Как провести проверку бухгалтерии</w:t>
-      </w:r>
-    </w:p>
-    <w:p>
-      <w:pPr>
-        <w:shd w:fill="D9EAD3" w:color="auto" w:val="clear"/>
-        <w:spacing w:after="40" w:before="160"/>
-      </w:pPr>
-      <w:r>
-        <w:rPr>
-          <w:rFonts w:ascii="Arial" w:cs="Arial" w:eastAsia="Arial" w:hAnsi="Arial"/>
-          <w:b/>
-          <w:bCs/>
-          <w:color w:val="444444"/>
-          <w:sz w:val="16"/>
-          <w:szCs w:val="16"/>
-        </w:rPr>
-        <w:t xml:space="preserve">▌ДОБАВЛЕНО ПО ТЗ</w:t>
-      </w:r>
-    </w:p>
-    <w:p>
-      <w:pPr>
-        <w:shd w:fill="D9EAD3" w:color="auto" w:val="clear"/>
-        <w:spacing w:after="120" w:line="300"/>
-      </w:pPr>
-      <w:r>
-        <w:rPr>
-          <w:rFonts w:ascii="Times New Roman" w:cs="Times New Roman" w:eastAsia="Times New Roman" w:hAnsi="Times New Roman"/>
-          <w:b w:val="false"/>
-          <w:bCs w:val="false"/>
-          <w:sz w:val="22"/>
-          <w:szCs w:val="22"/>
-        </w:rPr>
-        <w:t xml:space="preserve">Здесь важно разделить два разных действия: первичную оценку, которую руководитель делает сам, и профессиональную проверку.</w:t>
-      </w:r>
-    </w:p>
-    <w:p>
-      <w:pPr>
-        <w:shd w:fill="D9EAD3" w:color="auto" w:val="clear"/>
-        <w:spacing w:after="120" w:line="300"/>
-      </w:pPr>
-      <w:r>
-        <w:rPr>
-          <w:rFonts w:ascii="Times New Roman" w:cs="Times New Roman" w:eastAsia="Times New Roman" w:hAnsi="Times New Roman"/>
-          <w:b w:val="false"/>
-          <w:bCs w:val="false"/>
-          <w:sz w:val="22"/>
-          <w:szCs w:val="22"/>
-        </w:rPr>
-        <w:t xml:space="preserve">Первичная оценка — что может сделать сам руководитель. Посмотреть, приходят ли из налоговой требования и как часто; сдаётся ли отчётность в срок; есть ли задолженность и переплата на едином налоговом счёте; закрыт ли прошлый год; совпадает ли прибыль в отчётности с тем, что вы видите по деньгам. Это даёт ответ на вопрос, есть ли повод беспокоиться, но не отвечает, в чём именно проблема.</w:t>
-      </w:r>
-    </w:p>
-    <w:p>
-      <w:pPr>
-        <w:shd w:fill="D9EAD3" w:color="auto" w:val="clear"/>
-        <w:spacing w:after="120" w:line="300"/>
-      </w:pPr>
-      <w:r>
-        <w:rPr>
-          <w:rFonts w:ascii="Times New Roman" w:cs="Times New Roman" w:eastAsia="Times New Roman" w:hAnsi="Times New Roman"/>
-          <w:b w:val="false"/>
-          <w:bCs w:val="false"/>
-          <w:sz w:val="22"/>
-          <w:szCs w:val="22"/>
-        </w:rPr>
-        <w:t xml:space="preserve">Профессиональная проверка отвечает на второй вопрос. Как провести проверку бухгалтерии полноценно — значит посмотреть:</w:t>
-      </w:r>
-    </w:p>
-    <w:p>
-      <w:pPr>
-        <w:pStyle w:val="ListParagraph"/>
-        <w:numPr>
-          <w:ilvl w:val="0"/>
-          <w:numId w:val="1"/>
-        </w:numPr>
-        <w:shd w:fill="D9EAD3" w:color="auto" w:val="clear"/>
-        <w:spacing w:after="80" w:line="300"/>
-      </w:pPr>
-      <w:r>
-        <w:rPr>
-          <w:rFonts w:ascii="Times New Roman" w:cs="Times New Roman" w:eastAsia="Times New Roman" w:hAnsi="Times New Roman"/>
-          <w:sz w:val="22"/>
-          <w:szCs w:val="22"/>
-        </w:rPr>
-        <w:t xml:space="preserve">состояние бухгалтерского учёта — остатки по счетам, первичные документы, соответствие учётной политике и действующим стандартам;</w:t>
-      </w:r>
-    </w:p>
-    <w:p>
-      <w:pPr>
-        <w:pStyle w:val="ListParagraph"/>
-        <w:numPr>
-          <w:ilvl w:val="0"/>
-          <w:numId w:val="1"/>
-        </w:numPr>
-        <w:shd w:fill="D9EAD3" w:color="auto" w:val="clear"/>
-        <w:spacing w:after="80" w:line="300"/>
-      </w:pPr>
-      <w:r>
-        <w:rPr>
-          <w:rFonts w:ascii="Times New Roman" w:cs="Times New Roman" w:eastAsia="Times New Roman" w:hAnsi="Times New Roman"/>
-          <w:sz w:val="22"/>
-          <w:szCs w:val="22"/>
-        </w:rPr>
-        <w:t xml:space="preserve">состояние налогового учёта — как сформирована база по каждому налогу;</w:t>
-      </w:r>
-    </w:p>
-    <w:p>
-      <w:pPr>
-        <w:pStyle w:val="ListParagraph"/>
-        <w:numPr>
-          <w:ilvl w:val="0"/>
-          <w:numId w:val="1"/>
-        </w:numPr>
-        <w:shd w:fill="D9EAD3" w:color="auto" w:val="clear"/>
-        <w:spacing w:after="80" w:line="300"/>
-      </w:pPr>
-      <w:r>
-        <w:rPr>
-          <w:rFonts w:ascii="Times New Roman" w:cs="Times New Roman" w:eastAsia="Times New Roman" w:hAnsi="Times New Roman"/>
-          <w:sz w:val="22"/>
-          <w:szCs w:val="22"/>
-        </w:rPr>
-        <w:t xml:space="preserve">отчётность — сходится ли она с данными учёта и между формами;</w:t>
-      </w:r>
-    </w:p>
-    <w:p>
-      <w:pPr>
-        <w:pStyle w:val="ListParagraph"/>
-        <w:numPr>
-          <w:ilvl w:val="0"/>
-          <w:numId w:val="1"/>
-        </w:numPr>
-        <w:shd w:fill="D9EAD3" w:color="auto" w:val="clear"/>
-        <w:spacing w:after="80" w:line="300"/>
-      </w:pPr>
-      <w:r>
-        <w:rPr>
-          <w:rFonts w:ascii="Times New Roman" w:cs="Times New Roman" w:eastAsia="Times New Roman" w:hAnsi="Times New Roman"/>
-          <w:sz w:val="22"/>
-          <w:szCs w:val="22"/>
-        </w:rPr>
-        <w:t xml:space="preserve">расчёты с бюджетом — сальдо единого налогового счёта, пени, неисполненные требования;</w:t>
-      </w:r>
-    </w:p>
-    <w:p>
-      <w:pPr>
-        <w:pStyle w:val="ListParagraph"/>
-        <w:numPr>
-          <w:ilvl w:val="0"/>
-          <w:numId w:val="1"/>
-        </w:numPr>
-        <w:shd w:fill="D9EAD3" w:color="auto" w:val="clear"/>
-        <w:spacing w:after="80" w:line="300"/>
-      </w:pPr>
-      <w:r>
-        <w:rPr>
-          <w:rFonts w:ascii="Times New Roman" w:cs="Times New Roman" w:eastAsia="Times New Roman" w:hAnsi="Times New Roman"/>
-          <w:sz w:val="22"/>
-          <w:szCs w:val="22"/>
-        </w:rPr>
-        <w:t xml:space="preserve">налоговые риски — операции и контрагенты, к которым у инспекции могут быть вопросы.</w:t>
-      </w:r>
-    </w:p>
-    <w:p>
-      <w:pPr>
-        <w:shd w:fill="D9EAD3" w:color="auto" w:val="clear"/>
-        <w:spacing w:after="120" w:line="300"/>
-      </w:pPr>
-      <w:r>
-        <w:rPr>
-          <w:rFonts w:ascii="Times New Roman" w:cs="Times New Roman" w:eastAsia="Times New Roman" w:hAnsi="Times New Roman"/>
-          <w:b w:val="false"/>
-          <w:bCs w:val="false"/>
-          <w:sz w:val="22"/>
-          <w:szCs w:val="22"/>
-        </w:rPr>
-        <w:t xml:space="preserve">Разница между этими двумя уровнями примерно как между «машина странно шумит» и диагностикой на стенде. Первое вы заметите сами, второе — назовёт причину.</w:t>
-      </w:r>
-    </w:p>
-    <w:p>
-      <w:pPr>
-        <w:spacing w:after="160"/>
-        <w:ind w:left="200"/>
-      </w:pPr>
-      <w:r>
-        <w:rPr>
-          <w:rFonts w:ascii="Arial" w:cs="Arial" w:eastAsia="Arial" w:hAnsi="Arial"/>
-          <w:i/>
-          <w:iCs/>
-          <w:color w:val="666666"/>
-          <w:sz w:val="18"/>
-          <w:szCs w:val="18"/>
-        </w:rPr>
-        <w:t xml:space="preserve">Единственная шутка в статье. Если не подходит — снимается вместе с абзацем, остальное не пострадает.</w:t>
-      </w:r>
-    </w:p>
-    <w:p>
-      <w:pPr>
-        <w:pStyle w:val="Heading2"/>
-        <w:spacing w:after="140" w:before="280"/>
-      </w:pPr>
-      <w:r>
-        <w:t xml:space="preserve">Виды инициативного аудита</w:t>
-      </w:r>
-    </w:p>
-    <w:p>
-      <w:pPr>
-        <w:shd w:fill="D9EAD3" w:color="auto" w:val="clear"/>
-        <w:spacing w:after="40" w:before="160"/>
-      </w:pPr>
-      <w:r>
-        <w:rPr>
-          <w:rFonts w:ascii="Arial" w:cs="Arial" w:eastAsia="Arial" w:hAnsi="Arial"/>
-          <w:b/>
-          <w:bCs/>
-          <w:color w:val="444444"/>
-          <w:sz w:val="16"/>
-          <w:szCs w:val="16"/>
-        </w:rPr>
-        <w:t xml:space="preserve">▌ДОБАВЛЕНО ПО ТЗ</w:t>
-      </w:r>
-    </w:p>
-    <w:p>
-      <w:pPr>
-        <w:shd w:fill="D9EAD3" w:color="auto" w:val="clear"/>
-        <w:spacing w:after="120" w:line="300"/>
-      </w:pPr>
-      <w:r>
-        <w:rPr>
-          <w:rFonts w:ascii="Times New Roman" w:cs="Times New Roman" w:eastAsia="Times New Roman" w:hAnsi="Times New Roman"/>
-          <w:b w:val="false"/>
-          <w:bCs w:val="false"/>
+        <w:spacing w:after="140" w:line="300"/>
+      </w:pPr>
+      <w:r>
+        <w:rPr>
+          <w:rFonts w:ascii="Times New Roman" w:cs="Times New Roman" w:eastAsia="Times New Roman" w:hAnsi="Times New Roman"/>
+          <w:b w:val="false"/>
+          <w:bCs w:val="false"/>
+          <w:i w:val="false"/>
+          <w:iCs w:val="false"/>
           <w:sz w:val="22"/>
           <w:szCs w:val="22"/>
         </w:rPr>
@@ -1290,9 +1390,9 @@
         </w:tblBorders>
       </w:tblPr>
       <w:tblGrid>
-        <w:gridCol w:w="2200"/>
-        <w:gridCol w:w="3400"/>
-        <w:gridCol w:w="3400"/>
+        <w:gridCol w:w="2600"/>
+        <w:gridCol w:w="3200"/>
+        <w:gridCol w:w="3200"/>
       </w:tblGrid>
       <w:tr>
         <w:trPr>
@@ -1300,7 +1400,7 @@
         </w:trPr>
         <w:tc>
           <w:tcPr>
-            <w:tcW w:type="dxa" w:w="2200"/>
+            <w:tcW w:type="dxa" w:w="2600"/>
             <w:shd w:fill="EFEFEF" w:color="auto" w:val="clear"/>
           </w:tcPr>
           <w:p>
@@ -1321,7 +1421,7 @@
         </w:tc>
         <w:tc>
           <w:tcPr>
-            <w:tcW w:type="dxa" w:w="3400"/>
+            <w:tcW w:type="dxa" w:w="3200"/>
             <w:shd w:fill="EFEFEF" w:color="auto" w:val="clear"/>
           </w:tcPr>
           <w:p>
@@ -1342,7 +1442,7 @@
         </w:tc>
         <w:tc>
           <w:tcPr>
-            <w:tcW w:type="dxa" w:w="3400"/>
+            <w:tcW w:type="dxa" w:w="3200"/>
             <w:shd w:fill="EFEFEF" w:color="auto" w:val="clear"/>
           </w:tcPr>
           <w:p>
@@ -1368,7 +1468,7 @@
         </w:trPr>
         <w:tc>
           <w:tcPr>
-            <w:tcW w:type="dxa" w:w="2200"/>
+            <w:tcW w:type="dxa" w:w="2600"/>
             <w:shd w:fill="D9EAD3" w:color="auto" w:val="clear"/>
           </w:tcPr>
           <w:p>
@@ -1380,6 +1480,8 @@
                 <w:rFonts w:ascii="Times New Roman" w:cs="Times New Roman" w:eastAsia="Times New Roman" w:hAnsi="Times New Roman"/>
                 <w:b w:val="false"/>
                 <w:bCs w:val="false"/>
+                <w:i w:val="false"/>
+                <w:iCs w:val="false"/>
                 <w:sz w:val="20"/>
                 <w:szCs w:val="20"/>
               </w:rPr>
@@ -1389,7 +1491,7 @@
         </w:tc>
         <w:tc>
           <w:tcPr>
-            <w:tcW w:type="dxa" w:w="3400"/>
+            <w:tcW w:type="dxa" w:w="3200"/>
             <w:shd w:fill="D9EAD3" w:color="auto" w:val="clear"/>
           </w:tcPr>
           <w:p>
@@ -1401,6 +1503,8 @@
                 <w:rFonts w:ascii="Times New Roman" w:cs="Times New Roman" w:eastAsia="Times New Roman" w:hAnsi="Times New Roman"/>
                 <w:b w:val="false"/>
                 <w:bCs w:val="false"/>
+                <w:i w:val="false"/>
+                <w:iCs w:val="false"/>
                 <w:sz w:val="20"/>
                 <w:szCs w:val="20"/>
               </w:rPr>
@@ -1410,7 +1514,7 @@
         </w:tc>
         <w:tc>
           <w:tcPr>
-            <w:tcW w:type="dxa" w:w="3400"/>
+            <w:tcW w:type="dxa" w:w="3200"/>
             <w:shd w:fill="D9EAD3" w:color="auto" w:val="clear"/>
           </w:tcPr>
           <w:p>
@@ -1422,6 +1526,8 @@
                 <w:rFonts w:ascii="Times New Roman" w:cs="Times New Roman" w:eastAsia="Times New Roman" w:hAnsi="Times New Roman"/>
                 <w:b w:val="false"/>
                 <w:bCs w:val="false"/>
+                <w:i w:val="false"/>
+                <w:iCs w:val="false"/>
                 <w:sz w:val="20"/>
                 <w:szCs w:val="20"/>
               </w:rPr>
@@ -1436,7 +1542,7 @@
         </w:trPr>
         <w:tc>
           <w:tcPr>
-            <w:tcW w:type="dxa" w:w="2200"/>
+            <w:tcW w:type="dxa" w:w="2600"/>
             <w:shd w:fill="D9EAD3" w:color="auto" w:val="clear"/>
           </w:tcPr>
           <w:p>
@@ -1448,6 +1554,8 @@
                 <w:rFonts w:ascii="Times New Roman" w:cs="Times New Roman" w:eastAsia="Times New Roman" w:hAnsi="Times New Roman"/>
                 <w:b w:val="false"/>
                 <w:bCs w:val="false"/>
+                <w:i w:val="false"/>
+                <w:iCs w:val="false"/>
                 <w:sz w:val="20"/>
                 <w:szCs w:val="20"/>
               </w:rPr>
@@ -1457,7 +1565,7 @@
         </w:tc>
         <w:tc>
           <w:tcPr>
-            <w:tcW w:type="dxa" w:w="3400"/>
+            <w:tcW w:type="dxa" w:w="3200"/>
             <w:shd w:fill="D9EAD3" w:color="auto" w:val="clear"/>
           </w:tcPr>
           <w:p>
@@ -1469,6 +1577,8 @@
                 <w:rFonts w:ascii="Times New Roman" w:cs="Times New Roman" w:eastAsia="Times New Roman" w:hAnsi="Times New Roman"/>
                 <w:b w:val="false"/>
                 <w:bCs w:val="false"/>
+                <w:i w:val="false"/>
+                <w:iCs w:val="false"/>
                 <w:sz w:val="20"/>
                 <w:szCs w:val="20"/>
               </w:rPr>
@@ -1478,7 +1588,7 @@
         </w:tc>
         <w:tc>
           <w:tcPr>
-            <w:tcW w:type="dxa" w:w="3400"/>
+            <w:tcW w:type="dxa" w:w="3200"/>
             <w:shd w:fill="D9EAD3" w:color="auto" w:val="clear"/>
           </w:tcPr>
           <w:p>
@@ -1490,6 +1600,8 @@
                 <w:rFonts w:ascii="Times New Roman" w:cs="Times New Roman" w:eastAsia="Times New Roman" w:hAnsi="Times New Roman"/>
                 <w:b w:val="false"/>
                 <w:bCs w:val="false"/>
+                <w:i w:val="false"/>
+                <w:iCs w:val="false"/>
                 <w:sz w:val="20"/>
                 <w:szCs w:val="20"/>
               </w:rPr>
@@ -1504,7 +1616,7 @@
         </w:trPr>
         <w:tc>
           <w:tcPr>
-            <w:tcW w:type="dxa" w:w="2200"/>
+            <w:tcW w:type="dxa" w:w="2600"/>
             <w:shd w:fill="D9EAD3" w:color="auto" w:val="clear"/>
           </w:tcPr>
           <w:p>
@@ -1516,6 +1628,8 @@
                 <w:rFonts w:ascii="Times New Roman" w:cs="Times New Roman" w:eastAsia="Times New Roman" w:hAnsi="Times New Roman"/>
                 <w:b w:val="false"/>
                 <w:bCs w:val="false"/>
+                <w:i w:val="false"/>
+                <w:iCs w:val="false"/>
                 <w:sz w:val="20"/>
                 <w:szCs w:val="20"/>
               </w:rPr>
@@ -1525,7 +1639,7 @@
         </w:tc>
         <w:tc>
           <w:tcPr>
-            <w:tcW w:type="dxa" w:w="3400"/>
+            <w:tcW w:type="dxa" w:w="3200"/>
             <w:shd w:fill="D9EAD3" w:color="auto" w:val="clear"/>
           </w:tcPr>
           <w:p>
@@ -1537,6 +1651,8 @@
                 <w:rFonts w:ascii="Times New Roman" w:cs="Times New Roman" w:eastAsia="Times New Roman" w:hAnsi="Times New Roman"/>
                 <w:b w:val="false"/>
                 <w:bCs w:val="false"/>
+                <w:i w:val="false"/>
+                <w:iCs w:val="false"/>
                 <w:sz w:val="20"/>
                 <w:szCs w:val="20"/>
               </w:rPr>
@@ -1546,7 +1662,7 @@
         </w:tc>
         <w:tc>
           <w:tcPr>
-            <w:tcW w:type="dxa" w:w="3400"/>
+            <w:tcW w:type="dxa" w:w="3200"/>
             <w:shd w:fill="D9EAD3" w:color="auto" w:val="clear"/>
           </w:tcPr>
           <w:p>
@@ -1558,6 +1674,8 @@
                 <w:rFonts w:ascii="Times New Roman" w:cs="Times New Roman" w:eastAsia="Times New Roman" w:hAnsi="Times New Roman"/>
                 <w:b w:val="false"/>
                 <w:bCs w:val="false"/>
+                <w:i w:val="false"/>
+                <w:iCs w:val="false"/>
                 <w:sz w:val="20"/>
                 <w:szCs w:val="20"/>
               </w:rPr>
@@ -1572,7 +1690,7 @@
         </w:trPr>
         <w:tc>
           <w:tcPr>
-            <w:tcW w:type="dxa" w:w="2200"/>
+            <w:tcW w:type="dxa" w:w="2600"/>
             <w:shd w:fill="D9EAD3" w:color="auto" w:val="clear"/>
           </w:tcPr>
           <w:p>
@@ -1584,6 +1702,8 @@
                 <w:rFonts w:ascii="Times New Roman" w:cs="Times New Roman" w:eastAsia="Times New Roman" w:hAnsi="Times New Roman"/>
                 <w:b w:val="false"/>
                 <w:bCs w:val="false"/>
+                <w:i w:val="false"/>
+                <w:iCs w:val="false"/>
                 <w:sz w:val="20"/>
                 <w:szCs w:val="20"/>
               </w:rPr>
@@ -1593,7 +1713,7 @@
         </w:tc>
         <w:tc>
           <w:tcPr>
-            <w:tcW w:type="dxa" w:w="3400"/>
+            <w:tcW w:type="dxa" w:w="3200"/>
             <w:shd w:fill="D9EAD3" w:color="auto" w:val="clear"/>
           </w:tcPr>
           <w:p>
@@ -1605,6 +1725,8 @@
                 <w:rFonts w:ascii="Times New Roman" w:cs="Times New Roman" w:eastAsia="Times New Roman" w:hAnsi="Times New Roman"/>
                 <w:b w:val="false"/>
                 <w:bCs w:val="false"/>
+                <w:i w:val="false"/>
+                <w:iCs w:val="false"/>
                 <w:sz w:val="20"/>
                 <w:szCs w:val="20"/>
               </w:rPr>
@@ -1614,7 +1736,7 @@
         </w:tc>
         <w:tc>
           <w:tcPr>
-            <w:tcW w:type="dxa" w:w="3400"/>
+            <w:tcW w:type="dxa" w:w="3200"/>
             <w:shd w:fill="D9EAD3" w:color="auto" w:val="clear"/>
           </w:tcPr>
           <w:p>
@@ -1626,6 +1748,8 @@
                 <w:rFonts w:ascii="Times New Roman" w:cs="Times New Roman" w:eastAsia="Times New Roman" w:hAnsi="Times New Roman"/>
                 <w:b w:val="false"/>
                 <w:bCs w:val="false"/>
+                <w:i w:val="false"/>
+                <w:iCs w:val="false"/>
                 <w:sz w:val="20"/>
                 <w:szCs w:val="20"/>
               </w:rPr>
@@ -1640,7 +1764,7 @@
         </w:trPr>
         <w:tc>
           <w:tcPr>
-            <w:tcW w:type="dxa" w:w="2200"/>
+            <w:tcW w:type="dxa" w:w="2600"/>
             <w:shd w:fill="D9EAD3" w:color="auto" w:val="clear"/>
           </w:tcPr>
           <w:p>
@@ -1652,6 +1776,8 @@
                 <w:rFonts w:ascii="Times New Roman" w:cs="Times New Roman" w:eastAsia="Times New Roman" w:hAnsi="Times New Roman"/>
                 <w:b w:val="false"/>
                 <w:bCs w:val="false"/>
+                <w:i w:val="false"/>
+                <w:iCs w:val="false"/>
                 <w:sz w:val="20"/>
                 <w:szCs w:val="20"/>
               </w:rPr>
@@ -1661,7 +1787,7 @@
         </w:tc>
         <w:tc>
           <w:tcPr>
-            <w:tcW w:type="dxa" w:w="3400"/>
+            <w:tcW w:type="dxa" w:w="3200"/>
             <w:shd w:fill="D9EAD3" w:color="auto" w:val="clear"/>
           </w:tcPr>
           <w:p>
@@ -1673,6 +1799,8 @@
                 <w:rFonts w:ascii="Times New Roman" w:cs="Times New Roman" w:eastAsia="Times New Roman" w:hAnsi="Times New Roman"/>
                 <w:b w:val="false"/>
                 <w:bCs w:val="false"/>
+                <w:i w:val="false"/>
+                <w:iCs w:val="false"/>
                 <w:sz w:val="20"/>
                 <w:szCs w:val="20"/>
               </w:rPr>
@@ -1682,7 +1810,7 @@
         </w:tc>
         <w:tc>
           <w:tcPr>
-            <w:tcW w:type="dxa" w:w="3400"/>
+            <w:tcW w:type="dxa" w:w="3200"/>
             <w:shd w:fill="D9EAD3" w:color="auto" w:val="clear"/>
           </w:tcPr>
           <w:p>
@@ -1694,6 +1822,8 @@
                 <w:rFonts w:ascii="Times New Roman" w:cs="Times New Roman" w:eastAsia="Times New Roman" w:hAnsi="Times New Roman"/>
                 <w:b w:val="false"/>
                 <w:bCs w:val="false"/>
+                <w:i w:val="false"/>
+                <w:iCs w:val="false"/>
                 <w:sz w:val="20"/>
                 <w:szCs w:val="20"/>
               </w:rPr>
@@ -1708,7 +1838,7 @@
         </w:trPr>
         <w:tc>
           <w:tcPr>
-            <w:tcW w:type="dxa" w:w="2200"/>
+            <w:tcW w:type="dxa" w:w="2600"/>
             <w:shd w:fill="D9EAD3" w:color="auto" w:val="clear"/>
           </w:tcPr>
           <w:p>
@@ -1720,6 +1850,8 @@
                 <w:rFonts w:ascii="Times New Roman" w:cs="Times New Roman" w:eastAsia="Times New Roman" w:hAnsi="Times New Roman"/>
                 <w:b w:val="false"/>
                 <w:bCs w:val="false"/>
+                <w:i w:val="false"/>
+                <w:iCs w:val="false"/>
                 <w:sz w:val="20"/>
                 <w:szCs w:val="20"/>
               </w:rPr>
@@ -1729,7 +1861,7 @@
         </w:tc>
         <w:tc>
           <w:tcPr>
-            <w:tcW w:type="dxa" w:w="3400"/>
+            <w:tcW w:type="dxa" w:w="3200"/>
             <w:shd w:fill="D9EAD3" w:color="auto" w:val="clear"/>
           </w:tcPr>
           <w:p>
@@ -1741,6 +1873,8 @@
                 <w:rFonts w:ascii="Times New Roman" w:cs="Times New Roman" w:eastAsia="Times New Roman" w:hAnsi="Times New Roman"/>
                 <w:b w:val="false"/>
                 <w:bCs w:val="false"/>
+                <w:i w:val="false"/>
+                <w:iCs w:val="false"/>
                 <w:sz w:val="20"/>
                 <w:szCs w:val="20"/>
               </w:rPr>
@@ -1750,7 +1884,7 @@
         </w:tc>
         <w:tc>
           <w:tcPr>
-            <w:tcW w:type="dxa" w:w="3400"/>
+            <w:tcW w:type="dxa" w:w="3200"/>
             <w:shd w:fill="D9EAD3" w:color="auto" w:val="clear"/>
           </w:tcPr>
           <w:p>
@@ -1762,6 +1896,8 @@
                 <w:rFonts w:ascii="Times New Roman" w:cs="Times New Roman" w:eastAsia="Times New Roman" w:hAnsi="Times New Roman"/>
                 <w:b w:val="false"/>
                 <w:bCs w:val="false"/>
+                <w:i w:val="false"/>
+                <w:iCs w:val="false"/>
                 <w:sz w:val="20"/>
                 <w:szCs w:val="20"/>
               </w:rPr>
@@ -1773,7 +1909,7 @@
     </w:tbl>
     <w:p>
       <w:pPr>
-        <w:spacing w:after="80"/>
+        <w:spacing w:after="100"/>
       </w:pPr>
       <w:r>
         <w:rPr>
@@ -1786,13 +1922,15 @@
     <w:p>
       <w:pPr>
         <w:shd w:fill="D9EAD3" w:color="auto" w:val="clear"/>
-        <w:spacing w:after="120" w:line="300"/>
-      </w:pPr>
-      <w:r>
-        <w:rPr>
-          <w:rFonts w:ascii="Times New Roman" w:cs="Times New Roman" w:eastAsia="Times New Roman" w:hAnsi="Times New Roman"/>
-          <w:b w:val="false"/>
-          <w:bCs w:val="false"/>
+        <w:spacing w:after="140" w:line="300"/>
+      </w:pPr>
+      <w:r>
+        <w:rPr>
+          <w:rFonts w:ascii="Times New Roman" w:cs="Times New Roman" w:eastAsia="Times New Roman" w:hAnsi="Times New Roman"/>
+          <w:b w:val="false"/>
+          <w:bCs w:val="false"/>
+          <w:i w:val="false"/>
+          <w:iCs w:val="false"/>
           <w:sz w:val="22"/>
           <w:szCs w:val="22"/>
         </w:rPr>
@@ -1801,27 +1939,55 @@
     </w:p>
     <w:p>
       <w:pPr>
-        <w:spacing w:after="160"/>
-        <w:ind w:left="200"/>
-      </w:pPr>
-      <w:r>
-        <w:rPr>
-          <w:rFonts w:ascii="Arial" w:cs="Arial" w:eastAsia="Arial" w:hAnsi="Arial"/>
+        <w:shd w:fill="D9EAD3" w:color="auto" w:val="clear"/>
+        <w:spacing w:after="140"/>
+      </w:pPr>
+      <w:r>
+        <w:rPr>
+          <w:rFonts w:ascii="Arial" w:cs="Arial" w:eastAsia="Arial" w:hAnsi="Arial"/>
+          <w:b w:val="false"/>
+          <w:bCs w:val="false"/>
           <w:i/>
           <w:iCs/>
           <w:color w:val="666666"/>
           <w:sz w:val="18"/>
           <w:szCs w:val="18"/>
         </w:rPr>
-        <w:t xml:space="preserve">Таблица собрана из четырёх задач аудита, которые перечислены в исходной статье (оценка учёта и рисков, нагрузка бухгалтерии, проверка на злоупотребления, подготовка к продаже или покупке), и дополнена видами, которые есть в практике. Ни один вид не выдуман под структуру — проверьте, все ли мы оказываем.</w:t>
-      </w:r>
-    </w:p>
-    <w:p>
-      <w:pPr>
-        <w:pStyle w:val="Heading2"/>
-        <w:spacing w:after="140" w:before="280"/>
-      </w:pPr>
-      <w:r>
+        <w:t xml:space="preserve">Таблица собрана из четырёх задач аудита, перечисленных в исходной статье, и дополнена видами из практики.</w:t>
+      </w:r>
+    </w:p>
+    <w:p>
+      <w:pPr>
+        <w:spacing w:after="160"/>
+        <w:ind w:left="200"/>
+      </w:pPr>
+      <w:r>
+        <w:rPr>
+          <w:rFonts w:ascii="Arial" w:cs="Arial" w:eastAsia="Arial" w:hAnsi="Arial"/>
+          <w:b w:val="false"/>
+          <w:bCs w:val="false"/>
+          <w:i/>
+          <w:iCs/>
+          <w:color w:val="C00000"/>
+          <w:sz w:val="18"/>
+          <w:szCs w:val="18"/>
+        </w:rPr>
+        <w:t xml:space="preserve">Проверьте: все ли эти виды мы действительно оказываем.</w:t>
+      </w:r>
+    </w:p>
+    <w:p>
+      <w:pPr>
+        <w:spacing w:after="120" w:before="300"/>
+      </w:pPr>
+      <w:r>
+        <w:rPr>
+          <w:rFonts w:ascii="Arial" w:cs="Arial" w:eastAsia="Arial" w:hAnsi="Arial"/>
+          <w:b/>
+          <w:bCs/>
+          <w:color w:val="1F3864"/>
+          <w:sz w:val="26"/>
+          <w:szCs w:val="26"/>
+        </w:rPr>
         <w:t xml:space="preserve">Как проходит инициативный аудит</w:t>
       </w:r>
     </w:p>
@@ -1845,13 +2011,15 @@
     <w:p>
       <w:pPr>
         <w:shd w:fill="D9EAD3" w:color="auto" w:val="clear"/>
-        <w:spacing w:after="120" w:line="300"/>
-      </w:pPr>
-      <w:r>
-        <w:rPr>
-          <w:rFonts w:ascii="Times New Roman" w:cs="Times New Roman" w:eastAsia="Times New Roman" w:hAnsi="Times New Roman"/>
-          <w:b w:val="false"/>
-          <w:bCs w:val="false"/>
+        <w:spacing w:after="140" w:line="300"/>
+      </w:pPr>
+      <w:r>
+        <w:rPr>
+          <w:rFonts w:ascii="Times New Roman" w:cs="Times New Roman" w:eastAsia="Times New Roman" w:hAnsi="Times New Roman"/>
+          <w:b w:val="false"/>
+          <w:bCs w:val="false"/>
+          <w:i w:val="false"/>
+          <w:iCs w:val="false"/>
           <w:sz w:val="22"/>
           <w:szCs w:val="22"/>
         </w:rPr>
@@ -1871,10 +2039,26 @@
       <w:r>
         <w:rPr>
           <w:rFonts w:ascii="Times New Roman" w:cs="Times New Roman" w:eastAsia="Times New Roman" w:hAnsi="Times New Roman"/>
-          <w:sz w:val="22"/>
-          <w:szCs w:val="22"/>
-        </w:rPr>
-        <w:t xml:space="preserve">Постановка задачи. Вы формулируете, что беспокоит: налоговые риски, качество учёта, подготовка к сделке. От этого зависят период и перечень вопросов.</w:t>
+          <w:b/>
+          <w:bCs/>
+          <w:i w:val="false"/>
+          <w:iCs w:val="false"/>
+          <w:sz w:val="22"/>
+          <w:szCs w:val="22"/>
+        </w:rPr>
+        <w:t xml:space="preserve">Постановка задачи.</w:t>
+      </w:r>
+      <w:r>
+        <w:rPr>
+          <w:rFonts w:ascii="Times New Roman" w:cs="Times New Roman" w:eastAsia="Times New Roman" w:hAnsi="Times New Roman"/>
+          <w:b w:val="false"/>
+          <w:bCs w:val="false"/>
+          <w:i w:val="false"/>
+          <w:iCs w:val="false"/>
+          <w:sz w:val="22"/>
+          <w:szCs w:val="22"/>
+        </w:rPr>
+        <w:t xml:space="preserve"> Вы формулируете, что беспокоит: налоговые риски, качество учёта, подготовка к сделке. От этого зависят период и перечень вопросов.</w:t>
       </w:r>
     </w:p>
     <w:p>
@@ -1890,10 +2074,26 @@
       <w:r>
         <w:rPr>
           <w:rFonts w:ascii="Times New Roman" w:cs="Times New Roman" w:eastAsia="Times New Roman" w:hAnsi="Times New Roman"/>
-          <w:sz w:val="22"/>
-          <w:szCs w:val="22"/>
-        </w:rPr>
-        <w:t xml:space="preserve">Согласование объёма и сроков. Определяется, какие участки и за какой период проверяются, что нужно от вашей стороны.</w:t>
+          <w:b/>
+          <w:bCs/>
+          <w:i w:val="false"/>
+          <w:iCs w:val="false"/>
+          <w:sz w:val="22"/>
+          <w:szCs w:val="22"/>
+        </w:rPr>
+        <w:t xml:space="preserve">Согласование объёма и сроков.</w:t>
+      </w:r>
+      <w:r>
+        <w:rPr>
+          <w:rFonts w:ascii="Times New Roman" w:cs="Times New Roman" w:eastAsia="Times New Roman" w:hAnsi="Times New Roman"/>
+          <w:b w:val="false"/>
+          <w:bCs w:val="false"/>
+          <w:i w:val="false"/>
+          <w:iCs w:val="false"/>
+          <w:sz w:val="22"/>
+          <w:szCs w:val="22"/>
+        </w:rPr>
+        <w:t xml:space="preserve"> Определяется, какие участки и за какой период проверяются, что нужно от вашей стороны.</w:t>
       </w:r>
     </w:p>
     <w:p>
@@ -1909,10 +2109,26 @@
       <w:r>
         <w:rPr>
           <w:rFonts w:ascii="Times New Roman" w:cs="Times New Roman" w:eastAsia="Times New Roman" w:hAnsi="Times New Roman"/>
-          <w:sz w:val="22"/>
-          <w:szCs w:val="22"/>
-        </w:rPr>
-        <w:t xml:space="preserve">Сбор данных. Проверяющие получают доступ к базе, первичным документам и отчётности.</w:t>
+          <w:b/>
+          <w:bCs/>
+          <w:i w:val="false"/>
+          <w:iCs w:val="false"/>
+          <w:sz w:val="22"/>
+          <w:szCs w:val="22"/>
+        </w:rPr>
+        <w:t xml:space="preserve">Сбор данных.</w:t>
+      </w:r>
+      <w:r>
+        <w:rPr>
+          <w:rFonts w:ascii="Times New Roman" w:cs="Times New Roman" w:eastAsia="Times New Roman" w:hAnsi="Times New Roman"/>
+          <w:b w:val="false"/>
+          <w:bCs w:val="false"/>
+          <w:i w:val="false"/>
+          <w:iCs w:val="false"/>
+          <w:sz w:val="22"/>
+          <w:szCs w:val="22"/>
+        </w:rPr>
+        <w:t xml:space="preserve"> Проверяющие получают доступ к базе, первичным документам и отчётности.</w:t>
       </w:r>
     </w:p>
     <w:p>
@@ -1928,10 +2144,26 @@
       <w:r>
         <w:rPr>
           <w:rFonts w:ascii="Times New Roman" w:cs="Times New Roman" w:eastAsia="Times New Roman" w:hAnsi="Times New Roman"/>
-          <w:sz w:val="22"/>
-          <w:szCs w:val="22"/>
-        </w:rPr>
-        <w:t xml:space="preserve">Проверка. Анализируются учёт, отчётность, расчёты с бюджетом и операции, которые создают риск.</w:t>
+          <w:b/>
+          <w:bCs/>
+          <w:i w:val="false"/>
+          <w:iCs w:val="false"/>
+          <w:sz w:val="22"/>
+          <w:szCs w:val="22"/>
+        </w:rPr>
+        <w:t xml:space="preserve">Проверка.</w:t>
+      </w:r>
+      <w:r>
+        <w:rPr>
+          <w:rFonts w:ascii="Times New Roman" w:cs="Times New Roman" w:eastAsia="Times New Roman" w:hAnsi="Times New Roman"/>
+          <w:b w:val="false"/>
+          <w:bCs w:val="false"/>
+          <w:i w:val="false"/>
+          <w:iCs w:val="false"/>
+          <w:sz w:val="22"/>
+          <w:szCs w:val="22"/>
+        </w:rPr>
+        <w:t xml:space="preserve"> Анализируются учёт, отчётность, расчёты с бюджетом и операции, которые создают риск.</w:t>
       </w:r>
     </w:p>
     <w:p>
@@ -1947,10 +2179,26 @@
       <w:r>
         <w:rPr>
           <w:rFonts w:ascii="Times New Roman" w:cs="Times New Roman" w:eastAsia="Times New Roman" w:hAnsi="Times New Roman"/>
-          <w:sz w:val="22"/>
-          <w:szCs w:val="22"/>
-        </w:rPr>
-        <w:t xml:space="preserve">Отчёт. Вы получаете перечень найденного: что нарушено, чем это грозит и что с этим делать. Хороший отчёт заканчивается не списком замечаний, а порядком действий.</w:t>
+          <w:b/>
+          <w:bCs/>
+          <w:i w:val="false"/>
+          <w:iCs w:val="false"/>
+          <w:sz w:val="22"/>
+          <w:szCs w:val="22"/>
+        </w:rPr>
+        <w:t xml:space="preserve">Отчёт.</w:t>
+      </w:r>
+      <w:r>
+        <w:rPr>
+          <w:rFonts w:ascii="Times New Roman" w:cs="Times New Roman" w:eastAsia="Times New Roman" w:hAnsi="Times New Roman"/>
+          <w:b w:val="false"/>
+          <w:bCs w:val="false"/>
+          <w:i w:val="false"/>
+          <w:iCs w:val="false"/>
+          <w:sz w:val="22"/>
+          <w:szCs w:val="22"/>
+        </w:rPr>
+        <w:t xml:space="preserve"> Вы получаете перечень найденного: что нарушено, чем это грозит и что с этим делать. Хороший отчёт заканчивается не списком замечаний, а порядком действий.</w:t>
       </w:r>
     </w:p>
     <w:p>
@@ -1966,10 +2214,26 @@
       <w:r>
         <w:rPr>
           <w:rFonts w:ascii="Times New Roman" w:cs="Times New Roman" w:eastAsia="Times New Roman" w:hAnsi="Times New Roman"/>
-          <w:sz w:val="22"/>
-          <w:szCs w:val="22"/>
-        </w:rPr>
-        <w:t xml:space="preserve">Исправление. Ошибки исправляются силами вашей бухгалтерии или проверяющих — это решается отдельно.</w:t>
+          <w:b/>
+          <w:bCs/>
+          <w:i w:val="false"/>
+          <w:iCs w:val="false"/>
+          <w:sz w:val="22"/>
+          <w:szCs w:val="22"/>
+        </w:rPr>
+        <w:t xml:space="preserve">Исправление.</w:t>
+      </w:r>
+      <w:r>
+        <w:rPr>
+          <w:rFonts w:ascii="Times New Roman" w:cs="Times New Roman" w:eastAsia="Times New Roman" w:hAnsi="Times New Roman"/>
+          <w:b w:val="false"/>
+          <w:bCs w:val="false"/>
+          <w:i w:val="false"/>
+          <w:iCs w:val="false"/>
+          <w:sz w:val="22"/>
+          <w:szCs w:val="22"/>
+        </w:rPr>
+        <w:t xml:space="preserve"> Ошибки исправляются силами вашей бухгалтерии или проверяющих — это решается отдельно.</w:t>
       </w:r>
     </w:p>
     <w:p>
@@ -1980,6 +2244,8 @@
       <w:r>
         <w:rPr>
           <w:rFonts w:ascii="Arial" w:cs="Arial" w:eastAsia="Arial" w:hAnsi="Arial"/>
+          <w:b w:val="false"/>
+          <w:bCs w:val="false"/>
           <w:i/>
           <w:iCs/>
           <w:color w:val="C00000"/>
@@ -1991,10 +2257,17 @@
     </w:p>
     <w:p>
       <w:pPr>
-        <w:pStyle w:val="Heading2"/>
-        <w:spacing w:after="140" w:before="280"/>
-      </w:pPr>
-      <w:r>
+        <w:spacing w:after="120" w:before="300"/>
+      </w:pPr>
+      <w:r>
+        <w:rPr>
+          <w:rFonts w:ascii="Arial" w:cs="Arial" w:eastAsia="Arial" w:hAnsi="Arial"/>
+          <w:b/>
+          <w:bCs/>
+          <w:color w:val="1F3864"/>
+          <w:sz w:val="26"/>
+          <w:szCs w:val="26"/>
+        </w:rPr>
         <w:t xml:space="preserve">Типичные ошибки и нарушения, которые выявляет проверка</w:t>
       </w:r>
     </w:p>
@@ -2018,13 +2291,15 @@
     <w:p>
       <w:pPr>
         <w:shd w:fill="D9EAD3" w:color="auto" w:val="clear"/>
-        <w:spacing w:after="120" w:line="300"/>
-      </w:pPr>
-      <w:r>
-        <w:rPr>
-          <w:rFonts w:ascii="Times New Roman" w:cs="Times New Roman" w:eastAsia="Times New Roman" w:hAnsi="Times New Roman"/>
-          <w:b w:val="false"/>
-          <w:bCs w:val="false"/>
+        <w:spacing w:after="140" w:line="300"/>
+      </w:pPr>
+      <w:r>
+        <w:rPr>
+          <w:rFonts w:ascii="Times New Roman" w:cs="Times New Roman" w:eastAsia="Times New Roman" w:hAnsi="Times New Roman"/>
+          <w:b w:val="false"/>
+          <w:bCs w:val="false"/>
+          <w:i w:val="false"/>
+          <w:iCs w:val="false"/>
           <w:sz w:val="22"/>
           <w:szCs w:val="22"/>
         </w:rPr>
@@ -2044,10 +2319,26 @@
       <w:r>
         <w:rPr>
           <w:rFonts w:ascii="Times New Roman" w:cs="Times New Roman" w:eastAsia="Times New Roman" w:hAnsi="Times New Roman"/>
-          <w:sz w:val="22"/>
-          <w:szCs w:val="22"/>
-        </w:rPr>
-        <w:t xml:space="preserve">зависшие подотчётные суммы — деньги выданы, авансовый отчёт не сдан;</w:t>
+          <w:b/>
+          <w:bCs/>
+          <w:i w:val="false"/>
+          <w:iCs w:val="false"/>
+          <w:sz w:val="22"/>
+          <w:szCs w:val="22"/>
+        </w:rPr>
+        <w:t xml:space="preserve">зависшие подотчётные суммы</w:t>
+      </w:r>
+      <w:r>
+        <w:rPr>
+          <w:rFonts w:ascii="Times New Roman" w:cs="Times New Roman" w:eastAsia="Times New Roman" w:hAnsi="Times New Roman"/>
+          <w:b w:val="false"/>
+          <w:bCs w:val="false"/>
+          <w:i w:val="false"/>
+          <w:iCs w:val="false"/>
+          <w:sz w:val="22"/>
+          <w:szCs w:val="22"/>
+        </w:rPr>
+        <w:t xml:space="preserve"> — деньги выданы, авансовый отчёт не сдан;</w:t>
       </w:r>
     </w:p>
     <w:p>
@@ -2063,10 +2354,26 @@
       <w:r>
         <w:rPr>
           <w:rFonts w:ascii="Times New Roman" w:cs="Times New Roman" w:eastAsia="Times New Roman" w:hAnsi="Times New Roman"/>
-          <w:sz w:val="22"/>
-          <w:szCs w:val="22"/>
-        </w:rPr>
-        <w:t xml:space="preserve">беспроцентные займы, оформленные без учёта налоговых последствий;</w:t>
+          <w:b/>
+          <w:bCs/>
+          <w:i w:val="false"/>
+          <w:iCs w:val="false"/>
+          <w:sz w:val="22"/>
+          <w:szCs w:val="22"/>
+        </w:rPr>
+        <w:t xml:space="preserve">беспроцентные займы</w:t>
+      </w:r>
+      <w:r>
+        <w:rPr>
+          <w:rFonts w:ascii="Times New Roman" w:cs="Times New Roman" w:eastAsia="Times New Roman" w:hAnsi="Times New Roman"/>
+          <w:b w:val="false"/>
+          <w:bCs w:val="false"/>
+          <w:i w:val="false"/>
+          <w:iCs w:val="false"/>
+          <w:sz w:val="22"/>
+          <w:szCs w:val="22"/>
+        </w:rPr>
+        <w:t xml:space="preserve">, оформленные без учёта налоговых последствий;</w:t>
       </w:r>
     </w:p>
     <w:p>
@@ -2082,10 +2389,26 @@
       <w:r>
         <w:rPr>
           <w:rFonts w:ascii="Times New Roman" w:cs="Times New Roman" w:eastAsia="Times New Roman" w:hAnsi="Times New Roman"/>
-          <w:sz w:val="22"/>
-          <w:szCs w:val="22"/>
-        </w:rPr>
-        <w:t xml:space="preserve">отрицательные остатки на счетах — товара на складе по учёту меньше нуля;</w:t>
+          <w:b/>
+          <w:bCs/>
+          <w:i w:val="false"/>
+          <w:iCs w:val="false"/>
+          <w:sz w:val="22"/>
+          <w:szCs w:val="22"/>
+        </w:rPr>
+        <w:t xml:space="preserve">отрицательные остатки</w:t>
+      </w:r>
+      <w:r>
+        <w:rPr>
+          <w:rFonts w:ascii="Times New Roman" w:cs="Times New Roman" w:eastAsia="Times New Roman" w:hAnsi="Times New Roman"/>
+          <w:b w:val="false"/>
+          <w:bCs w:val="false"/>
+          <w:i w:val="false"/>
+          <w:iCs w:val="false"/>
+          <w:sz w:val="22"/>
+          <w:szCs w:val="22"/>
+        </w:rPr>
+        <w:t xml:space="preserve"> на счетах — товара на складе по учёту меньше нуля;</w:t>
       </w:r>
     </w:p>
     <w:p>
@@ -2101,10 +2424,26 @@
       <w:r>
         <w:rPr>
           <w:rFonts w:ascii="Times New Roman" w:cs="Times New Roman" w:eastAsia="Times New Roman" w:hAnsi="Times New Roman"/>
-          <w:sz w:val="22"/>
-          <w:szCs w:val="22"/>
-        </w:rPr>
-        <w:t xml:space="preserve">первичные документы без обязательных реквизитов — такой документ инспекция к расходам не примет;</w:t>
+          <w:b/>
+          <w:bCs/>
+          <w:i w:val="false"/>
+          <w:iCs w:val="false"/>
+          <w:sz w:val="22"/>
+          <w:szCs w:val="22"/>
+        </w:rPr>
+        <w:t xml:space="preserve">первичные документы без обязательных реквизитов</w:t>
+      </w:r>
+      <w:r>
+        <w:rPr>
+          <w:rFonts w:ascii="Times New Roman" w:cs="Times New Roman" w:eastAsia="Times New Roman" w:hAnsi="Times New Roman"/>
+          <w:b w:val="false"/>
+          <w:bCs w:val="false"/>
+          <w:i w:val="false"/>
+          <w:iCs w:val="false"/>
+          <w:sz w:val="22"/>
+          <w:szCs w:val="22"/>
+        </w:rPr>
+        <w:t xml:space="preserve"> — такой документ инспекция к расходам не примет;</w:t>
       </w:r>
     </w:p>
     <w:p>
@@ -2120,10 +2459,26 @@
       <w:r>
         <w:rPr>
           <w:rFonts w:ascii="Times New Roman" w:cs="Times New Roman" w:eastAsia="Times New Roman" w:hAnsi="Times New Roman"/>
-          <w:sz w:val="22"/>
-          <w:szCs w:val="22"/>
-        </w:rPr>
-        <w:t xml:space="preserve">дубли контрагентов в базе, из-за которых расчёты не сходятся;</w:t>
+          <w:b/>
+          <w:bCs/>
+          <w:i w:val="false"/>
+          <w:iCs w:val="false"/>
+          <w:sz w:val="22"/>
+          <w:szCs w:val="22"/>
+        </w:rPr>
+        <w:t xml:space="preserve">дубли контрагентов</w:t>
+      </w:r>
+      <w:r>
+        <w:rPr>
+          <w:rFonts w:ascii="Times New Roman" w:cs="Times New Roman" w:eastAsia="Times New Roman" w:hAnsi="Times New Roman"/>
+          <w:b w:val="false"/>
+          <w:bCs w:val="false"/>
+          <w:i w:val="false"/>
+          <w:iCs w:val="false"/>
+          <w:sz w:val="22"/>
+          <w:szCs w:val="22"/>
+        </w:rPr>
+        <w:t xml:space="preserve"> в базе, из-за которых расчёты не сходятся;</w:t>
       </w:r>
     </w:p>
     <w:p>
@@ -2139,10 +2494,26 @@
       <w:r>
         <w:rPr>
           <w:rFonts w:ascii="Times New Roman" w:cs="Times New Roman" w:eastAsia="Times New Roman" w:hAnsi="Times New Roman"/>
-          <w:sz w:val="22"/>
-          <w:szCs w:val="22"/>
-        </w:rPr>
-        <w:t xml:space="preserve">учёт по устаревшим правилам — бухгалтерские стандарты меняются, и не все изменения доходят до рабочей базы;</w:t>
+          <w:b/>
+          <w:bCs/>
+          <w:i w:val="false"/>
+          <w:iCs w:val="false"/>
+          <w:sz w:val="22"/>
+          <w:szCs w:val="22"/>
+        </w:rPr>
+        <w:t xml:space="preserve">учёт по устаревшим правилам</w:t>
+      </w:r>
+      <w:r>
+        <w:rPr>
+          <w:rFonts w:ascii="Times New Roman" w:cs="Times New Roman" w:eastAsia="Times New Roman" w:hAnsi="Times New Roman"/>
+          <w:b w:val="false"/>
+          <w:bCs w:val="false"/>
+          <w:i w:val="false"/>
+          <w:iCs w:val="false"/>
+          <w:sz w:val="22"/>
+          <w:szCs w:val="22"/>
+        </w:rPr>
+        <w:t xml:space="preserve"> — бухгалтерские стандарты меняются, и не все изменения доходят до рабочей базы;</w:t>
       </w:r>
     </w:p>
     <w:p>
@@ -2158,10 +2529,26 @@
       <w:r>
         <w:rPr>
           <w:rFonts w:ascii="Times New Roman" w:cs="Times New Roman" w:eastAsia="Times New Roman" w:hAnsi="Times New Roman"/>
-          <w:sz w:val="22"/>
-          <w:szCs w:val="22"/>
-        </w:rPr>
-        <w:t xml:space="preserve">неверный расчёт себестоимости — из-за него налог на прибыль завышен или занижен, а собственник не понимает реальную маржинальность;</w:t>
+          <w:b/>
+          <w:bCs/>
+          <w:i w:val="false"/>
+          <w:iCs w:val="false"/>
+          <w:sz w:val="22"/>
+          <w:szCs w:val="22"/>
+        </w:rPr>
+        <w:t xml:space="preserve">неверный расчёт себестоимости</w:t>
+      </w:r>
+      <w:r>
+        <w:rPr>
+          <w:rFonts w:ascii="Times New Roman" w:cs="Times New Roman" w:eastAsia="Times New Roman" w:hAnsi="Times New Roman"/>
+          <w:b w:val="false"/>
+          <w:bCs w:val="false"/>
+          <w:i w:val="false"/>
+          <w:iCs w:val="false"/>
+          <w:sz w:val="22"/>
+          <w:szCs w:val="22"/>
+        </w:rPr>
+        <w:t xml:space="preserve"> — из-за него налог на прибыль завышен или занижен, а собственник не понимает реальную маржинальность;</w:t>
       </w:r>
     </w:p>
     <w:p>
@@ -2177,43 +2564,81 @@
       <w:r>
         <w:rPr>
           <w:rFonts w:ascii="Times New Roman" w:cs="Times New Roman" w:eastAsia="Times New Roman" w:hAnsi="Times New Roman"/>
-          <w:sz w:val="22"/>
-          <w:szCs w:val="22"/>
-        </w:rPr>
-        <w:t xml:space="preserve">ошибки в зарплате и взносах — и сотрудники недополучают деньги, и компания получает претензии.</w:t>
-      </w:r>
-    </w:p>
-    <w:p>
-      <w:pPr>
-        <w:spacing w:after="160"/>
-        <w:ind w:left="200"/>
-      </w:pPr>
-      <w:r>
-        <w:rPr>
-          <w:rFonts w:ascii="Arial" w:cs="Arial" w:eastAsia="Arial" w:hAnsi="Arial"/>
+          <w:b/>
+          <w:bCs/>
+          <w:i w:val="false"/>
+          <w:iCs w:val="false"/>
+          <w:sz w:val="22"/>
+          <w:szCs w:val="22"/>
+        </w:rPr>
+        <w:t xml:space="preserve">ошибки в зарплате и взносах</w:t>
+      </w:r>
+      <w:r>
+        <w:rPr>
+          <w:rFonts w:ascii="Times New Roman" w:cs="Times New Roman" w:eastAsia="Times New Roman" w:hAnsi="Times New Roman"/>
+          <w:b w:val="false"/>
+          <w:bCs w:val="false"/>
+          <w:i w:val="false"/>
+          <w:iCs w:val="false"/>
+          <w:sz w:val="22"/>
+          <w:szCs w:val="22"/>
+        </w:rPr>
+        <w:t xml:space="preserve"> — и сотрудники недополучают деньги, и компания получает претензии.</w:t>
+      </w:r>
+    </w:p>
+    <w:p>
+      <w:pPr>
+        <w:shd w:fill="D9EAD3" w:color="auto" w:val="clear"/>
+        <w:spacing w:after="140" w:line="300"/>
+      </w:pPr>
+      <w:r>
+        <w:rPr>
+          <w:rFonts w:ascii="Times New Roman" w:cs="Times New Roman" w:eastAsia="Times New Roman" w:hAnsi="Times New Roman"/>
+          <w:b w:val="false"/>
+          <w:bCs w:val="false"/>
+          <w:i w:val="false"/>
+          <w:iCs w:val="false"/>
+          <w:sz w:val="22"/>
+          <w:szCs w:val="22"/>
+        </w:rPr>
+        <w:t xml:space="preserve">Подробный разбор каждой ошибки с последствиями и порядком исправления — в отдельной статье об ошибках бухгалтера.</w:t>
+      </w:r>
+    </w:p>
+    <w:p>
+      <w:pPr>
+        <w:shd w:fill="D9EAD3" w:color="auto" w:val="clear"/>
+        <w:spacing w:after="140"/>
+      </w:pPr>
+      <w:r>
+        <w:rPr>
+          <w:rFonts w:ascii="Arial" w:cs="Arial" w:eastAsia="Arial" w:hAnsi="Arial"/>
+          <w:b w:val="false"/>
+          <w:bCs w:val="false"/>
           <w:i/>
           <w:iCs/>
           <w:color w:val="666666"/>
           <w:sz w:val="18"/>
           <w:szCs w:val="18"/>
         </w:rPr>
-        <w:t xml:space="preserve">Источник: наша статья «Ошибки бухгалтера», фактура сверена 22.09.2026. Уровень — практика компании, не норма закона</w:t>
-      </w:r>
-    </w:p>
-    <w:p>
-      <w:pPr>
-        <w:shd w:fill="D9EAD3" w:color="auto" w:val="clear"/>
-        <w:spacing w:after="120" w:line="300"/>
-      </w:pPr>
-      <w:r>
-        <w:rPr>
-          <w:rFonts w:ascii="Times New Roman" w:cs="Times New Roman" w:eastAsia="Times New Roman" w:hAnsi="Times New Roman"/>
-          <w:b w:val="false"/>
-          <w:bCs w:val="false"/>
-          <w:sz w:val="22"/>
-          <w:szCs w:val="22"/>
-        </w:rPr>
-        <w:t xml:space="preserve">Подробный разбор каждой ошибки с последствиями и порядком исправления — в отдельной статье об ошибках бухгалтера.</w:t>
+        <w:t xml:space="preserve">Слова «об ошибках бухгалтера» сделать ссылкой на /news/samye-rasprostranennye-kosyaki-v-bukhgalterii-kotorye-my-vyyavlyaem-pri-auditakh-i-chem-oni-grozyat/</w:t>
+      </w:r>
+    </w:p>
+    <w:p>
+      <w:pPr>
+        <w:shd w:fill="D9EAD3" w:color="auto" w:val="clear"/>
+        <w:spacing w:after="140" w:line="300"/>
+      </w:pPr>
+      <w:r>
+        <w:rPr>
+          <w:rFonts w:ascii="Times New Roman" w:cs="Times New Roman" w:eastAsia="Times New Roman" w:hAnsi="Times New Roman"/>
+          <w:b w:val="false"/>
+          <w:bCs w:val="false"/>
+          <w:i w:val="false"/>
+          <w:iCs w:val="false"/>
+          <w:sz w:val="22"/>
+          <w:szCs w:val="22"/>
+        </w:rPr>
+        <w:t xml:space="preserve">Отдельно стоит сказать: большинство этих нарушений не выглядят страшно по одному. Опасны они накопленным эффектом за те самые три года, которые вправе проверить инспекция.</w:t>
       </w:r>
     </w:p>
     <w:p>
@@ -2224,61 +2649,44 @@
       <w:r>
         <w:rPr>
           <w:rFonts w:ascii="Arial" w:cs="Arial" w:eastAsia="Arial" w:hAnsi="Arial"/>
+          <w:b w:val="false"/>
+          <w:bCs w:val="false"/>
           <w:i/>
           <w:iCs/>
           <w:color w:val="666666"/>
           <w:sz w:val="18"/>
           <w:szCs w:val="18"/>
         </w:rPr>
-        <w:t xml:space="preserve">Слова «об ошибках бухгалтера» сделать ссылкой на </w:t>
-      </w:r>
-      <w:hyperlink w:history="1" r:id="rId0drito_9rhb6zge2jy-8t">
-        <w:r>
-          <w:rPr>
-            <w:rFonts w:ascii="Arial" w:cs="Arial" w:eastAsia="Arial" w:hAnsi="Arial"/>
-            <w:color w:val="0563C1"/>
-            <w:sz w:val="18"/>
-            <w:szCs w:val="18"/>
-            <w:u w:val="single"/>
-          </w:rPr>
-          <w:t xml:space="preserve">/news/samye-rasprostranennye-kosyaki-v-bukhgalterii-kotorye-my-vyyavlyaem-pri-auditakh-i-chem-oni-grozyat/</w:t>
-        </w:r>
-      </w:hyperlink>
-    </w:p>
-    <w:p>
-      <w:pPr>
-        <w:shd w:fill="D9EAD3" w:color="auto" w:val="clear"/>
-        <w:spacing w:after="120" w:line="300"/>
-      </w:pPr>
-      <w:r>
-        <w:rPr>
-          <w:rFonts w:ascii="Times New Roman" w:cs="Times New Roman" w:eastAsia="Times New Roman" w:hAnsi="Times New Roman"/>
-          <w:b w:val="false"/>
-          <w:bCs w:val="false"/>
-          <w:sz w:val="22"/>
-          <w:szCs w:val="22"/>
-        </w:rPr>
-        <w:t xml:space="preserve">Отдельно стоит сказать: большинство этих нарушений не выглядят страшно по одному. Опасны они накопленным эффектом за те самые три года, которые вправе проверить инспекция.</w:t>
-      </w:r>
-    </w:p>
-    <w:p>
-      <w:pPr>
-        <w:pStyle w:val="Heading2"/>
-        <w:spacing w:after="140" w:before="280"/>
-      </w:pPr>
-      <w:r>
+        <w:t xml:space="preserve">Источник: наша статья «Ошибки бухгалтера», фактура сверена 22.09.2026. Уровень — практика компании, не норма закона</w:t>
+      </w:r>
+    </w:p>
+    <w:p>
+      <w:pPr>
+        <w:spacing w:after="120" w:before="300"/>
+      </w:pPr>
+      <w:r>
+        <w:rPr>
+          <w:rFonts w:ascii="Arial" w:cs="Arial" w:eastAsia="Arial" w:hAnsi="Arial"/>
+          <w:b/>
+          <w:bCs/>
+          <w:color w:val="1F3864"/>
+          <w:sz w:val="26"/>
+          <w:szCs w:val="26"/>
+        </w:rPr>
         <w:t xml:space="preserve">Когда проводить аудит</w:t>
       </w:r>
     </w:p>
     <w:p>
       <w:pPr>
-        <w:spacing w:after="120" w:line="300"/>
-      </w:pPr>
-      <w:r>
-        <w:rPr>
-          <w:rFonts w:ascii="Times New Roman" w:cs="Times New Roman" w:eastAsia="Times New Roman" w:hAnsi="Times New Roman"/>
-          <w:b w:val="false"/>
-          <w:bCs w:val="false"/>
+        <w:spacing w:after="140" w:line="300"/>
+      </w:pPr>
+      <w:r>
+        <w:rPr>
+          <w:rFonts w:ascii="Times New Roman" w:cs="Times New Roman" w:eastAsia="Times New Roman" w:hAnsi="Times New Roman"/>
+          <w:b w:val="false"/>
+          <w:bCs w:val="false"/>
+          <w:i w:val="false"/>
+          <w:iCs w:val="false"/>
           <w:sz w:val="22"/>
           <w:szCs w:val="22"/>
         </w:rPr>
@@ -2305,13 +2713,15 @@
     <w:p>
       <w:pPr>
         <w:shd w:fill="D9EAD3" w:color="auto" w:val="clear"/>
-        <w:spacing w:after="120" w:line="300"/>
-      </w:pPr>
-      <w:r>
-        <w:rPr>
-          <w:rFonts w:ascii="Times New Roman" w:cs="Times New Roman" w:eastAsia="Times New Roman" w:hAnsi="Times New Roman"/>
-          <w:b w:val="false"/>
-          <w:bCs w:val="false"/>
+        <w:spacing w:after="140" w:line="300"/>
+      </w:pPr>
+      <w:r>
+        <w:rPr>
+          <w:rFonts w:ascii="Times New Roman" w:cs="Times New Roman" w:eastAsia="Times New Roman" w:hAnsi="Times New Roman"/>
+          <w:b w:val="false"/>
+          <w:bCs w:val="false"/>
+          <w:i w:val="false"/>
+          <w:iCs w:val="false"/>
           <w:sz w:val="22"/>
           <w:szCs w:val="22"/>
         </w:rPr>
@@ -2320,10 +2730,17 @@
     </w:p>
     <w:p>
       <w:pPr>
-        <w:pStyle w:val="Heading2"/>
-        <w:spacing w:after="140" w:before="280"/>
-      </w:pPr>
-      <w:r>
+        <w:spacing w:after="120" w:before="300"/>
+      </w:pPr>
+      <w:r>
+        <w:rPr>
+          <w:rFonts w:ascii="Arial" w:cs="Arial" w:eastAsia="Arial" w:hAnsi="Arial"/>
+          <w:b/>
+          <w:bCs/>
+          <w:color w:val="1F3864"/>
+          <w:sz w:val="26"/>
+          <w:szCs w:val="26"/>
+        </w:rPr>
         <w:t xml:space="preserve">Преимущества инициативного аудита</w:t>
       </w:r>
     </w:p>
@@ -2357,10 +2774,26 @@
       <w:r>
         <w:rPr>
           <w:rFonts w:ascii="Times New Roman" w:cs="Times New Roman" w:eastAsia="Times New Roman" w:hAnsi="Times New Roman"/>
-          <w:sz w:val="22"/>
-          <w:szCs w:val="22"/>
-        </w:rPr>
-        <w:t xml:space="preserve">Вы выбираете период и вопросы. Можно проверить один участок за квартал, а можно всё за три года.</w:t>
+          <w:b/>
+          <w:bCs/>
+          <w:i w:val="false"/>
+          <w:iCs w:val="false"/>
+          <w:sz w:val="22"/>
+          <w:szCs w:val="22"/>
+        </w:rPr>
+        <w:t xml:space="preserve">Вы выбираете период и вопросы.</w:t>
+      </w:r>
+      <w:r>
+        <w:rPr>
+          <w:rFonts w:ascii="Times New Roman" w:cs="Times New Roman" w:eastAsia="Times New Roman" w:hAnsi="Times New Roman"/>
+          <w:b w:val="false"/>
+          <w:bCs w:val="false"/>
+          <w:i w:val="false"/>
+          <w:iCs w:val="false"/>
+          <w:sz w:val="22"/>
+          <w:szCs w:val="22"/>
+        </w:rPr>
+        <w:t xml:space="preserve"> Можно проверить один участок за квартал, а можно всё за три года.</w:t>
       </w:r>
     </w:p>
     <w:p>
@@ -2376,10 +2809,26 @@
       <w:r>
         <w:rPr>
           <w:rFonts w:ascii="Times New Roman" w:cs="Times New Roman" w:eastAsia="Times New Roman" w:hAnsi="Times New Roman"/>
-          <w:sz w:val="22"/>
-          <w:szCs w:val="22"/>
-        </w:rPr>
-        <w:t xml:space="preserve">Проблема находится раньше инспекции. Ошибку, найденную самостоятельно, можно исправить, подав уточнённую декларацию. Если недоимка и пени закрыты и на едином налоговом счёте есть положительное сальдо, штрафа по статье 122 НК РФ не будет.</w:t>
+          <w:b/>
+          <w:bCs/>
+          <w:i w:val="false"/>
+          <w:iCs w:val="false"/>
+          <w:sz w:val="22"/>
+          <w:szCs w:val="22"/>
+        </w:rPr>
+        <w:t xml:space="preserve">Проблема находится раньше инспекции.</w:t>
+      </w:r>
+      <w:r>
+        <w:rPr>
+          <w:rFonts w:ascii="Times New Roman" w:cs="Times New Roman" w:eastAsia="Times New Roman" w:hAnsi="Times New Roman"/>
+          <w:b w:val="false"/>
+          <w:bCs w:val="false"/>
+          <w:i w:val="false"/>
+          <w:iCs w:val="false"/>
+          <w:sz w:val="22"/>
+          <w:szCs w:val="22"/>
+        </w:rPr>
+        <w:t xml:space="preserve"> Ошибку, найденную самостоятельно, можно исправить, подав уточнённую декларацию. Если недоимка и пени закрыты и на едином налоговом счёте есть положительное сальдо, штрафа по статье 122 НК РФ не будет.</w:t>
       </w:r>
     </w:p>
     <w:p>
@@ -2395,10 +2844,26 @@
       <w:r>
         <w:rPr>
           <w:rFonts w:ascii="Times New Roman" w:cs="Times New Roman" w:eastAsia="Times New Roman" w:hAnsi="Times New Roman"/>
-          <w:sz w:val="22"/>
-          <w:szCs w:val="22"/>
-        </w:rPr>
-        <w:t xml:space="preserve">Решение, а не только диагноз. Проверка показывает не только что сделано неверно, но и как это исправить.</w:t>
+          <w:b/>
+          <w:bCs/>
+          <w:i w:val="false"/>
+          <w:iCs w:val="false"/>
+          <w:sz w:val="22"/>
+          <w:szCs w:val="22"/>
+        </w:rPr>
+        <w:t xml:space="preserve">Решение, а не только диагноз.</w:t>
+      </w:r>
+      <w:r>
+        <w:rPr>
+          <w:rFonts w:ascii="Times New Roman" w:cs="Times New Roman" w:eastAsia="Times New Roman" w:hAnsi="Times New Roman"/>
+          <w:b w:val="false"/>
+          <w:bCs w:val="false"/>
+          <w:i w:val="false"/>
+          <w:iCs w:val="false"/>
+          <w:sz w:val="22"/>
+          <w:szCs w:val="22"/>
+        </w:rPr>
+        <w:t xml:space="preserve"> Проверка показывает не только что сделано неверно, но и как это исправить.</w:t>
       </w:r>
     </w:p>
     <w:p>
@@ -2414,10 +2879,26 @@
       <w:r>
         <w:rPr>
           <w:rFonts w:ascii="Times New Roman" w:cs="Times New Roman" w:eastAsia="Times New Roman" w:hAnsi="Times New Roman"/>
-          <w:sz w:val="22"/>
-          <w:szCs w:val="22"/>
-        </w:rPr>
-        <w:t xml:space="preserve">Понятная картина для собственника. После проверки вы знаете, чему в своих цифрах можно доверять.</w:t>
+          <w:b/>
+          <w:bCs/>
+          <w:i w:val="false"/>
+          <w:iCs w:val="false"/>
+          <w:sz w:val="22"/>
+          <w:szCs w:val="22"/>
+        </w:rPr>
+        <w:t xml:space="preserve">Понятная картина для собственника.</w:t>
+      </w:r>
+      <w:r>
+        <w:rPr>
+          <w:rFonts w:ascii="Times New Roman" w:cs="Times New Roman" w:eastAsia="Times New Roman" w:hAnsi="Times New Roman"/>
+          <w:b w:val="false"/>
+          <w:bCs w:val="false"/>
+          <w:i w:val="false"/>
+          <w:iCs w:val="false"/>
+          <w:sz w:val="22"/>
+          <w:szCs w:val="22"/>
+        </w:rPr>
+        <w:t xml:space="preserve"> После проверки вы знаете, чему в своих цифрах можно доверять.</w:t>
       </w:r>
     </w:p>
     <w:p>
@@ -2433,10 +2914,26 @@
       <w:r>
         <w:rPr>
           <w:rFonts w:ascii="Times New Roman" w:cs="Times New Roman" w:eastAsia="Times New Roman" w:hAnsi="Times New Roman"/>
-          <w:sz w:val="22"/>
-          <w:szCs w:val="22"/>
-        </w:rPr>
-        <w:t xml:space="preserve">Подготовка к сделке. Компанию с проверенным учётом проще продать и дороже оценить, а покупателю аудит показывает, что он на самом деле покупает.</w:t>
+          <w:b/>
+          <w:bCs/>
+          <w:i w:val="false"/>
+          <w:iCs w:val="false"/>
+          <w:sz w:val="22"/>
+          <w:szCs w:val="22"/>
+        </w:rPr>
+        <w:t xml:space="preserve">Подготовка к сделке.</w:t>
+      </w:r>
+      <w:r>
+        <w:rPr>
+          <w:rFonts w:ascii="Times New Roman" w:cs="Times New Roman" w:eastAsia="Times New Roman" w:hAnsi="Times New Roman"/>
+          <w:b w:val="false"/>
+          <w:bCs w:val="false"/>
+          <w:i w:val="false"/>
+          <w:iCs w:val="false"/>
+          <w:sz w:val="22"/>
+          <w:szCs w:val="22"/>
+        </w:rPr>
+        <w:t xml:space="preserve"> Компанию с проверенным учётом проще продать и дороже оценить, а покупателю аудит показывает, что он на самом деле покупает.</w:t>
       </w:r>
     </w:p>
     <w:p>
@@ -2452,10 +2949,26 @@
       <w:r>
         <w:rPr>
           <w:rFonts w:ascii="Times New Roman" w:cs="Times New Roman" w:eastAsia="Times New Roman" w:hAnsi="Times New Roman"/>
-          <w:sz w:val="22"/>
-          <w:szCs w:val="22"/>
-        </w:rPr>
-        <w:t xml:space="preserve">Оценка работы бухгалтерии без конфликта. Внешняя проверка отвечает на вопрос о квалификации сотрудника фактами, а не ощущениями.</w:t>
+          <w:b/>
+          <w:bCs/>
+          <w:i w:val="false"/>
+          <w:iCs w:val="false"/>
+          <w:sz w:val="22"/>
+          <w:szCs w:val="22"/>
+        </w:rPr>
+        <w:t xml:space="preserve">Оценка работы бухгалтерии без конфликта.</w:t>
+      </w:r>
+      <w:r>
+        <w:rPr>
+          <w:rFonts w:ascii="Times New Roman" w:cs="Times New Roman" w:eastAsia="Times New Roman" w:hAnsi="Times New Roman"/>
+          <w:b w:val="false"/>
+          <w:bCs w:val="false"/>
+          <w:i w:val="false"/>
+          <w:iCs w:val="false"/>
+          <w:sz w:val="22"/>
+          <w:szCs w:val="22"/>
+        </w:rPr>
+        <w:t xml:space="preserve"> Внешняя проверка отвечает на вопрос о квалификации сотрудника фактами, а не ощущениями.</w:t>
       </w:r>
     </w:p>
     <w:p>
@@ -2466,6 +2979,8 @@
       <w:r>
         <w:rPr>
           <w:rFonts w:ascii="Arial" w:cs="Arial" w:eastAsia="Arial" w:hAnsi="Arial"/>
+          <w:b w:val="false"/>
+          <w:bCs w:val="false"/>
           <w:i/>
           <w:iCs/>
           <w:color w:val="666666"/>
@@ -2495,13 +3010,15 @@
     <w:p>
       <w:pPr>
         <w:shd w:fill="DEEAF6" w:color="auto" w:val="clear"/>
-        <w:spacing w:after="120" w:line="300"/>
-      </w:pPr>
-      <w:r>
-        <w:rPr>
-          <w:rFonts w:ascii="Times New Roman" w:cs="Times New Roman" w:eastAsia="Times New Roman" w:hAnsi="Times New Roman"/>
-          <w:b w:val="false"/>
-          <w:bCs w:val="false"/>
+        <w:spacing w:after="140" w:line="300"/>
+      </w:pPr>
+      <w:r>
+        <w:rPr>
+          <w:rFonts w:ascii="Times New Roman" w:cs="Times New Roman" w:eastAsia="Times New Roman" w:hAnsi="Times New Roman"/>
+          <w:b w:val="false"/>
+          <w:bCs w:val="false"/>
+          <w:i w:val="false"/>
+          <w:iCs w:val="false"/>
           <w:sz w:val="22"/>
           <w:szCs w:val="22"/>
         </w:rPr>
@@ -2511,26 +3028,52 @@
     <w:p>
       <w:pPr>
         <w:shd w:fill="DEEAF6" w:color="auto" w:val="clear"/>
-        <w:spacing w:after="120" w:line="300"/>
-      </w:pPr>
-      <w:r>
-        <w:rPr>
-          <w:rFonts w:ascii="Times New Roman" w:cs="Times New Roman" w:eastAsia="Times New Roman" w:hAnsi="Times New Roman"/>
-          <w:b w:val="false"/>
-          <w:bCs w:val="false"/>
+        <w:spacing w:after="140"/>
+      </w:pPr>
+      <w:r>
+        <w:rPr>
+          <w:rFonts w:ascii="Arial" w:cs="Arial" w:eastAsia="Arial" w:hAnsi="Arial"/>
+          <w:b w:val="false"/>
+          <w:bCs w:val="false"/>
+          <w:i/>
+          <w:iCs/>
+          <w:color w:val="666666"/>
           <w:sz w:val="18"/>
           <w:szCs w:val="18"/>
         </w:rPr>
-        <w:t xml:space="preserve">Финальный абзац исходной статьи. Было: «которые генерят практические все структурные подразделения — и производственники, и продажники, и даже маркетологи». «Генерят» — разговорное. Формулировка «страховка для осознанных руководителей» сохранена как авторская.</w:t>
-      </w:r>
-    </w:p>
-    <w:p>
-      <w:pPr>
-        <w:pStyle w:val="Heading2"/>
-        <w:spacing w:after="140" w:before="280"/>
-      </w:pPr>
-      <w:r>
+        <w:t xml:space="preserve">Финальный абзац исходной статьи. Было: «которые генерят практические все структурные подразделения — и производственники, и продажники, и даже маркетологи». «Генерят» — разговорное. «Страховка для осознанных руководителей» сохранена как авторская формулировка.</w:t>
+      </w:r>
+    </w:p>
+    <w:p>
+      <w:pPr>
+        <w:spacing w:after="120" w:before="300"/>
+      </w:pPr>
+      <w:r>
+        <w:rPr>
+          <w:rFonts w:ascii="Arial" w:cs="Arial" w:eastAsia="Arial" w:hAnsi="Arial"/>
+          <w:b/>
+          <w:bCs/>
+          <w:color w:val="1F3864"/>
+          <w:sz w:val="26"/>
+          <w:szCs w:val="26"/>
+        </w:rPr>
         <w:t xml:space="preserve">Вопрос-ответ</w:t>
+      </w:r>
+    </w:p>
+    <w:p>
+      <w:pPr>
+        <w:spacing w:after="120" w:before="200"/>
+      </w:pPr>
+      <w:r>
+        <w:rPr>
+          <w:rFonts w:ascii="Arial" w:cs="Arial" w:eastAsia="Arial" w:hAnsi="Arial"/>
+          <w:b/>
+          <w:bCs/>
+          <w:color w:val="23251F"/>
+          <w:sz w:val="22"/>
+          <w:szCs w:val="22"/>
+        </w:rPr>
+        <w:t xml:space="preserve">Обязателен ли инициативный аудит?</w:t>
       </w:r>
     </w:p>
     <w:p>
@@ -2553,29 +3096,15 @@
     <w:p>
       <w:pPr>
         <w:shd w:fill="D9EAD3" w:color="auto" w:val="clear"/>
-        <w:spacing w:after="40"/>
-      </w:pPr>
-      <w:r>
-        <w:rPr>
-          <w:rFonts w:ascii="Times New Roman" w:cs="Times New Roman" w:eastAsia="Times New Roman" w:hAnsi="Times New Roman"/>
-          <w:b/>
-          <w:bCs/>
-          <w:sz w:val="22"/>
-          <w:szCs w:val="22"/>
-        </w:rPr>
-        <w:t xml:space="preserve">Обязателен ли инициативный аудит?</w:t>
-      </w:r>
-    </w:p>
-    <w:p>
-      <w:pPr>
-        <w:shd w:fill="D9EAD3" w:color="auto" w:val="clear"/>
-        <w:spacing w:after="120" w:line="300"/>
-      </w:pPr>
-      <w:r>
-        <w:rPr>
-          <w:rFonts w:ascii="Times New Roman" w:cs="Times New Roman" w:eastAsia="Times New Roman" w:hAnsi="Times New Roman"/>
-          <w:b w:val="false"/>
-          <w:bCs w:val="false"/>
+        <w:spacing w:after="140" w:line="300"/>
+      </w:pPr>
+      <w:r>
+        <w:rPr>
+          <w:rFonts w:ascii="Times New Roman" w:cs="Times New Roman" w:eastAsia="Times New Roman" w:hAnsi="Times New Roman"/>
+          <w:b w:val="false"/>
+          <w:bCs w:val="false"/>
+          <w:i w:val="false"/>
+          <w:iCs w:val="false"/>
           <w:sz w:val="22"/>
           <w:szCs w:val="22"/>
         </w:rPr>
@@ -2584,14 +3113,14 @@
     </w:p>
     <w:p>
       <w:pPr>
-        <w:shd w:fill="D9EAD3" w:color="auto" w:val="clear"/>
-        <w:spacing w:after="40"/>
-      </w:pPr>
-      <w:r>
-        <w:rPr>
-          <w:rFonts w:ascii="Times New Roman" w:cs="Times New Roman" w:eastAsia="Times New Roman" w:hAnsi="Times New Roman"/>
-          <w:b/>
-          <w:bCs/>
+        <w:spacing w:after="120" w:before="200"/>
+      </w:pPr>
+      <w:r>
+        <w:rPr>
+          <w:rFonts w:ascii="Arial" w:cs="Arial" w:eastAsia="Arial" w:hAnsi="Arial"/>
+          <w:b/>
+          <w:bCs/>
+          <w:color w:val="23251F"/>
           <w:sz w:val="22"/>
           <w:szCs w:val="22"/>
         </w:rPr>
@@ -2601,13 +3130,32 @@
     <w:p>
       <w:pPr>
         <w:shd w:fill="D9EAD3" w:color="auto" w:val="clear"/>
-        <w:spacing w:after="120" w:line="300"/>
-      </w:pPr>
-      <w:r>
-        <w:rPr>
-          <w:rFonts w:ascii="Times New Roman" w:cs="Times New Roman" w:eastAsia="Times New Roman" w:hAnsi="Times New Roman"/>
-          <w:b w:val="false"/>
-          <w:bCs w:val="false"/>
+        <w:spacing w:after="40" w:before="160"/>
+      </w:pPr>
+      <w:r>
+        <w:rPr>
+          <w:rFonts w:ascii="Arial" w:cs="Arial" w:eastAsia="Arial" w:hAnsi="Arial"/>
+          <w:b/>
+          <w:bCs/>
+          <w:color w:val="444444"/>
+          <w:sz w:val="16"/>
+          <w:szCs w:val="16"/>
+        </w:rPr>
+        <w:t xml:space="preserve">▌ДОБАВЛЕНО ПО ТЗ</w:t>
+      </w:r>
+    </w:p>
+    <w:p>
+      <w:pPr>
+        <w:shd w:fill="D9EAD3" w:color="auto" w:val="clear"/>
+        <w:spacing w:after="140" w:line="300"/>
+      </w:pPr>
+      <w:r>
+        <w:rPr>
+          <w:rFonts w:ascii="Times New Roman" w:cs="Times New Roman" w:eastAsia="Times New Roman" w:hAnsi="Times New Roman"/>
+          <w:b w:val="false"/>
+          <w:bCs w:val="false"/>
+          <w:i w:val="false"/>
+          <w:iCs w:val="false"/>
           <w:sz w:val="22"/>
           <w:szCs w:val="22"/>
         </w:rPr>
@@ -2616,14 +3164,14 @@
     </w:p>
     <w:p>
       <w:pPr>
-        <w:shd w:fill="D9EAD3" w:color="auto" w:val="clear"/>
-        <w:spacing w:after="40"/>
-      </w:pPr>
-      <w:r>
-        <w:rPr>
-          <w:rFonts w:ascii="Times New Roman" w:cs="Times New Roman" w:eastAsia="Times New Roman" w:hAnsi="Times New Roman"/>
-          <w:b/>
-          <w:bCs/>
+        <w:spacing w:after="120" w:before="200"/>
+      </w:pPr>
+      <w:r>
+        <w:rPr>
+          <w:rFonts w:ascii="Arial" w:cs="Arial" w:eastAsia="Arial" w:hAnsi="Arial"/>
+          <w:b/>
+          <w:bCs/>
+          <w:color w:val="23251F"/>
           <w:sz w:val="22"/>
           <w:szCs w:val="22"/>
         </w:rPr>
@@ -2633,13 +3181,32 @@
     <w:p>
       <w:pPr>
         <w:shd w:fill="D9EAD3" w:color="auto" w:val="clear"/>
-        <w:spacing w:after="120" w:line="300"/>
-      </w:pPr>
-      <w:r>
-        <w:rPr>
-          <w:rFonts w:ascii="Times New Roman" w:cs="Times New Roman" w:eastAsia="Times New Roman" w:hAnsi="Times New Roman"/>
-          <w:b w:val="false"/>
-          <w:bCs w:val="false"/>
+        <w:spacing w:after="40" w:before="160"/>
+      </w:pPr>
+      <w:r>
+        <w:rPr>
+          <w:rFonts w:ascii="Arial" w:cs="Arial" w:eastAsia="Arial" w:hAnsi="Arial"/>
+          <w:b/>
+          <w:bCs/>
+          <w:color w:val="444444"/>
+          <w:sz w:val="16"/>
+          <w:szCs w:val="16"/>
+        </w:rPr>
+        <w:t xml:space="preserve">▌ДОБАВЛЕНО ПО ТЗ</w:t>
+      </w:r>
+    </w:p>
+    <w:p>
+      <w:pPr>
+        <w:shd w:fill="D9EAD3" w:color="auto" w:val="clear"/>
+        <w:spacing w:after="140" w:line="300"/>
+      </w:pPr>
+      <w:r>
+        <w:rPr>
+          <w:rFonts w:ascii="Times New Roman" w:cs="Times New Roman" w:eastAsia="Times New Roman" w:hAnsi="Times New Roman"/>
+          <w:b w:val="false"/>
+          <w:bCs w:val="false"/>
+          <w:i w:val="false"/>
+          <w:iCs w:val="false"/>
           <w:sz w:val="22"/>
           <w:szCs w:val="22"/>
         </w:rPr>
@@ -2648,14 +3215,14 @@
     </w:p>
     <w:p>
       <w:pPr>
-        <w:shd w:fill="D9EAD3" w:color="auto" w:val="clear"/>
-        <w:spacing w:after="40"/>
-      </w:pPr>
-      <w:r>
-        <w:rPr>
-          <w:rFonts w:ascii="Times New Roman" w:cs="Times New Roman" w:eastAsia="Times New Roman" w:hAnsi="Times New Roman"/>
-          <w:b/>
-          <w:bCs/>
+        <w:spacing w:after="120" w:before="200"/>
+      </w:pPr>
+      <w:r>
+        <w:rPr>
+          <w:rFonts w:ascii="Arial" w:cs="Arial" w:eastAsia="Arial" w:hAnsi="Arial"/>
+          <w:b/>
+          <w:bCs/>
+          <w:color w:val="23251F"/>
           <w:sz w:val="22"/>
           <w:szCs w:val="22"/>
         </w:rPr>
@@ -2665,13 +3232,32 @@
     <w:p>
       <w:pPr>
         <w:shd w:fill="D9EAD3" w:color="auto" w:val="clear"/>
-        <w:spacing w:after="120" w:line="300"/>
-      </w:pPr>
-      <w:r>
-        <w:rPr>
-          <w:rFonts w:ascii="Times New Roman" w:cs="Times New Roman" w:eastAsia="Times New Roman" w:hAnsi="Times New Roman"/>
-          <w:b w:val="false"/>
-          <w:bCs w:val="false"/>
+        <w:spacing w:after="40" w:before="160"/>
+      </w:pPr>
+      <w:r>
+        <w:rPr>
+          <w:rFonts w:ascii="Arial" w:cs="Arial" w:eastAsia="Arial" w:hAnsi="Arial"/>
+          <w:b/>
+          <w:bCs/>
+          <w:color w:val="444444"/>
+          <w:sz w:val="16"/>
+          <w:szCs w:val="16"/>
+        </w:rPr>
+        <w:t xml:space="preserve">▌ДОБАВЛЕНО ПО ТЗ</w:t>
+      </w:r>
+    </w:p>
+    <w:p>
+      <w:pPr>
+        <w:shd w:fill="D9EAD3" w:color="auto" w:val="clear"/>
+        <w:spacing w:after="140" w:line="300"/>
+      </w:pPr>
+      <w:r>
+        <w:rPr>
+          <w:rFonts w:ascii="Times New Roman" w:cs="Times New Roman" w:eastAsia="Times New Roman" w:hAnsi="Times New Roman"/>
+          <w:b w:val="false"/>
+          <w:bCs w:val="false"/>
+          <w:i w:val="false"/>
+          <w:iCs w:val="false"/>
           <w:sz w:val="22"/>
           <w:szCs w:val="22"/>
         </w:rPr>
@@ -2686,6 +3272,8 @@
       <w:r>
         <w:rPr>
           <w:rFonts w:ascii="Arial" w:cs="Arial" w:eastAsia="Arial" w:hAnsi="Arial"/>
+          <w:b w:val="false"/>
+          <w:bCs w:val="false"/>
           <w:i/>
           <w:iCs/>
           <w:color w:val="C00000"/>
@@ -2697,11 +3285,18 @@
     </w:p>
     <w:p>
       <w:pPr>
-        <w:pStyle w:val="Heading2"/>
-        <w:spacing w:after="140" w:before="280"/>
-      </w:pPr>
-      <w:r>
-        <w:t xml:space="preserve">Источники</w:t>
+        <w:spacing w:after="120" w:before="300"/>
+      </w:pPr>
+      <w:r>
+        <w:rPr>
+          <w:rFonts w:ascii="Arial" w:cs="Arial" w:eastAsia="Arial" w:hAnsi="Arial"/>
+          <w:b/>
+          <w:bCs/>
+          <w:color w:val="1F3864"/>
+          <w:sz w:val="26"/>
+          <w:szCs w:val="26"/>
+        </w:rPr>
+        <w:t xml:space="preserve">Читать ещё</w:t>
       </w:r>
     </w:p>
     <w:p>
@@ -2719,6 +3314,146 @@
           <w:szCs w:val="16"/>
         </w:rPr>
         <w:t xml:space="preserve">▌ДОБАВЛЕНО ПО ТЗ</w:t>
+      </w:r>
+    </w:p>
+    <w:p>
+      <w:pPr>
+        <w:pStyle w:val="ListParagraph"/>
+        <w:numPr>
+          <w:ilvl w:val="0"/>
+          <w:numId w:val="1"/>
+        </w:numPr>
+        <w:shd w:fill="D9EAD3" w:color="auto" w:val="clear"/>
+        <w:spacing w:after="80" w:line="300"/>
+      </w:pPr>
+      <w:hyperlink w:history="1" r:id="rIdt3qiwerr5umoic1eswyz1">
+        <w:r>
+          <w:rPr>
+            <w:rFonts w:ascii="Times New Roman" w:cs="Times New Roman" w:eastAsia="Times New Roman" w:hAnsi="Times New Roman"/>
+            <w:color w:val="0563C1"/>
+            <w:sz w:val="22"/>
+            <w:szCs w:val="22"/>
+            <w:u w:val="single"/>
+          </w:rPr>
+          <w:t xml:space="preserve">Ошибки бухгалтера: восемь примеров из практики аудита, последствия и ответственность</w:t>
+        </w:r>
+      </w:hyperlink>
+      <w:r>
+        <w:rPr>
+          <w:rFonts w:ascii="Times New Roman" w:cs="Times New Roman" w:eastAsia="Times New Roman" w:hAnsi="Times New Roman"/>
+          <w:b w:val="false"/>
+          <w:bCs w:val="false"/>
+          <w:i w:val="false"/>
+          <w:iCs w:val="false"/>
+          <w:sz w:val="22"/>
+          <w:szCs w:val="22"/>
+        </w:rPr>
+        <w:t xml:space="preserve"> — подробный разбор того, что находит проверка.</w:t>
+      </w:r>
+    </w:p>
+    <w:p>
+      <w:pPr>
+        <w:pStyle w:val="ListParagraph"/>
+        <w:numPr>
+          <w:ilvl w:val="0"/>
+          <w:numId w:val="1"/>
+        </w:numPr>
+        <w:shd w:fill="D9EAD3" w:color="auto" w:val="clear"/>
+        <w:spacing w:after="80" w:line="300"/>
+      </w:pPr>
+      <w:hyperlink w:history="1" r:id="rId6sdsq-xue2thwze2c2ybl">
+        <w:r>
+          <w:rPr>
+            <w:rFonts w:ascii="Times New Roman" w:cs="Times New Roman" w:eastAsia="Times New Roman" w:hAnsi="Times New Roman"/>
+            <w:color w:val="0563C1"/>
+            <w:sz w:val="22"/>
+            <w:szCs w:val="22"/>
+            <w:u w:val="single"/>
+          </w:rPr>
+          <w:t xml:space="preserve">Как проверить квалификацию главбуха при приёме на работу</w:t>
+        </w:r>
+      </w:hyperlink>
+      <w:r>
+        <w:rPr>
+          <w:rFonts w:ascii="Times New Roman" w:cs="Times New Roman" w:eastAsia="Times New Roman" w:hAnsi="Times New Roman"/>
+          <w:b w:val="false"/>
+          <w:bCs w:val="false"/>
+          <w:i w:val="false"/>
+          <w:iCs w:val="false"/>
+          <w:sz w:val="22"/>
+          <w:szCs w:val="22"/>
+        </w:rPr>
+        <w:t xml:space="preserve"> — если по итогам аудита встал вопрос о смене бухгалтера.</w:t>
+      </w:r>
+    </w:p>
+    <w:p>
+      <w:pPr>
+        <w:pStyle w:val="ListParagraph"/>
+        <w:numPr>
+          <w:ilvl w:val="0"/>
+          <w:numId w:val="1"/>
+        </w:numPr>
+        <w:shd w:fill="D9EAD3" w:color="auto" w:val="clear"/>
+        <w:spacing w:after="80" w:line="300"/>
+      </w:pPr>
+      <w:hyperlink w:history="1" r:id="rIdigd9jflvybq1gjw6dcda7">
+        <w:r>
+          <w:rPr>
+            <w:rFonts w:ascii="Times New Roman" w:cs="Times New Roman" w:eastAsia="Times New Roman" w:hAnsi="Times New Roman"/>
+            <w:color w:val="0563C1"/>
+            <w:sz w:val="22"/>
+            <w:szCs w:val="22"/>
+            <w:u w:val="single"/>
+          </w:rPr>
+          <w:t xml:space="preserve">Что выбрать: бухгалтерский аутсорсинг или штатного бухгалтера</w:t>
+        </w:r>
+      </w:hyperlink>
+      <w:r>
+        <w:rPr>
+          <w:rFonts w:ascii="Times New Roman" w:cs="Times New Roman" w:eastAsia="Times New Roman" w:hAnsi="Times New Roman"/>
+          <w:b w:val="false"/>
+          <w:bCs w:val="false"/>
+          <w:i w:val="false"/>
+          <w:iCs w:val="false"/>
+          <w:sz w:val="22"/>
+          <w:szCs w:val="22"/>
+        </w:rPr>
+        <w:t xml:space="preserve"> — следующий вопрос после оценки нагрузки.</w:t>
+      </w:r>
+    </w:p>
+    <w:p>
+      <w:pPr>
+        <w:shd w:fill="D9EAD3" w:color="auto" w:val="clear"/>
+        <w:spacing w:after="140"/>
+      </w:pPr>
+      <w:r>
+        <w:rPr>
+          <w:rFonts w:ascii="Arial" w:cs="Arial" w:eastAsia="Arial" w:hAnsi="Arial"/>
+          <w:b w:val="false"/>
+          <w:bCs w:val="false"/>
+          <w:i/>
+          <w:iCs/>
+          <w:color w:val="666666"/>
+          <w:sz w:val="18"/>
+          <w:szCs w:val="18"/>
+        </w:rPr>
+        <w:t xml:space="preserve">Подобрано по блогу сайта. Две последние статьи — 2023 года: они по теме, но сами нуждаются в доработке. Если ставить на них ссылки, лучше сначала их обновить.</w:t>
+      </w:r>
+    </w:p>
+    <w:p>
+      <w:pPr>
+        <w:spacing w:after="120" w:before="300"/>
+      </w:pPr>
+      <w:r>
+        <w:rPr>
+          <w:rFonts w:ascii="Arial" w:cs="Arial" w:eastAsia="Arial" w:hAnsi="Arial"/>
+          <w:b/>
+          <w:bCs/>
+          <w:color w:val="1F3864"/>
+          <w:sz w:val="26"/>
+          <w:szCs w:val="26"/>
+        </w:rPr>
+        <w:t xml:space="preserve">Источники</w:t>
       </w:r>
     </w:p>
     <w:tbl>
@@ -2802,6 +3537,8 @@
                 <w:rFonts w:ascii="Times New Roman" w:cs="Times New Roman" w:eastAsia="Times New Roman" w:hAnsi="Times New Roman"/>
                 <w:b w:val="false"/>
                 <w:bCs w:val="false"/>
+                <w:i w:val="false"/>
+                <w:iCs w:val="false"/>
                 <w:sz w:val="20"/>
                 <w:szCs w:val="20"/>
               </w:rPr>
@@ -2823,6 +3560,8 @@
                 <w:rFonts w:ascii="Times New Roman" w:cs="Times New Roman" w:eastAsia="Times New Roman" w:hAnsi="Times New Roman"/>
                 <w:b w:val="false"/>
                 <w:bCs w:val="false"/>
+                <w:i w:val="false"/>
+                <w:iCs w:val="false"/>
                 <w:sz w:val="20"/>
                 <w:szCs w:val="20"/>
               </w:rPr>
@@ -2849,6 +3588,8 @@
                 <w:rFonts w:ascii="Times New Roman" w:cs="Times New Roman" w:eastAsia="Times New Roman" w:hAnsi="Times New Roman"/>
                 <w:b w:val="false"/>
                 <w:bCs w:val="false"/>
+                <w:i w:val="false"/>
+                <w:iCs w:val="false"/>
                 <w:sz w:val="20"/>
                 <w:szCs w:val="20"/>
               </w:rPr>
@@ -2870,6 +3611,8 @@
                 <w:rFonts w:ascii="Times New Roman" w:cs="Times New Roman" w:eastAsia="Times New Roman" w:hAnsi="Times New Roman"/>
                 <w:b w:val="false"/>
                 <w:bCs w:val="false"/>
+                <w:i w:val="false"/>
+                <w:iCs w:val="false"/>
                 <w:sz w:val="20"/>
                 <w:szCs w:val="20"/>
               </w:rPr>
@@ -2896,6 +3639,8 @@
                 <w:rFonts w:ascii="Times New Roman" w:cs="Times New Roman" w:eastAsia="Times New Roman" w:hAnsi="Times New Roman"/>
                 <w:b w:val="false"/>
                 <w:bCs w:val="false"/>
+                <w:i w:val="false"/>
+                <w:iCs w:val="false"/>
                 <w:sz w:val="20"/>
                 <w:szCs w:val="20"/>
               </w:rPr>
@@ -2917,6 +3662,8 @@
                 <w:rFonts w:ascii="Times New Roman" w:cs="Times New Roman" w:eastAsia="Times New Roman" w:hAnsi="Times New Roman"/>
                 <w:b w:val="false"/>
                 <w:bCs w:val="false"/>
+                <w:i w:val="false"/>
+                <w:iCs w:val="false"/>
                 <w:sz w:val="20"/>
                 <w:szCs w:val="20"/>
               </w:rPr>
@@ -2928,7 +3675,7 @@
     </w:tbl>
     <w:p>
       <w:pPr>
-        <w:spacing w:after="80"/>
+        <w:spacing w:after="100"/>
       </w:pPr>
       <w:r>
         <w:rPr>
@@ -2936,100 +3683,6 @@
           <w:szCs w:val="12"/>
         </w:rPr>
         <w:t xml:space="preserve"/>
-      </w:r>
-    </w:p>
-    <w:p>
-      <w:pPr>
-        <w:spacing w:after="80"/>
-        <w:ind w:left="200"/>
-      </w:pPr>
-      <w:r>
-        <w:rPr>
-          <w:rFonts w:ascii="Arial" w:cs="Arial" w:eastAsia="Arial" w:hAnsi="Arial"/>
-          <w:color w:val="666666"/>
-          <w:sz w:val="18"/>
-          <w:szCs w:val="18"/>
-        </w:rPr>
-        <w:t xml:space="preserve">Тексты норм: </w:t>
-      </w:r>
-      <w:hyperlink w:history="1" r:id="rIde-wn_jrtrvipsy6aknxsl">
-        <w:r>
-          <w:rPr>
-            <w:rFonts w:ascii="Arial" w:cs="Arial" w:eastAsia="Arial" w:hAnsi="Arial"/>
-            <w:color w:val="0563C1"/>
-            <w:sz w:val="18"/>
-            <w:szCs w:val="18"/>
-            <w:u w:val="single"/>
-          </w:rPr>
-          <w:t xml:space="preserve">ст. 5 закона № 307-ФЗ</w:t>
-        </w:r>
-      </w:hyperlink>
-      <w:r>
-        <w:rPr>
-          <w:rFonts w:ascii="Arial" w:cs="Arial" w:eastAsia="Arial" w:hAnsi="Arial"/>
-          <w:color w:val="666666"/>
-          <w:sz w:val="18"/>
-          <w:szCs w:val="18"/>
-        </w:rPr>
-        <w:t xml:space="preserve">  ·  </w:t>
-      </w:r>
-      <w:hyperlink w:history="1" r:id="rIdmobwxzufgamvbjzap1kt_">
-        <w:r>
-          <w:rPr>
-            <w:rFonts w:ascii="Arial" w:cs="Arial" w:eastAsia="Arial" w:hAnsi="Arial"/>
-            <w:color w:val="0563C1"/>
-            <w:sz w:val="18"/>
-            <w:szCs w:val="18"/>
-            <w:u w:val="single"/>
-          </w:rPr>
-          <w:t xml:space="preserve">п. 4 ст. 89 НК РФ</w:t>
-        </w:r>
-      </w:hyperlink>
-      <w:r>
-        <w:rPr>
-          <w:rFonts w:ascii="Arial" w:cs="Arial" w:eastAsia="Arial" w:hAnsi="Arial"/>
-          <w:color w:val="666666"/>
-          <w:sz w:val="18"/>
-          <w:szCs w:val="18"/>
-        </w:rPr>
-        <w:t xml:space="preserve">  ·  </w:t>
-      </w:r>
-      <w:hyperlink w:history="1" r:id="rIdytfhjsdcnbujp3hkbtmad">
-        <w:r>
-          <w:rPr>
-            <w:rFonts w:ascii="Arial" w:cs="Arial" w:eastAsia="Arial" w:hAnsi="Arial"/>
-            <w:color w:val="0563C1"/>
-            <w:sz w:val="18"/>
-            <w:szCs w:val="18"/>
-            <w:u w:val="single"/>
-          </w:rPr>
-          <w:t xml:space="preserve">ст. 122 НК РФ</w:t>
-        </w:r>
-      </w:hyperlink>
-    </w:p>
-    <w:p>
-      <w:pPr>
-        <w:shd w:fill="D9EAD3" w:color="auto" w:val="clear"/>
-        <w:spacing w:after="120" w:line="300"/>
-      </w:pPr>
-      <w:r>
-        <w:rPr>
-          <w:rFonts w:ascii="Times New Roman" w:cs="Times New Roman" w:eastAsia="Times New Roman" w:hAnsi="Times New Roman"/>
-          <w:b w:val="false"/>
-          <w:bCs w:val="false"/>
-          <w:sz w:val="18"/>
-          <w:szCs w:val="18"/>
-        </w:rPr>
-        <w:t xml:space="preserve">Фактура сверена 27.10.2026. Внешние ссылки на странице сайта закрыть: rel="nofollow noindex".</w:t>
-      </w:r>
-    </w:p>
-    <w:p>
-      <w:pPr>
-        <w:pStyle w:val="Heading2"/>
-        <w:spacing w:after="140" w:before="280"/>
-      </w:pPr>
-      <w:r>
-        <w:t xml:space="preserve">Призыв к действию</w:t>
       </w:r>
     </w:p>
     <w:p>
@@ -3052,13 +3705,66 @@
     <w:p>
       <w:pPr>
         <w:shd w:fill="D9EAD3" w:color="auto" w:val="clear"/>
-        <w:spacing w:after="120" w:line="300"/>
-      </w:pPr>
-      <w:r>
-        <w:rPr>
-          <w:rFonts w:ascii="Times New Roman" w:cs="Times New Roman" w:eastAsia="Times New Roman" w:hAnsi="Times New Roman"/>
-          <w:b w:val="false"/>
-          <w:bCs w:val="false"/>
+        <w:spacing w:after="140" w:line="300"/>
+      </w:pPr>
+      <w:r>
+        <w:rPr>
+          <w:rFonts w:ascii="Times New Roman" w:cs="Times New Roman" w:eastAsia="Times New Roman" w:hAnsi="Times New Roman"/>
+          <w:b w:val="false"/>
+          <w:bCs w:val="false"/>
+          <w:i w:val="false"/>
+          <w:iCs w:val="false"/>
+          <w:sz w:val="22"/>
+          <w:szCs w:val="22"/>
+        </w:rPr>
+        <w:t xml:space="preserve">Фактура сверена 27.10.2026.</w:t>
+      </w:r>
+    </w:p>
+    <w:p>
+      <w:pPr>
+        <w:spacing w:after="120" w:before="300"/>
+      </w:pPr>
+      <w:r>
+        <w:rPr>
+          <w:rFonts w:ascii="Arial" w:cs="Arial" w:eastAsia="Arial" w:hAnsi="Arial"/>
+          <w:b/>
+          <w:bCs/>
+          <w:color w:val="1F3864"/>
+          <w:sz w:val="26"/>
+          <w:szCs w:val="26"/>
+        </w:rPr>
+        <w:t xml:space="preserve">Призыв к действию</w:t>
+      </w:r>
+    </w:p>
+    <w:p>
+      <w:pPr>
+        <w:shd w:fill="D9EAD3" w:color="auto" w:val="clear"/>
+        <w:spacing w:after="40" w:before="160"/>
+      </w:pPr>
+      <w:r>
+        <w:rPr>
+          <w:rFonts w:ascii="Arial" w:cs="Arial" w:eastAsia="Arial" w:hAnsi="Arial"/>
+          <w:b/>
+          <w:bCs/>
+          <w:color w:val="444444"/>
+          <w:sz w:val="16"/>
+          <w:szCs w:val="16"/>
+        </w:rPr>
+        <w:t xml:space="preserve">▌ДОБАВЛЕНО ПО ТЗ</w:t>
+      </w:r>
+    </w:p>
+    <w:p>
+      <w:pPr>
+        <w:shd w:fill="D9EAD3" w:color="auto" w:val="clear"/>
+        <w:spacing w:after="140" w:line="300"/>
+      </w:pPr>
+      <w:r>
+        <w:rPr>
+          <w:rFonts w:ascii="Times New Roman" w:cs="Times New Roman" w:eastAsia="Times New Roman" w:hAnsi="Times New Roman"/>
+          <w:b w:val="false"/>
+          <w:bCs w:val="false"/>
+          <w:i w:val="false"/>
+          <w:iCs w:val="false"/>
           <w:sz w:val="22"/>
           <w:szCs w:val="22"/>
         </w:rPr>
@@ -3067,197 +3773,327 @@
     </w:p>
     <w:p>
       <w:pPr>
-        <w:spacing w:after="200"/>
-        <w:ind w:left="200"/>
-      </w:pPr>
-      <w:r>
-        <w:rPr>
-          <w:rFonts w:ascii="Arial" w:cs="Arial" w:eastAsia="Arial" w:hAnsi="Arial"/>
+        <w:shd w:fill="D9EAD3" w:color="auto" w:val="clear"/>
+        <w:spacing w:after="140"/>
+      </w:pPr>
+      <w:r>
+        <w:rPr>
+          <w:rFonts w:ascii="Arial" w:cs="Arial" w:eastAsia="Arial" w:hAnsi="Arial"/>
+          <w:b w:val="false"/>
+          <w:bCs w:val="false"/>
           <w:i/>
           <w:iCs/>
           <w:color w:val="666666"/>
           <w:sz w:val="18"/>
           <w:szCs w:val="18"/>
         </w:rPr>
-        <w:t xml:space="preserve">Слова «инициативный аудит» сделать ссылкой на </w:t>
-      </w:r>
-      <w:hyperlink w:history="1" r:id="rIds4hkwrnl1zkmozpppetkt">
-        <w:r>
-          <w:rPr>
-            <w:rFonts w:ascii="Arial" w:cs="Arial" w:eastAsia="Arial" w:hAnsi="Arial"/>
-            <w:color w:val="0563C1"/>
-            <w:sz w:val="18"/>
-            <w:szCs w:val="18"/>
-            <w:u w:val="single"/>
-          </w:rPr>
-          <w:t xml:space="preserve">/finansoviy-konsalting/initsiativnyy-audit-bukhgalterii/</w:t>
-        </w:r>
-      </w:hyperlink>
-      <w:r>
-        <w:rPr>
-          <w:rFonts w:ascii="Arial" w:cs="Arial" w:eastAsia="Arial" w:hAnsi="Arial"/>
-          <w:i/>
-          <w:iCs/>
-          <w:color w:val="666666"/>
-          <w:sz w:val="18"/>
-          <w:szCs w:val="18"/>
-        </w:rPr>
-        <w:t xml:space="preserve">. Контактов в призыве нет — так принято в статьях на сайт.</w:t>
-      </w:r>
-    </w:p>
-    <w:p>
-      <w:pPr>
-        <w:pBdr>
-          <w:bottom w:val="single" w:color="BBBBBB" w:sz="6"/>
-        </w:pBdr>
-        <w:spacing w:after="200" w:before="200"/>
-      </w:pPr>
-    </w:p>
-    <w:p>
-      <w:pPr>
-        <w:spacing w:after="120"/>
-      </w:pPr>
-      <w:r>
-        <w:rPr>
-          <w:rFonts w:ascii="Arial" w:cs="Arial" w:eastAsia="Arial" w:hAnsi="Arial"/>
-          <w:b/>
-          <w:bCs/>
-          <w:sz w:val="24"/>
-          <w:szCs w:val="24"/>
+        <w:t xml:space="preserve">Слова «инициативный аудит» сделать ссылкой на /finansoviy-konsalting/initsiativnyy-audit-bukhgalterii/. Контактов в призыве нет — так принято в статьях на сайт.</w:t>
+      </w:r>
+    </w:p>
+    <w:p>
+      <w:pPr>
+        <w:spacing w:after="120" w:before="300"/>
+      </w:pPr>
+      <w:r>
+        <w:rPr>
+          <w:rFonts w:ascii="Arial" w:cs="Arial" w:eastAsia="Arial" w:hAnsi="Arial"/>
+          <w:b/>
+          <w:bCs/>
+          <w:color w:val="1F3864"/>
+          <w:sz w:val="26"/>
+          <w:szCs w:val="26"/>
         </w:rPr>
         <w:t xml:space="preserve">Что нужно от вас</w:t>
       </w:r>
     </w:p>
     <w:p>
       <w:pPr>
-        <w:pStyle w:val="ListParagraph"/>
-        <w:numPr>
-          <w:ilvl w:val="0"/>
-          <w:numId w:val="1"/>
-        </w:numPr>
-        <w:spacing w:after="80" w:line="300"/>
-      </w:pPr>
-      <w:r>
-        <w:rPr>
-          <w:rFonts w:ascii="Times New Roman" w:cs="Times New Roman" w:eastAsia="Times New Roman" w:hAnsi="Times New Roman"/>
-          <w:sz w:val="22"/>
-          <w:szCs w:val="22"/>
-        </w:rPr>
-        <w:t xml:space="preserve">Сроки инициативного аудита — реальный диапазон из практики. Без него раздел о процессе остаётся без сроков.</w:t>
-      </w:r>
-    </w:p>
-    <w:p>
-      <w:pPr>
-        <w:pStyle w:val="ListParagraph"/>
-        <w:numPr>
-          <w:ilvl w:val="0"/>
-          <w:numId w:val="1"/>
-        </w:numPr>
-        <w:spacing w:after="80" w:line="300"/>
-      </w:pPr>
-      <w:r>
-        <w:rPr>
-          <w:rFonts w:ascii="Times New Roman" w:cs="Times New Roman" w:eastAsia="Times New Roman" w:hAnsi="Times New Roman"/>
-          <w:sz w:val="22"/>
-          <w:szCs w:val="22"/>
-        </w:rPr>
-        <w:t xml:space="preserve">Брать ли блок о штрафе за непроведение обязательного аудита. Я его не взял: подтверждённой позиции на 2026 год в первоисточниках нет, вторичные источники противоречат друг другу.</w:t>
-      </w:r>
-    </w:p>
-    <w:p>
-      <w:pPr>
-        <w:pStyle w:val="ListParagraph"/>
-        <w:numPr>
-          <w:ilvl w:val="0"/>
-          <w:numId w:val="1"/>
-        </w:numPr>
-        <w:spacing w:after="80" w:line="300"/>
-      </w:pPr>
-      <w:r>
-        <w:rPr>
-          <w:rFonts w:ascii="Times New Roman" w:cs="Times New Roman" w:eastAsia="Times New Roman" w:hAnsi="Times New Roman"/>
-          <w:sz w:val="22"/>
-          <w:szCs w:val="22"/>
-        </w:rPr>
-        <w:t xml:space="preserve">Кто у нас проводит инициативный аудит — аудиторская организация или бухгалтеры-методологи. От этого зависит ответ во втором вопросе раздела «Вопрос-ответ».</w:t>
-      </w:r>
-    </w:p>
-    <w:p>
-      <w:pPr>
-        <w:pStyle w:val="ListParagraph"/>
-        <w:numPr>
-          <w:ilvl w:val="0"/>
-          <w:numId w:val="1"/>
-        </w:numPr>
-        <w:spacing w:after="80" w:line="300"/>
-      </w:pPr>
-      <w:r>
-        <w:rPr>
-          <w:rFonts w:ascii="Times New Roman" w:cs="Times New Roman" w:eastAsia="Times New Roman" w:hAnsi="Times New Roman"/>
-          <w:sz w:val="22"/>
-          <w:szCs w:val="22"/>
-        </w:rPr>
-        <w:t xml:space="preserve">Все ли виды аудита из таблицы мы действительно оказываем.</w:t>
-      </w:r>
-    </w:p>
-    <w:p>
-      <w:pPr>
-        <w:spacing w:after="120" w:before="200"/>
-      </w:pPr>
-      <w:r>
-        <w:rPr>
-          <w:rFonts w:ascii="Arial" w:cs="Arial" w:eastAsia="Arial" w:hAnsi="Arial"/>
-          <w:b/>
-          <w:bCs/>
-          <w:sz w:val="24"/>
-          <w:szCs w:val="24"/>
+        <w:shd w:fill="D9EAD3" w:color="auto" w:val="clear"/>
+        <w:spacing w:after="40" w:before="160"/>
+      </w:pPr>
+      <w:r>
+        <w:rPr>
+          <w:rFonts w:ascii="Arial" w:cs="Arial" w:eastAsia="Arial" w:hAnsi="Arial"/>
+          <w:b/>
+          <w:bCs/>
+          <w:color w:val="444444"/>
+          <w:sz w:val="16"/>
+          <w:szCs w:val="16"/>
+        </w:rPr>
+        <w:t xml:space="preserve">▌ДОБАВЛЕНО ПО ТЗ</w:t>
+      </w:r>
+    </w:p>
+    <w:p>
+      <w:pPr>
+        <w:shd w:fill="D9EAD3" w:color="auto" w:val="clear"/>
+        <w:spacing w:after="140" w:line="300"/>
+      </w:pPr>
+      <w:r>
+        <w:rPr>
+          <w:rFonts w:ascii="Times New Roman" w:cs="Times New Roman" w:eastAsia="Times New Roman" w:hAnsi="Times New Roman"/>
+          <w:b/>
+          <w:bCs/>
+          <w:i w:val="false"/>
+          <w:iCs w:val="false"/>
+          <w:sz w:val="22"/>
+          <w:szCs w:val="22"/>
+        </w:rPr>
+        <w:t xml:space="preserve">1. Сроки инициативного аудита</w:t>
+      </w:r>
+      <w:r>
+        <w:rPr>
+          <w:rFonts w:ascii="Times New Roman" w:cs="Times New Roman" w:eastAsia="Times New Roman" w:hAnsi="Times New Roman"/>
+          <w:b w:val="false"/>
+          <w:bCs w:val="false"/>
+          <w:i w:val="false"/>
+          <w:iCs w:val="false"/>
+          <w:sz w:val="22"/>
+          <w:szCs w:val="22"/>
+        </w:rPr>
+        <w:t xml:space="preserve"> — реальный диапазон из практики. Без него раздел о процессе остаётся без сроков.</w:t>
+      </w:r>
+    </w:p>
+    <w:p>
+      <w:pPr>
+        <w:shd w:fill="D9EAD3" w:color="auto" w:val="clear"/>
+        <w:spacing w:after="140" w:line="300"/>
+      </w:pPr>
+      <w:r>
+        <w:rPr>
+          <w:rFonts w:ascii="Times New Roman" w:cs="Times New Roman" w:eastAsia="Times New Roman" w:hAnsi="Times New Roman"/>
+          <w:b/>
+          <w:bCs/>
+          <w:i w:val="false"/>
+          <w:iCs w:val="false"/>
+          <w:sz w:val="22"/>
+          <w:szCs w:val="22"/>
+        </w:rPr>
+        <w:t xml:space="preserve">2. Брать ли блок о штрафе</w:t>
+      </w:r>
+      <w:r>
+        <w:rPr>
+          <w:rFonts w:ascii="Times New Roman" w:cs="Times New Roman" w:eastAsia="Times New Roman" w:hAnsi="Times New Roman"/>
+          <w:b w:val="false"/>
+          <w:bCs w:val="false"/>
+          <w:i w:val="false"/>
+          <w:iCs w:val="false"/>
+          <w:sz w:val="22"/>
+          <w:szCs w:val="22"/>
+        </w:rPr>
+        <w:t xml:space="preserve"> за непроведение обязательного аудита. Я его не взял: подтверждённой позиции на 2026 год в первоисточниках нет, вторичные источники противоречат друг другу.</w:t>
+      </w:r>
+    </w:p>
+    <w:p>
+      <w:pPr>
+        <w:shd w:fill="D9EAD3" w:color="auto" w:val="clear"/>
+        <w:spacing w:after="140" w:line="300"/>
+      </w:pPr>
+      <w:r>
+        <w:rPr>
+          <w:rFonts w:ascii="Times New Roman" w:cs="Times New Roman" w:eastAsia="Times New Roman" w:hAnsi="Times New Roman"/>
+          <w:b/>
+          <w:bCs/>
+          <w:i w:val="false"/>
+          <w:iCs w:val="false"/>
+          <w:sz w:val="22"/>
+          <w:szCs w:val="22"/>
+        </w:rPr>
+        <w:t xml:space="preserve">3. Кто у нас проводит инициативный аудит</w:t>
+      </w:r>
+      <w:r>
+        <w:rPr>
+          <w:rFonts w:ascii="Times New Roman" w:cs="Times New Roman" w:eastAsia="Times New Roman" w:hAnsi="Times New Roman"/>
+          <w:b w:val="false"/>
+          <w:bCs w:val="false"/>
+          <w:i w:val="false"/>
+          <w:iCs w:val="false"/>
+          <w:sz w:val="22"/>
+          <w:szCs w:val="22"/>
+        </w:rPr>
+        <w:t xml:space="preserve"> — аудиторская организация или бухгалтеры-методологи. От этого зависит ответ во втором вопросе раздела «Вопрос-ответ».</w:t>
+      </w:r>
+    </w:p>
+    <w:p>
+      <w:pPr>
+        <w:shd w:fill="D9EAD3" w:color="auto" w:val="clear"/>
+        <w:spacing w:after="140" w:line="300"/>
+      </w:pPr>
+      <w:r>
+        <w:rPr>
+          <w:rFonts w:ascii="Times New Roman" w:cs="Times New Roman" w:eastAsia="Times New Roman" w:hAnsi="Times New Roman"/>
+          <w:b/>
+          <w:bCs/>
+          <w:i w:val="false"/>
+          <w:iCs w:val="false"/>
+          <w:sz w:val="22"/>
+          <w:szCs w:val="22"/>
+        </w:rPr>
+        <w:t xml:space="preserve">4. Все ли виды аудита</w:t>
+      </w:r>
+      <w:r>
+        <w:rPr>
+          <w:rFonts w:ascii="Times New Roman" w:cs="Times New Roman" w:eastAsia="Times New Roman" w:hAnsi="Times New Roman"/>
+          <w:b w:val="false"/>
+          <w:bCs w:val="false"/>
+          <w:i w:val="false"/>
+          <w:iCs w:val="false"/>
+          <w:sz w:val="22"/>
+          <w:szCs w:val="22"/>
+        </w:rPr>
+        <w:t xml:space="preserve"> из таблицы мы действительно оказываем.</w:t>
+      </w:r>
+    </w:p>
+    <w:p>
+      <w:pPr>
+        <w:spacing w:after="120" w:before="300"/>
+      </w:pPr>
+      <w:r>
+        <w:rPr>
+          <w:rFonts w:ascii="Arial" w:cs="Arial" w:eastAsia="Arial" w:hAnsi="Arial"/>
+          <w:b/>
+          <w:bCs/>
+          <w:color w:val="1F3864"/>
+          <w:sz w:val="26"/>
+          <w:szCs w:val="26"/>
         </w:rPr>
         <w:t xml:space="preserve">Метаданные для размещения</w:t>
       </w:r>
     </w:p>
     <w:p>
       <w:pPr>
-        <w:spacing w:after="120" w:line="300"/>
-      </w:pPr>
-      <w:r>
-        <w:rPr>
-          <w:rFonts w:ascii="Times New Roman" w:cs="Times New Roman" w:eastAsia="Times New Roman" w:hAnsi="Times New Roman"/>
-          <w:b w:val="false"/>
-          <w:bCs w:val="false"/>
-          <w:sz w:val="20"/>
-          <w:szCs w:val="20"/>
-        </w:rPr>
-        <w:t xml:space="preserve">Title (57 знаков): Как проверить бухгалтерию: инициативный аудит компании</w:t>
-      </w:r>
-    </w:p>
-    <w:p>
-      <w:pPr>
-        <w:spacing w:after="120" w:line="300"/>
-      </w:pPr>
-      <w:r>
-        <w:rPr>
-          <w:rFonts w:ascii="Times New Roman" w:cs="Times New Roman" w:eastAsia="Times New Roman" w:hAnsi="Times New Roman"/>
-          <w:b w:val="false"/>
-          <w:bCs w:val="false"/>
-          <w:sz w:val="20"/>
-          <w:szCs w:val="20"/>
-        </w:rPr>
-        <w:t xml:space="preserve">Description (153 знака): Зачем проверять работу бухгалтерии, как это сделать самому и что покажет инициативный аудит: виды, порядок проведения и ошибки, которые находят чаще всего.</w:t>
-      </w:r>
-    </w:p>
-    <w:p>
-      <w:pPr>
-        <w:spacing w:after="120" w:line="300"/>
-      </w:pPr>
-      <w:r>
-        <w:rPr>
-          <w:rFonts w:ascii="Times New Roman" w:cs="Times New Roman" w:eastAsia="Times New Roman" w:hAnsi="Times New Roman"/>
-          <w:b w:val="false"/>
-          <w:bCs w:val="false"/>
-          <w:sz w:val="20"/>
-          <w:szCs w:val="20"/>
-        </w:rPr>
-        <w:t xml:space="preserve">URL: оставить прежний — /news/kak-proverit-svoyu-bukhgalteriyu/. Адрес работает и проиндексирован, менять его при доработке незачем.</w:t>
+        <w:shd w:fill="D9EAD3" w:color="auto" w:val="clear"/>
+        <w:spacing w:after="40" w:before="160"/>
+      </w:pPr>
+      <w:r>
+        <w:rPr>
+          <w:rFonts w:ascii="Arial" w:cs="Arial" w:eastAsia="Arial" w:hAnsi="Arial"/>
+          <w:b/>
+          <w:bCs/>
+          <w:color w:val="444444"/>
+          <w:sz w:val="16"/>
+          <w:szCs w:val="16"/>
+        </w:rPr>
+        <w:t xml:space="preserve">▌ДОБАВЛЕНО ПО ТЗ</w:t>
+      </w:r>
+    </w:p>
+    <w:p>
+      <w:pPr>
+        <w:shd w:fill="D9EAD3" w:color="auto" w:val="clear"/>
+        <w:spacing w:after="140" w:line="300"/>
+      </w:pPr>
+      <w:r>
+        <w:rPr>
+          <w:rFonts w:ascii="Times New Roman" w:cs="Times New Roman" w:eastAsia="Times New Roman" w:hAnsi="Times New Roman"/>
+          <w:b/>
+          <w:bCs/>
+          <w:i w:val="false"/>
+          <w:iCs w:val="false"/>
+          <w:sz w:val="22"/>
+          <w:szCs w:val="22"/>
+        </w:rPr>
+        <w:t xml:space="preserve">Title</w:t>
+      </w:r>
+      <w:r>
+        <w:rPr>
+          <w:rFonts w:ascii="Times New Roman" w:cs="Times New Roman" w:eastAsia="Times New Roman" w:hAnsi="Times New Roman"/>
+          <w:b w:val="false"/>
+          <w:bCs w:val="false"/>
+          <w:i w:val="false"/>
+          <w:iCs w:val="false"/>
+          <w:sz w:val="22"/>
+          <w:szCs w:val="22"/>
+        </w:rPr>
+        <w:t xml:space="preserve"> (57 знаков): Как проверить бухгалтерию: инициативный аудит компании</w:t>
+      </w:r>
+    </w:p>
+    <w:p>
+      <w:pPr>
+        <w:shd w:fill="D9EAD3" w:color="auto" w:val="clear"/>
+        <w:spacing w:after="140" w:line="300"/>
+      </w:pPr>
+      <w:r>
+        <w:rPr>
+          <w:rFonts w:ascii="Times New Roman" w:cs="Times New Roman" w:eastAsia="Times New Roman" w:hAnsi="Times New Roman"/>
+          <w:b/>
+          <w:bCs/>
+          <w:i w:val="false"/>
+          <w:iCs w:val="false"/>
+          <w:sz w:val="22"/>
+          <w:szCs w:val="22"/>
+        </w:rPr>
+        <w:t xml:space="preserve">Description</w:t>
+      </w:r>
+      <w:r>
+        <w:rPr>
+          <w:rFonts w:ascii="Times New Roman" w:cs="Times New Roman" w:eastAsia="Times New Roman" w:hAnsi="Times New Roman"/>
+          <w:b w:val="false"/>
+          <w:bCs w:val="false"/>
+          <w:i w:val="false"/>
+          <w:iCs w:val="false"/>
+          <w:sz w:val="22"/>
+          <w:szCs w:val="22"/>
+        </w:rPr>
+        <w:t xml:space="preserve"> (153 знака): Зачем проверять работу бухгалтерии, как это сделать самому и что покажет инициативный аудит: виды, порядок проведения и ошибки, которые находят чаще всего.</w:t>
+      </w:r>
+    </w:p>
+    <w:p>
+      <w:pPr>
+        <w:shd w:fill="D9EAD3" w:color="auto" w:val="clear"/>
+        <w:spacing w:after="140" w:line="300"/>
+      </w:pPr>
+      <w:r>
+        <w:rPr>
+          <w:rFonts w:ascii="Times New Roman" w:cs="Times New Roman" w:eastAsia="Times New Roman" w:hAnsi="Times New Roman"/>
+          <w:b/>
+          <w:bCs/>
+          <w:i w:val="false"/>
+          <w:iCs w:val="false"/>
+          <w:sz w:val="22"/>
+          <w:szCs w:val="22"/>
+        </w:rPr>
+        <w:t xml:space="preserve">URL:</w:t>
+      </w:r>
+      <w:r>
+        <w:rPr>
+          <w:rFonts w:ascii="Times New Roman" w:cs="Times New Roman" w:eastAsia="Times New Roman" w:hAnsi="Times New Roman"/>
+          <w:b w:val="false"/>
+          <w:bCs w:val="false"/>
+          <w:i w:val="false"/>
+          <w:iCs w:val="false"/>
+          <w:sz w:val="22"/>
+          <w:szCs w:val="22"/>
+        </w:rPr>
+        <w:t xml:space="preserve"> оставить прежний — /news/kak-proverit-svoyu-bukhgalteriyu/. Адрес работает и проиндексирован, менять его при доработке незачем.</w:t>
+      </w:r>
+    </w:p>
+    <w:p>
+      <w:pPr>
+        <w:shd w:fill="D9EAD3" w:color="auto" w:val="clear"/>
+        <w:spacing w:after="140" w:line="300"/>
+      </w:pPr>
+      <w:r>
+        <w:rPr>
+          <w:rFonts w:ascii="Times New Roman" w:cs="Times New Roman" w:eastAsia="Times New Roman" w:hAnsi="Times New Roman"/>
+          <w:b/>
+          <w:bCs/>
+          <w:i w:val="false"/>
+          <w:iCs w:val="false"/>
+          <w:sz w:val="22"/>
+          <w:szCs w:val="22"/>
+        </w:rPr>
+        <w:t xml:space="preserve">Ключи:</w:t>
+      </w:r>
+      <w:r>
+        <w:rPr>
+          <w:rFonts w:ascii="Times New Roman" w:cs="Times New Roman" w:eastAsia="Times New Roman" w:hAnsi="Times New Roman"/>
+          <w:b w:val="false"/>
+          <w:bCs w:val="false"/>
+          <w:i w:val="false"/>
+          <w:iCs w:val="false"/>
+          <w:sz w:val="22"/>
+          <w:szCs w:val="22"/>
+        </w:rPr>
+        <w:t xml:space="preserve"> все семь из ТЗ встали по смыслу, отложенных нет.</w:t>
       </w:r>
     </w:p>
     <w:sectPr>
@@ -3446,13 +4282,7 @@
 <file path=word/styles.xml><?xml version="1.0" encoding="utf-8"?>
 <w:styles xmlns:mc="http://schemas.openxmlformats.org/markup-compatibility/2006" xmlns:r="http://schemas.openxmlformats.org/officeDocument/2006/relationships" xmlns:w="http://schemas.openxmlformats.org/wordprocessingml/2006/main" xmlns:w14="http://schemas.microsoft.com/office/word/2010/wordml" xmlns:w15="http://schemas.microsoft.com/office/word/2012/wordml" mc:Ignorable="w14 w15">
   <w:docDefaults>
-    <w:rPrDefault>
-      <w:rPr>
-        <w:rFonts w:ascii="Times New Roman" w:cs="Times New Roman" w:eastAsia="Times New Roman" w:hAnsi="Times New Roman"/>
-        <w:sz w:val="22"/>
-        <w:szCs w:val="22"/>
-      </w:rPr>
-    </w:rPrDefault>
+    <w:rPrDefault/>
     <w:pPrDefault/>
   </w:docDefaults>
   <w:style w:type="paragraph" w:styleId="Title">
@@ -3626,19 +4456,5 @@
       <w:szCs w:val="20"/>
     </w:rPr>
   </w:style>
-  <w:style w:type="paragraph" w:styleId="Heading2">
-    <w:name w:val="Heading 2"/>
-    <w:basedOn w:val="Normal"/>
-    <w:next w:val="Normal"/>
-    <w:qFormat/>
-    <w:rPr>
-      <w:rFonts w:ascii="Arial" w:cs="Arial" w:eastAsia="Arial" w:hAnsi="Arial"/>
-      <w:b/>
-      <w:bCs/>
-      <w:color w:val="1F3864"/>
-      <w:sz w:val="26"/>
-      <w:szCs w:val="26"/>
-    </w:rPr>
-  </w:style>
 </w:styles>
 </file>
--- a/05-content/articles/proverka-buhgalterii/statya-1-proverka-buhgalterii.docx
+++ b/05-content/articles/proverka-buhgalterii/statya-1-proverka-buhgalterii.docx
@@ -128,7 +128,7 @@
         </w:rPr>
         <w:t xml:space="preserve">Дорабатываем статью: </w:t>
       </w:r>
-      <w:hyperlink w:history="1" r:id="rIdldfj6ixfmab36tw9bl2uj">
+      <w:hyperlink w:history="1" r:id="rIdn2dvaznmg8bhg0xo98x-l">
         <w:r>
           <w:rPr>
             <w:rFonts w:ascii="Arial" w:cs="Arial" w:eastAsia="Arial" w:hAnsi="Arial"/>
@@ -335,82 +335,20 @@
           <w:sz w:val="18"/>
           <w:szCs w:val="18"/>
         </w:rPr>
-        <w:t xml:space="preserve">Источник: ч. 2 и ч. 3 ст. 5 Федерального закона от 30.12.2008 № 307-ФЗ; п. 4 ст. 89 НК РФ</w:t>
-      </w:r>
-    </w:p>
-    <w:p>
-      <w:pPr>
-        <w:spacing w:after="120" w:before="300"/>
-      </w:pPr>
-      <w:r>
-        <w:rPr>
-          <w:rFonts w:ascii="Arial" w:cs="Arial" w:eastAsia="Arial" w:hAnsi="Arial"/>
-          <w:b/>
-          <w:bCs/>
-          <w:color w:val="1F3864"/>
-          <w:sz w:val="26"/>
-          <w:szCs w:val="26"/>
-        </w:rPr>
-        <w:t xml:space="preserve">Зачем проверять работу бухгалтерии</w:t>
-      </w:r>
-    </w:p>
-    <w:p>
-      <w:pPr>
-        <w:spacing w:after="140" w:line="300"/>
-      </w:pPr>
-      <w:r>
-        <w:rPr>
-          <w:rFonts w:ascii="Times New Roman" w:cs="Times New Roman" w:eastAsia="Times New Roman" w:hAnsi="Times New Roman"/>
-          <w:b w:val="false"/>
-          <w:bCs w:val="false"/>
-          <w:i w:val="false"/>
-          <w:iCs w:val="false"/>
-          <w:sz w:val="22"/>
-          <w:szCs w:val="22"/>
-        </w:rPr>
-        <w:t xml:space="preserve">Мы видим из практики, что руководитель компании далеко не всегда владеет объективной информацией о состоянии дел в своей бухгалтерии или налогах.</w:t>
-      </w:r>
-    </w:p>
-    <w:p>
-      <w:pPr>
-        <w:shd w:fill="DEEAF6" w:color="auto" w:val="clear"/>
-        <w:spacing w:after="40" w:before="160"/>
-      </w:pPr>
-      <w:r>
-        <w:rPr>
-          <w:rFonts w:ascii="Arial" w:cs="Arial" w:eastAsia="Arial" w:hAnsi="Arial"/>
-          <w:b/>
-          <w:bCs/>
-          <w:color w:val="444444"/>
-          <w:sz w:val="16"/>
-          <w:szCs w:val="16"/>
-        </w:rPr>
-        <w:t xml:space="preserve">▌ПРАВКА ЯЗЫКА</w:t>
-      </w:r>
-    </w:p>
-    <w:p>
-      <w:pPr>
-        <w:shd w:fill="DEEAF6" w:color="auto" w:val="clear"/>
-        <w:spacing w:after="140" w:line="300"/>
-      </w:pPr>
-      <w:r>
-        <w:rPr>
-          <w:rFonts w:ascii="Times New Roman" w:cs="Times New Roman" w:eastAsia="Times New Roman" w:hAnsi="Times New Roman"/>
-          <w:b w:val="false"/>
-          <w:bCs w:val="false"/>
-          <w:i w:val="false"/>
-          <w:iCs w:val="false"/>
-          <w:sz w:val="22"/>
-          <w:szCs w:val="22"/>
-        </w:rPr>
-        <w:t xml:space="preserve">Самый распространённый случай — когда предприниматель и сам понимает, что процессы идут не так, как хотелось бы: о налогах к уплате ему сообщают поздно или задним числом, суммы кажутся слишком высокими, из налоговой постоянно приходят требования с пенями и штрафами, а главбуху, похоже, не хватает квалификации, чтобы выстроить процесс или решить сложную задачу.</w:t>
-      </w:r>
-    </w:p>
-    <w:p>
-      <w:pPr>
-        <w:shd w:fill="DEEAF6" w:color="auto" w:val="clear"/>
-        <w:spacing w:after="140"/>
-      </w:pPr>
+        <w:t xml:space="preserve">Источник: </w:t>
+      </w:r>
+      <w:hyperlink w:history="1" r:id="rIditr5dn5lmsag43kxx5vkh">
+        <w:r>
+          <w:rPr>
+            <w:rFonts w:ascii="Arial" w:cs="Arial" w:eastAsia="Arial" w:hAnsi="Arial"/>
+            <w:color w:val="0563C1"/>
+            <w:sz w:val="18"/>
+            <w:szCs w:val="18"/>
+            <w:u w:val="single"/>
+          </w:rPr>
+          <w:t xml:space="preserve">ч. 2 и ч. 3 ст. 5 Федерального закона от 30.12.2008 № 307-ФЗ</w:t>
+        </w:r>
+      </w:hyperlink>
       <w:r>
         <w:rPr>
           <w:rFonts w:ascii="Arial" w:cs="Arial" w:eastAsia="Arial" w:hAnsi="Arial"/>
@@ -422,7 +360,69 @@
           <w:sz w:val="18"/>
           <w:szCs w:val="18"/>
         </w:rPr>
-        <w:t xml:space="preserve">Абзац исходной статьи, разбит на части для читаемости. Смысл и все перечисленные признаки сохранены.</w:t>
+        <w:t xml:space="preserve">; </w:t>
+      </w:r>
+      <w:hyperlink w:history="1" r:id="rIdunha-rnmwyf0zoqwe3w3o">
+        <w:r>
+          <w:rPr>
+            <w:rFonts w:ascii="Arial" w:cs="Arial" w:eastAsia="Arial" w:hAnsi="Arial"/>
+            <w:color w:val="0563C1"/>
+            <w:sz w:val="18"/>
+            <w:szCs w:val="18"/>
+            <w:u w:val="single"/>
+          </w:rPr>
+          <w:t xml:space="preserve">п. 4 ст. 89 НК РФ</w:t>
+        </w:r>
+      </w:hyperlink>
+    </w:p>
+    <w:p>
+      <w:pPr>
+        <w:spacing w:after="120" w:before="300"/>
+      </w:pPr>
+      <w:r>
+        <w:rPr>
+          <w:rFonts w:ascii="Arial" w:cs="Arial" w:eastAsia="Arial" w:hAnsi="Arial"/>
+          <w:b/>
+          <w:bCs/>
+          <w:color w:val="1F3864"/>
+          <w:sz w:val="26"/>
+          <w:szCs w:val="26"/>
+        </w:rPr>
+        <w:t xml:space="preserve">Зачем проверять работу бухгалтерии</w:t>
+      </w:r>
+    </w:p>
+    <w:p>
+      <w:pPr>
+        <w:spacing w:after="140" w:line="300"/>
+      </w:pPr>
+      <w:r>
+        <w:rPr>
+          <w:rFonts w:ascii="Times New Roman" w:cs="Times New Roman" w:eastAsia="Times New Roman" w:hAnsi="Times New Roman"/>
+          <w:b w:val="false"/>
+          <w:bCs w:val="false"/>
+          <w:i w:val="false"/>
+          <w:iCs w:val="false"/>
+          <w:sz w:val="22"/>
+          <w:szCs w:val="22"/>
+        </w:rPr>
+        <w:t xml:space="preserve">Мы видим из практики, что руководитель компании далеко не всегда владеет объективной информацией о состоянии дел в своей бухгалтерии или налогах.</w:t>
+      </w:r>
+    </w:p>
+    <w:p>
+      <w:pPr>
+        <w:shd w:fill="DEEAF6" w:color="auto" w:val="clear"/>
+        <w:spacing w:after="40" w:before="160"/>
+      </w:pPr>
+      <w:r>
+        <w:rPr>
+          <w:rFonts w:ascii="Arial" w:cs="Arial" w:eastAsia="Arial" w:hAnsi="Arial"/>
+          <w:b/>
+          <w:bCs/>
+          <w:color w:val="444444"/>
+          <w:sz w:val="16"/>
+          <w:szCs w:val="16"/>
+        </w:rPr>
+        <w:t xml:space="preserve">▌ПРАВКА ЯЗЫКА</w:t>
       </w:r>
     </w:p>
     <w:p>
@@ -440,7 +440,7 @@
           <w:sz w:val="22"/>
           <w:szCs w:val="22"/>
         </w:rPr>
-        <w:t xml:space="preserve">Но опаснее другая ситуация: предприниматель уверен, что в бухгалтерии всё хорошо. Сумма налогов его устраивает — а это само по себе тревожный сигнал. Активный главбух решает большинство вопросов сам, но делает это не вполне грамотно, и до поры до времени ничего не всплывает.</w:t>
+        <w:t xml:space="preserve">Самый распространённый случай — когда предприниматель и сам понимает, что процессы идут не так, как хотелось бы: о налогах к уплате ему сообщают поздно или задним числом, суммы кажутся слишком высокими, из налоговой постоянно приходят требования с пенями и штрафами, а главбуху, похоже, не хватает квалификации, чтобы выстроить процесс или решить сложную задачу.</w:t>
       </w:r>
     </w:p>
     <w:p>
@@ -459,6 +459,43 @@
           <w:sz w:val="18"/>
           <w:szCs w:val="18"/>
         </w:rPr>
+        <w:t xml:space="preserve">Абзац исходной статьи, разбит на части для читаемости. Смысл и все перечисленные признаки сохранены.</w:t>
+      </w:r>
+    </w:p>
+    <w:p>
+      <w:pPr>
+        <w:shd w:fill="DEEAF6" w:color="auto" w:val="clear"/>
+        <w:spacing w:after="140" w:line="300"/>
+      </w:pPr>
+      <w:r>
+        <w:rPr>
+          <w:rFonts w:ascii="Times New Roman" w:cs="Times New Roman" w:eastAsia="Times New Roman" w:hAnsi="Times New Roman"/>
+          <w:b w:val="false"/>
+          <w:bCs w:val="false"/>
+          <w:i w:val="false"/>
+          <w:iCs w:val="false"/>
+          <w:sz w:val="22"/>
+          <w:szCs w:val="22"/>
+        </w:rPr>
+        <w:t xml:space="preserve">Но опаснее другая ситуация: предприниматель уверен, что в бухгалтерии всё хорошо. Сумма налогов его устраивает — а это само по себе тревожный сигнал. Активный главбух решает большинство вопросов сам, но делает это не вполне грамотно, и до поры до времени ничего не всплывает.</w:t>
+      </w:r>
+    </w:p>
+    <w:p>
+      <w:pPr>
+        <w:shd w:fill="DEEAF6" w:color="auto" w:val="clear"/>
+        <w:spacing w:after="140"/>
+      </w:pPr>
+      <w:r>
+        <w:rPr>
+          <w:rFonts w:ascii="Arial" w:cs="Arial" w:eastAsia="Arial" w:hAnsi="Arial"/>
+          <w:b w:val="false"/>
+          <w:bCs w:val="false"/>
+          <w:i/>
+          <w:iCs/>
+          <w:color w:val="666666"/>
+          <w:sz w:val="18"/>
+          <w:szCs w:val="18"/>
+        </w:rPr>
         <w:t xml:space="preserve">Было: «а это само по себе опасный маячок!». Стало «тревожный сигнал» — ходовой оборот вместо разговорного.</w:t>
       </w:r>
     </w:p>
@@ -671,94 +708,20 @@
           <w:sz w:val="18"/>
           <w:szCs w:val="18"/>
         </w:rPr>
-        <w:t xml:space="preserve">Источник: п. 4 ст. 89 НК РФ; ст. 122 НК РФ. Проверено 27.10.2026</w:t>
-      </w:r>
-    </w:p>
-    <w:p>
-      <w:pPr>
-        <w:spacing w:after="120" w:before="300"/>
-      </w:pPr>
-      <w:r>
-        <w:rPr>
-          <w:rFonts w:ascii="Arial" w:cs="Arial" w:eastAsia="Arial" w:hAnsi="Arial"/>
-          <w:b/>
-          <w:bCs/>
-          <w:color w:val="1F3864"/>
-          <w:sz w:val="26"/>
-          <w:szCs w:val="26"/>
-        </w:rPr>
-        <w:t xml:space="preserve">Что такое инициативный аудит</w:t>
-      </w:r>
-    </w:p>
-    <w:p>
-      <w:pPr>
-        <w:spacing w:after="140" w:line="300"/>
-      </w:pPr>
-      <w:r>
-        <w:rPr>
-          <w:rFonts w:ascii="Times New Roman" w:cs="Times New Roman" w:eastAsia="Times New Roman" w:hAnsi="Times New Roman"/>
-          <w:b w:val="false"/>
-          <w:bCs w:val="false"/>
-          <w:i w:val="false"/>
-          <w:iCs w:val="false"/>
-          <w:sz w:val="22"/>
-          <w:szCs w:val="22"/>
-        </w:rPr>
-        <w:t xml:space="preserve">Инициативный аудит — то есть добровольный, необязательный по закону. Он помогает не только вскрыть проблему, но часто сразу и найти решение.</w:t>
-      </w:r>
-    </w:p>
-    <w:p>
-      <w:pPr>
-        <w:shd w:fill="FFF2CC" w:color="auto" w:val="clear"/>
-        <w:spacing w:after="40" w:before="160"/>
-      </w:pPr>
-      <w:r>
-        <w:rPr>
-          <w:rFonts w:ascii="Arial" w:cs="Arial" w:eastAsia="Arial" w:hAnsi="Arial"/>
-          <w:b/>
-          <w:bCs/>
-          <w:color w:val="444444"/>
-          <w:sz w:val="16"/>
-          <w:szCs w:val="16"/>
-        </w:rPr>
-        <w:t xml:space="preserve">▌ИСПРАВЛЕНО ПО ПЕРВОИСТОЧНИКУ</w:t>
-      </w:r>
-    </w:p>
-    <w:p>
-      <w:pPr>
-        <w:shd w:fill="FFF2CC" w:color="auto" w:val="clear"/>
-        <w:spacing w:after="140" w:line="300"/>
-      </w:pPr>
-      <w:r>
-        <w:rPr>
-          <w:rFonts w:ascii="Times New Roman" w:cs="Times New Roman" w:eastAsia="Times New Roman" w:hAnsi="Times New Roman"/>
-          <w:b/>
-          <w:bCs/>
-          <w:i w:val="false"/>
-          <w:iCs w:val="false"/>
-          <w:sz w:val="22"/>
-          <w:szCs w:val="22"/>
-        </w:rPr>
-        <w:t xml:space="preserve">Для справки: кто обязан проходить аудит.</w:t>
-      </w:r>
-      <w:r>
-        <w:rPr>
-          <w:rFonts w:ascii="Times New Roman" w:cs="Times New Roman" w:eastAsia="Times New Roman" w:hAnsi="Times New Roman"/>
-          <w:b w:val="false"/>
-          <w:bCs w:val="false"/>
-          <w:i w:val="false"/>
-          <w:iCs w:val="false"/>
-          <w:sz w:val="22"/>
-          <w:szCs w:val="22"/>
-        </w:rPr>
-        <w:t xml:space="preserve"> Под обязательный аудит попадает организация, если доход от предпринимательской деятельности за год, предшествовавший отчётному, превысил 800 млн рублей либо сумма активов баланса на конец того же года превысила 400 млн рублей. Достаточно одного из двух показателей (п. 4 ч. 1 ст. 5 Федерального закона от 30.12.2008 № 307-ФЗ).</w:t>
-      </w:r>
-    </w:p>
-    <w:p>
-      <w:pPr>
-        <w:shd w:fill="FFF2CC" w:color="auto" w:val="clear"/>
-        <w:spacing w:after="140"/>
-      </w:pPr>
+        <w:t xml:space="preserve">Источник: </w:t>
+      </w:r>
+      <w:hyperlink w:history="1" r:id="rIdsh6dcrdt6qaozig17xb47">
+        <w:r>
+          <w:rPr>
+            <w:rFonts w:ascii="Arial" w:cs="Arial" w:eastAsia="Arial" w:hAnsi="Arial"/>
+            <w:color w:val="0563C1"/>
+            <w:sz w:val="18"/>
+            <w:szCs w:val="18"/>
+            <w:u w:val="single"/>
+          </w:rPr>
+          <w:t xml:space="preserve">п. 4 ст. 89 НК РФ</w:t>
+        </w:r>
+      </w:hyperlink>
       <w:r>
         <w:rPr>
           <w:rFonts w:ascii="Arial" w:cs="Arial" w:eastAsia="Arial" w:hAnsi="Arial"/>
@@ -770,21 +733,119 @@
           <w:sz w:val="18"/>
           <w:szCs w:val="18"/>
         </w:rPr>
-        <w:t xml:space="preserve">Было в статье: «если сумма выручки за отчетный год превышает 800 млн рублей или сумма активов по балансу превышает 400 млн». Две ошибки. Первая: закон считает не выручку, а доход от предпринимательской деятельности. Вторая, важнее: не за отчётный год, а за год, </w:t>
-      </w:r>
-      <w:r>
-        <w:rPr>
-          <w:rFonts w:ascii="Arial" w:cs="Arial" w:eastAsia="Arial" w:hAnsi="Arial"/>
-          <w:b/>
-          <w:bCs/>
+        <w:t xml:space="preserve">; </w:t>
+      </w:r>
+      <w:hyperlink w:history="1" r:id="rId2td91mnrpbqr1tti7hfpg">
+        <w:r>
+          <w:rPr>
+            <w:rFonts w:ascii="Arial" w:cs="Arial" w:eastAsia="Arial" w:hAnsi="Arial"/>
+            <w:color w:val="0563C1"/>
+            <w:sz w:val="18"/>
+            <w:szCs w:val="18"/>
+            <w:u w:val="single"/>
+          </w:rPr>
+          <w:t xml:space="preserve">ст. 122 НК РФ</w:t>
+        </w:r>
+      </w:hyperlink>
+      <w:r>
+        <w:rPr>
+          <w:rFonts w:ascii="Arial" w:cs="Arial" w:eastAsia="Arial" w:hAnsi="Arial"/>
+          <w:b w:val="false"/>
+          <w:bCs w:val="false"/>
           <w:i/>
           <w:iCs/>
           <w:color w:val="666666"/>
           <w:sz w:val="18"/>
           <w:szCs w:val="18"/>
         </w:rPr>
-        <w:t xml:space="preserve">предшествовавший</w:t>
-      </w:r>
+        <w:t xml:space="preserve">. Проверено 27.10.2026</w:t>
+      </w:r>
+    </w:p>
+    <w:p>
+      <w:pPr>
+        <w:spacing w:after="120" w:before="300"/>
+      </w:pPr>
+      <w:r>
+        <w:rPr>
+          <w:rFonts w:ascii="Arial" w:cs="Arial" w:eastAsia="Arial" w:hAnsi="Arial"/>
+          <w:b/>
+          <w:bCs/>
+          <w:color w:val="1F3864"/>
+          <w:sz w:val="26"/>
+          <w:szCs w:val="26"/>
+        </w:rPr>
+        <w:t xml:space="preserve">Что такое инициативный аудит</w:t>
+      </w:r>
+    </w:p>
+    <w:p>
+      <w:pPr>
+        <w:spacing w:after="140" w:line="300"/>
+      </w:pPr>
+      <w:r>
+        <w:rPr>
+          <w:rFonts w:ascii="Times New Roman" w:cs="Times New Roman" w:eastAsia="Times New Roman" w:hAnsi="Times New Roman"/>
+          <w:b w:val="false"/>
+          <w:bCs w:val="false"/>
+          <w:i w:val="false"/>
+          <w:iCs w:val="false"/>
+          <w:sz w:val="22"/>
+          <w:szCs w:val="22"/>
+        </w:rPr>
+        <w:t xml:space="preserve">Инициативный аудит — то есть добровольный, необязательный по закону. Он помогает не только вскрыть проблему, но часто сразу и найти решение.</w:t>
+      </w:r>
+    </w:p>
+    <w:p>
+      <w:pPr>
+        <w:shd w:fill="FFF2CC" w:color="auto" w:val="clear"/>
+        <w:spacing w:after="40" w:before="160"/>
+      </w:pPr>
+      <w:r>
+        <w:rPr>
+          <w:rFonts w:ascii="Arial" w:cs="Arial" w:eastAsia="Arial" w:hAnsi="Arial"/>
+          <w:b/>
+          <w:bCs/>
+          <w:color w:val="444444"/>
+          <w:sz w:val="16"/>
+          <w:szCs w:val="16"/>
+        </w:rPr>
+        <w:t xml:space="preserve">▌ИСПРАВЛЕНО ПО ПЕРВОИСТОЧНИКУ</w:t>
+      </w:r>
+    </w:p>
+    <w:p>
+      <w:pPr>
+        <w:shd w:fill="FFF2CC" w:color="auto" w:val="clear"/>
+        <w:spacing w:after="140" w:line="300"/>
+      </w:pPr>
+      <w:r>
+        <w:rPr>
+          <w:rFonts w:ascii="Times New Roman" w:cs="Times New Roman" w:eastAsia="Times New Roman" w:hAnsi="Times New Roman"/>
+          <w:b/>
+          <w:bCs/>
+          <w:i w:val="false"/>
+          <w:iCs w:val="false"/>
+          <w:sz w:val="22"/>
+          <w:szCs w:val="22"/>
+        </w:rPr>
+        <w:t xml:space="preserve">Для справки: кто обязан проходить аудит.</w:t>
+      </w:r>
+      <w:r>
+        <w:rPr>
+          <w:rFonts w:ascii="Times New Roman" w:cs="Times New Roman" w:eastAsia="Times New Roman" w:hAnsi="Times New Roman"/>
+          <w:b w:val="false"/>
+          <w:bCs w:val="false"/>
+          <w:i w:val="false"/>
+          <w:iCs w:val="false"/>
+          <w:sz w:val="22"/>
+          <w:szCs w:val="22"/>
+        </w:rPr>
+        <w:t xml:space="preserve"> Под обязательный аудит попадает организация, если доход от предпринимательской деятельности за год, предшествовавший отчётному, превысил 800 млн рублей либо сумма активов баланса на конец того же года превысила 400 млн рублей. Достаточно одного из двух показателей (п. 4 ч. 1 ст. 5 Федерального закона от 30.12.2008 № 307-ФЗ).</w:t>
+      </w:r>
+    </w:p>
+    <w:p>
+      <w:pPr>
+        <w:shd w:fill="FFF2CC" w:color="auto" w:val="clear"/>
+        <w:spacing w:after="140"/>
+      </w:pPr>
       <w:r>
         <w:rPr>
           <w:rFonts w:ascii="Arial" w:cs="Arial" w:eastAsia="Arial" w:hAnsi="Arial"/>
@@ -796,110 +857,21 @@
           <w:sz w:val="18"/>
           <w:szCs w:val="18"/>
         </w:rPr>
-        <w:t xml:space="preserve"> отчётному; активы — тоже на конец предшествующего года. Компания с доходом 850 млн ₽ в этом году и 700 млн ₽ в прошлом по прежнему тексту решила бы, что аудит ей нужен уже сейчас. Это не так.</w:t>
-      </w:r>
-    </w:p>
-    <w:p>
-      <w:pPr>
-        <w:spacing w:after="160"/>
-        <w:ind w:left="200"/>
-      </w:pPr>
-      <w:r>
-        <w:rPr>
-          <w:rFonts w:ascii="Arial" w:cs="Arial" w:eastAsia="Arial" w:hAnsi="Arial"/>
-          <w:b w:val="false"/>
-          <w:bCs w:val="false"/>
+        <w:t xml:space="preserve">Было в статье: «если сумма выручки за отчетный год превышает 800 млн рублей или сумма активов по балансу превышает 400 млн». Две ошибки. Первая: закон считает не выручку, а доход от предпринимательской деятельности. Вторая, важнее: не за отчётный год, а за год, </w:t>
+      </w:r>
+      <w:r>
+        <w:rPr>
+          <w:rFonts w:ascii="Arial" w:cs="Arial" w:eastAsia="Arial" w:hAnsi="Arial"/>
+          <w:b/>
+          <w:bCs/>
           <w:i/>
           <w:iCs/>
           <w:color w:val="666666"/>
           <w:sz w:val="18"/>
           <w:szCs w:val="18"/>
         </w:rPr>
-        <w:t xml:space="preserve">Источник: п. 4 ч. 1 ст. 5 закона № 307-ФЗ, действующая редакция. Закон правился трижды в 2026 году: 09.04.2026 № 86-ФЗ, 10.06.2026 № 176-ФЗ, 04.08.2026 № 318-ФЗ. Проверено 27.10.2026</w:t>
-      </w:r>
-    </w:p>
-    <w:p>
-      <w:pPr>
-        <w:shd w:fill="D9EAD3" w:color="auto" w:val="clear"/>
-        <w:spacing w:after="40" w:before="160"/>
-      </w:pPr>
-      <w:r>
-        <w:rPr>
-          <w:rFonts w:ascii="Arial" w:cs="Arial" w:eastAsia="Arial" w:hAnsi="Arial"/>
-          <w:b/>
-          <w:bCs/>
-          <w:color w:val="444444"/>
-          <w:sz w:val="16"/>
-          <w:szCs w:val="16"/>
-        </w:rPr>
-        <w:t xml:space="preserve">▌ДОБАВЛЕНО ПО ТЗ</w:t>
-      </w:r>
-    </w:p>
-    <w:p>
-      <w:pPr>
-        <w:shd w:fill="D9EAD3" w:color="auto" w:val="clear"/>
-        <w:spacing w:after="140" w:line="300"/>
-      </w:pPr>
-      <w:r>
-        <w:rPr>
-          <w:rFonts w:ascii="Times New Roman" w:cs="Times New Roman" w:eastAsia="Times New Roman" w:hAnsi="Times New Roman"/>
-          <w:b w:val="false"/>
-          <w:bCs w:val="false"/>
-          <w:i w:val="false"/>
-          <w:iCs w:val="false"/>
-          <w:sz w:val="22"/>
-          <w:szCs w:val="22"/>
-        </w:rPr>
-        <w:t xml:space="preserve">Обратите внимание на базу отсчёта: считается доход за </w:t>
-      </w:r>
-      <w:r>
-        <w:rPr>
-          <w:rFonts w:ascii="Times New Roman" w:cs="Times New Roman" w:eastAsia="Times New Roman" w:hAnsi="Times New Roman"/>
-          <w:b/>
-          <w:bCs/>
-          <w:i w:val="false"/>
-          <w:iCs w:val="false"/>
-          <w:sz w:val="22"/>
-          <w:szCs w:val="22"/>
-        </w:rPr>
-        <w:t xml:space="preserve">предыдущий</w:t>
-      </w:r>
-      <w:r>
-        <w:rPr>
-          <w:rFonts w:ascii="Times New Roman" w:cs="Times New Roman" w:eastAsia="Times New Roman" w:hAnsi="Times New Roman"/>
-          <w:b w:val="false"/>
-          <w:bCs w:val="false"/>
-          <w:i w:val="false"/>
-          <w:iCs w:val="false"/>
-          <w:sz w:val="22"/>
-          <w:szCs w:val="22"/>
-        </w:rPr>
-        <w:t xml:space="preserve"> год, а не за текущий, и это именно доход от предпринимательской деятельности, а не выручка по строке отчёта о финансовых результатах. Компания, которая выросла в этом году, под обязательный аудит в этом году ещё не попадает.</w:t>
-      </w:r>
-    </w:p>
-    <w:p>
-      <w:pPr>
-        <w:shd w:fill="D9EAD3" w:color="auto" w:val="clear"/>
-        <w:spacing w:after="140" w:line="300"/>
-      </w:pPr>
-      <w:r>
-        <w:rPr>
-          <w:rFonts w:ascii="Times New Roman" w:cs="Times New Roman" w:eastAsia="Times New Roman" w:hAnsi="Times New Roman"/>
-          <w:b w:val="false"/>
-          <w:bCs w:val="false"/>
-          <w:i w:val="false"/>
-          <w:iCs w:val="false"/>
-          <w:sz w:val="22"/>
-          <w:szCs w:val="22"/>
-        </w:rPr>
-        <w:t xml:space="preserve">Отдельные основания закон устанавливает для акционерных обществ, профессиональных участников рынка ценных бумаг, банков, страховых компаний и общественно полезных фондов — у последних порог поступлений составляет 5 млн рублей за предшествующий год, и эта редакция применяется к отчётности начиная с 2026 года. Полный перечень — в статье 5 закона № 307-ФЗ. Там же правило, о котором забывают: если отчётность освобождена от аудита по одному основанию, но подпадает под него по другому, аудит всё равно проводится.</w:t>
-      </w:r>
-    </w:p>
-    <w:p>
-      <w:pPr>
-        <w:spacing w:after="160"/>
-        <w:ind w:left="200"/>
-      </w:pPr>
+        <w:t xml:space="preserve">предшествовавший</w:t>
+      </w:r>
       <w:r>
         <w:rPr>
           <w:rFonts w:ascii="Arial" w:cs="Arial" w:eastAsia="Arial" w:hAnsi="Arial"/>
@@ -911,7 +883,172 @@
           <w:sz w:val="18"/>
           <w:szCs w:val="18"/>
         </w:rPr>
-        <w:t xml:space="preserve">Источник: п. 3 ч. 1 ст. 5 и ч. 1.1 ст. 5 закона № 307-ФЗ. Проверено 27.10.2026</w:t>
+        <w:t xml:space="preserve"> отчётному; активы — тоже на конец предшествующего года. Компания с доходом 850 млн ₽ в этом году и 700 млн ₽ в прошлом по прежнему тексту решила бы, что аудит ей нужен уже сейчас. Это не так.</w:t>
+      </w:r>
+    </w:p>
+    <w:p>
+      <w:pPr>
+        <w:spacing w:after="160"/>
+        <w:ind w:left="200"/>
+      </w:pPr>
+      <w:r>
+        <w:rPr>
+          <w:rFonts w:ascii="Arial" w:cs="Arial" w:eastAsia="Arial" w:hAnsi="Arial"/>
+          <w:b w:val="false"/>
+          <w:bCs w:val="false"/>
+          <w:i/>
+          <w:iCs/>
+          <w:color w:val="666666"/>
+          <w:sz w:val="18"/>
+          <w:szCs w:val="18"/>
+        </w:rPr>
+        <w:t xml:space="preserve">Источник: </w:t>
+      </w:r>
+      <w:hyperlink w:history="1" r:id="rIdrqmxdoogkwlaqvphg3vgm">
+        <w:r>
+          <w:rPr>
+            <w:rFonts w:ascii="Arial" w:cs="Arial" w:eastAsia="Arial" w:hAnsi="Arial"/>
+            <w:color w:val="0563C1"/>
+            <w:sz w:val="18"/>
+            <w:szCs w:val="18"/>
+            <w:u w:val="single"/>
+          </w:rPr>
+          <w:t xml:space="preserve">п. 4 ч. 1 ст. 5 закона № 307-ФЗ</w:t>
+        </w:r>
+      </w:hyperlink>
+      <w:r>
+        <w:rPr>
+          <w:rFonts w:ascii="Arial" w:cs="Arial" w:eastAsia="Arial" w:hAnsi="Arial"/>
+          <w:b w:val="false"/>
+          <w:bCs w:val="false"/>
+          <w:i/>
+          <w:iCs/>
+          <w:color w:val="666666"/>
+          <w:sz w:val="18"/>
+          <w:szCs w:val="18"/>
+        </w:rPr>
+        <w:t xml:space="preserve">, действующая редакция. Закон правился трижды в 2026 году: 09.04.2026 № 86-ФЗ, 10.06.2026 № 176-ФЗ, 04.08.2026 № 318-ФЗ. Проверено 27.10.2026</w:t>
+      </w:r>
+    </w:p>
+    <w:p>
+      <w:pPr>
+        <w:shd w:fill="D9EAD3" w:color="auto" w:val="clear"/>
+        <w:spacing w:after="40" w:before="160"/>
+      </w:pPr>
+      <w:r>
+        <w:rPr>
+          <w:rFonts w:ascii="Arial" w:cs="Arial" w:eastAsia="Arial" w:hAnsi="Arial"/>
+          <w:b/>
+          <w:bCs/>
+          <w:color w:val="444444"/>
+          <w:sz w:val="16"/>
+          <w:szCs w:val="16"/>
+        </w:rPr>
+        <w:t xml:space="preserve">▌ДОБАВЛЕНО ПО ТЗ</w:t>
+      </w:r>
+    </w:p>
+    <w:p>
+      <w:pPr>
+        <w:shd w:fill="D9EAD3" w:color="auto" w:val="clear"/>
+        <w:spacing w:after="140" w:line="300"/>
+      </w:pPr>
+      <w:r>
+        <w:rPr>
+          <w:rFonts w:ascii="Times New Roman" w:cs="Times New Roman" w:eastAsia="Times New Roman" w:hAnsi="Times New Roman"/>
+          <w:b w:val="false"/>
+          <w:bCs w:val="false"/>
+          <w:i w:val="false"/>
+          <w:iCs w:val="false"/>
+          <w:sz w:val="22"/>
+          <w:szCs w:val="22"/>
+        </w:rPr>
+        <w:t xml:space="preserve">Обратите внимание на базу отсчёта: считается доход за </w:t>
+      </w:r>
+      <w:r>
+        <w:rPr>
+          <w:rFonts w:ascii="Times New Roman" w:cs="Times New Roman" w:eastAsia="Times New Roman" w:hAnsi="Times New Roman"/>
+          <w:b/>
+          <w:bCs/>
+          <w:i w:val="false"/>
+          <w:iCs w:val="false"/>
+          <w:sz w:val="22"/>
+          <w:szCs w:val="22"/>
+        </w:rPr>
+        <w:t xml:space="preserve">предыдущий</w:t>
+      </w:r>
+      <w:r>
+        <w:rPr>
+          <w:rFonts w:ascii="Times New Roman" w:cs="Times New Roman" w:eastAsia="Times New Roman" w:hAnsi="Times New Roman"/>
+          <w:b w:val="false"/>
+          <w:bCs w:val="false"/>
+          <w:i w:val="false"/>
+          <w:iCs w:val="false"/>
+          <w:sz w:val="22"/>
+          <w:szCs w:val="22"/>
+        </w:rPr>
+        <w:t xml:space="preserve"> год, а не за текущий, и это именно доход от предпринимательской деятельности, а не выручка по строке отчёта о финансовых результатах. Компания, которая выросла в этом году, под обязательный аудит в этом году ещё не попадает.</w:t>
+      </w:r>
+    </w:p>
+    <w:p>
+      <w:pPr>
+        <w:shd w:fill="D9EAD3" w:color="auto" w:val="clear"/>
+        <w:spacing w:after="140" w:line="300"/>
+      </w:pPr>
+      <w:r>
+        <w:rPr>
+          <w:rFonts w:ascii="Times New Roman" w:cs="Times New Roman" w:eastAsia="Times New Roman" w:hAnsi="Times New Roman"/>
+          <w:b w:val="false"/>
+          <w:bCs w:val="false"/>
+          <w:i w:val="false"/>
+          <w:iCs w:val="false"/>
+          <w:sz w:val="22"/>
+          <w:szCs w:val="22"/>
+        </w:rPr>
+        <w:t xml:space="preserve">Отдельные основания закон устанавливает для акционерных обществ, профессиональных участников рынка ценных бумаг, банков, страховых компаний и общественно полезных фондов — у последних порог поступлений составляет 5 млн рублей за предшествующий год, и эта редакция применяется к отчётности начиная с 2026 года. Полный перечень — в статье 5 закона № 307-ФЗ. Там же правило, о котором забывают: если отчётность освобождена от аудита по одному основанию, но подпадает под него по другому, аудит всё равно проводится.</w:t>
+      </w:r>
+    </w:p>
+    <w:p>
+      <w:pPr>
+        <w:spacing w:after="160"/>
+        <w:ind w:left="200"/>
+      </w:pPr>
+      <w:r>
+        <w:rPr>
+          <w:rFonts w:ascii="Arial" w:cs="Arial" w:eastAsia="Arial" w:hAnsi="Arial"/>
+          <w:b w:val="false"/>
+          <w:bCs w:val="false"/>
+          <w:i/>
+          <w:iCs/>
+          <w:color w:val="666666"/>
+          <w:sz w:val="18"/>
+          <w:szCs w:val="18"/>
+        </w:rPr>
+        <w:t xml:space="preserve">Источник: </w:t>
+      </w:r>
+      <w:hyperlink w:history="1" r:id="rIdoxqfpsz1kzmeotwlt1w-t">
+        <w:r>
+          <w:rPr>
+            <w:rFonts w:ascii="Arial" w:cs="Arial" w:eastAsia="Arial" w:hAnsi="Arial"/>
+            <w:color w:val="0563C1"/>
+            <w:sz w:val="18"/>
+            <w:szCs w:val="18"/>
+            <w:u w:val="single"/>
+          </w:rPr>
+          <w:t xml:space="preserve">п. 3 ч. 1 ст. 5 и ч. 1.1 [[ст. 5 закона № 307-ФЗ</w:t>
+        </w:r>
+      </w:hyperlink>
+      <w:r>
+        <w:rPr>
+          <w:rFonts w:ascii="Arial" w:cs="Arial" w:eastAsia="Arial" w:hAnsi="Arial"/>
+          <w:b w:val="false"/>
+          <w:bCs w:val="false"/>
+          <w:i/>
+          <w:iCs/>
+          <w:color w:val="666666"/>
+          <w:sz w:val="18"/>
+          <w:szCs w:val="18"/>
+        </w:rPr>
+        <w:t xml:space="preserve">|https://www.consultant.ru/document/cons_doc_LAW_83311/e10238792447500445e2f7cb3f3a6d0f37c74402/]]. Проверено 27.10.2026</w:t>
       </w:r>
     </w:p>
     <w:p>
@@ -2987,49 +3124,20 @@
           <w:sz w:val="18"/>
           <w:szCs w:val="18"/>
         </w:rPr>
-        <w:t xml:space="preserve">Источник: п. 4 ст. 122 НК РФ — об освобождении от штрафа при положительном сальдо ЕНС. Проверено 27.10.2026</w:t>
-      </w:r>
-    </w:p>
-    <w:p>
-      <w:pPr>
-        <w:shd w:fill="DEEAF6" w:color="auto" w:val="clear"/>
-        <w:spacing w:after="40" w:before="160"/>
-      </w:pPr>
-      <w:r>
-        <w:rPr>
-          <w:rFonts w:ascii="Arial" w:cs="Arial" w:eastAsia="Arial" w:hAnsi="Arial"/>
-          <w:b/>
-          <w:bCs/>
-          <w:color w:val="444444"/>
-          <w:sz w:val="16"/>
-          <w:szCs w:val="16"/>
-        </w:rPr>
-        <w:t xml:space="preserve">▌ПРАВКА ЯЗЫКА</w:t>
-      </w:r>
-    </w:p>
-    <w:p>
-      <w:pPr>
-        <w:shd w:fill="DEEAF6" w:color="auto" w:val="clear"/>
-        <w:spacing w:after="140" w:line="300"/>
-      </w:pPr>
-      <w:r>
-        <w:rPr>
-          <w:rFonts w:ascii="Times New Roman" w:cs="Times New Roman" w:eastAsia="Times New Roman" w:hAnsi="Times New Roman"/>
-          <w:b w:val="false"/>
-          <w:bCs w:val="false"/>
-          <w:i w:val="false"/>
-          <w:iCs w:val="false"/>
-          <w:sz w:val="22"/>
-          <w:szCs w:val="22"/>
-        </w:rPr>
-        <w:t xml:space="preserve">Ключевая задача аудита — уменьшить риски, которые в компании создают практически все подразделения: и производство, и продажи, и даже маркетинг. Это полезный инструмент и по сути страховка для осознанных руководителей.</w:t>
-      </w:r>
-    </w:p>
-    <w:p>
-      <w:pPr>
-        <w:shd w:fill="DEEAF6" w:color="auto" w:val="clear"/>
-        <w:spacing w:after="140"/>
-      </w:pPr>
+        <w:t xml:space="preserve">Источник: </w:t>
+      </w:r>
+      <w:hyperlink w:history="1" r:id="rIdpfblk5cfxmrzawvxyeld8">
+        <w:r>
+          <w:rPr>
+            <w:rFonts w:ascii="Arial" w:cs="Arial" w:eastAsia="Arial" w:hAnsi="Arial"/>
+            <w:color w:val="0563C1"/>
+            <w:sz w:val="18"/>
+            <w:szCs w:val="18"/>
+            <w:u w:val="single"/>
+          </w:rPr>
+          <w:t xml:space="preserve">п. 4 ст. 122 НК РФ</w:t>
+        </w:r>
+      </w:hyperlink>
       <w:r>
         <w:rPr>
           <w:rFonts w:ascii="Arial" w:cs="Arial" w:eastAsia="Arial" w:hAnsi="Arial"/>
@@ -3041,6 +3149,60 @@
           <w:sz w:val="18"/>
           <w:szCs w:val="18"/>
         </w:rPr>
+        <w:t xml:space="preserve"> — об освобождении от штрафа при положительном сальдо ЕНС. Проверено 27.10.2026</w:t>
+      </w:r>
+    </w:p>
+    <w:p>
+      <w:pPr>
+        <w:shd w:fill="DEEAF6" w:color="auto" w:val="clear"/>
+        <w:spacing w:after="40" w:before="160"/>
+      </w:pPr>
+      <w:r>
+        <w:rPr>
+          <w:rFonts w:ascii="Arial" w:cs="Arial" w:eastAsia="Arial" w:hAnsi="Arial"/>
+          <w:b/>
+          <w:bCs/>
+          <w:color w:val="444444"/>
+          <w:sz w:val="16"/>
+          <w:szCs w:val="16"/>
+        </w:rPr>
+        <w:t xml:space="preserve">▌ПРАВКА ЯЗЫКА</w:t>
+      </w:r>
+    </w:p>
+    <w:p>
+      <w:pPr>
+        <w:shd w:fill="DEEAF6" w:color="auto" w:val="clear"/>
+        <w:spacing w:after="140" w:line="300"/>
+      </w:pPr>
+      <w:r>
+        <w:rPr>
+          <w:rFonts w:ascii="Times New Roman" w:cs="Times New Roman" w:eastAsia="Times New Roman" w:hAnsi="Times New Roman"/>
+          <w:b w:val="false"/>
+          <w:bCs w:val="false"/>
+          <w:i w:val="false"/>
+          <w:iCs w:val="false"/>
+          <w:sz w:val="22"/>
+          <w:szCs w:val="22"/>
+        </w:rPr>
+        <w:t xml:space="preserve">Ключевая задача аудита — уменьшить риски, которые в компании создают практически все подразделения: и производство, и продажи, и даже маркетинг. Это полезный инструмент и по сути страховка для осознанных руководителей.</w:t>
+      </w:r>
+    </w:p>
+    <w:p>
+      <w:pPr>
+        <w:shd w:fill="DEEAF6" w:color="auto" w:val="clear"/>
+        <w:spacing w:after="140"/>
+      </w:pPr>
+      <w:r>
+        <w:rPr>
+          <w:rFonts w:ascii="Arial" w:cs="Arial" w:eastAsia="Arial" w:hAnsi="Arial"/>
+          <w:b w:val="false"/>
+          <w:bCs w:val="false"/>
+          <w:i/>
+          <w:iCs/>
+          <w:color w:val="666666"/>
+          <w:sz w:val="18"/>
+          <w:szCs w:val="18"/>
+        </w:rPr>
         <w:t xml:space="preserve">Финальный абзац исходной статьи. Было: «которые генерят практические все структурные подразделения — и производственники, и продажники, и даже маркетологи». «Генерят» — разговорное. «Страховка для осознанных руководителей» сохранена как авторская формулировка.</w:t>
       </w:r>
     </w:p>
@@ -3326,7 +3488,7 @@
         <w:shd w:fill="D9EAD3" w:color="auto" w:val="clear"/>
         <w:spacing w:after="80" w:line="300"/>
       </w:pPr>
-      <w:hyperlink w:history="1" r:id="rIdt3qiwerr5umoic1eswyz1">
+      <w:hyperlink w:history="1" r:id="rIdrxoivlvb9cpfz9bm4t1fr">
         <w:r>
           <w:rPr>
             <w:rFonts w:ascii="Times New Roman" w:cs="Times New Roman" w:eastAsia="Times New Roman" w:hAnsi="Times New Roman"/>
@@ -3361,7 +3523,7 @@
         <w:shd w:fill="D9EAD3" w:color="auto" w:val="clear"/>
         <w:spacing w:after="80" w:line="300"/>
       </w:pPr>
-      <w:hyperlink w:history="1" r:id="rId6sdsq-xue2thwze2c2ybl">
+      <w:hyperlink w:history="1" r:id="rIdfxdqhd3vrs_ct2rb2l-uc">
         <w:r>
           <w:rPr>
             <w:rFonts w:ascii="Times New Roman" w:cs="Times New Roman" w:eastAsia="Times New Roman" w:hAnsi="Times New Roman"/>
@@ -3396,7 +3558,7 @@
         <w:shd w:fill="D9EAD3" w:color="auto" w:val="clear"/>
         <w:spacing w:after="80" w:line="300"/>
       </w:pPr>
-      <w:hyperlink w:history="1" r:id="rIdigd9jflvybq1gjw6dcda7">
+      <w:hyperlink w:history="1" r:id="rIdmomb_ohyfqmvrff2mf3jn">
         <w:r>
           <w:rPr>
             <w:rFonts w:ascii="Times New Roman" w:cs="Times New Roman" w:eastAsia="Times New Roman" w:hAnsi="Times New Roman"/>
@@ -3555,18 +3717,18 @@
             <w:pPr>
               <w:spacing w:after="40"/>
             </w:pPr>
-            <w:r>
-              <w:rPr>
-                <w:rFonts w:ascii="Times New Roman" w:cs="Times New Roman" w:eastAsia="Times New Roman" w:hAnsi="Times New Roman"/>
-                <w:b w:val="false"/>
-                <w:bCs w:val="false"/>
-                <w:i w:val="false"/>
-                <w:iCs w:val="false"/>
-                <w:sz w:val="20"/>
-                <w:szCs w:val="20"/>
-              </w:rPr>
-              <w:t xml:space="preserve">ст. 5 Федерального закона от 30.12.2008 № 307-ФЗ «Об аудиторской деятельности»</w:t>
-            </w:r>
+            <w:hyperlink w:history="1" r:id="rIdsly0mfb8jhqhbupevtrsy">
+              <w:r>
+                <w:rPr>
+                  <w:rFonts w:ascii="Times New Roman" w:cs="Times New Roman" w:eastAsia="Times New Roman" w:hAnsi="Times New Roman"/>
+                  <w:color w:val="0563C1"/>
+                  <w:sz w:val="20"/>
+                  <w:szCs w:val="20"/>
+                  <w:u w:val="single"/>
+                </w:rPr>
+                <w:t xml:space="preserve">ст. 5 Федерального закона от 30.12.2008 № 307-ФЗ «Об аудиторской деятельности»</w:t>
+              </w:r>
+            </w:hyperlink>
           </w:p>
         </w:tc>
       </w:tr>
@@ -3606,18 +3768,18 @@
             <w:pPr>
               <w:spacing w:after="40"/>
             </w:pPr>
-            <w:r>
-              <w:rPr>
-                <w:rFonts w:ascii="Times New Roman" w:cs="Times New Roman" w:eastAsia="Times New Roman" w:hAnsi="Times New Roman"/>
-                <w:b w:val="false"/>
-                <w:bCs w:val="false"/>
-                <w:i w:val="false"/>
-                <w:iCs w:val="false"/>
-                <w:sz w:val="20"/>
-                <w:szCs w:val="20"/>
-              </w:rPr>
-              <w:t xml:space="preserve">п. 4 ст. 89 НК РФ</w:t>
-            </w:r>
+            <w:hyperlink w:history="1" r:id="rIdsvwgr5-m6jsg9vje1mgcv">
+              <w:r>
+                <w:rPr>
+                  <w:rFonts w:ascii="Times New Roman" w:cs="Times New Roman" w:eastAsia="Times New Roman" w:hAnsi="Times New Roman"/>
+                  <w:color w:val="0563C1"/>
+                  <w:sz w:val="20"/>
+                  <w:szCs w:val="20"/>
+                  <w:u w:val="single"/>
+                </w:rPr>
+                <w:t xml:space="preserve">п. 4 ст. 89 НК РФ</w:t>
+              </w:r>
+            </w:hyperlink>
           </w:p>
         </w:tc>
       </w:tr>
@@ -3657,18 +3819,18 @@
             <w:pPr>
               <w:spacing w:after="40"/>
             </w:pPr>
-            <w:r>
-              <w:rPr>
-                <w:rFonts w:ascii="Times New Roman" w:cs="Times New Roman" w:eastAsia="Times New Roman" w:hAnsi="Times New Roman"/>
-                <w:b w:val="false"/>
-                <w:bCs w:val="false"/>
-                <w:i w:val="false"/>
-                <w:iCs w:val="false"/>
-                <w:sz w:val="20"/>
-                <w:szCs w:val="20"/>
-              </w:rPr>
-              <w:t xml:space="preserve">ст. 122 НК РФ</w:t>
-            </w:r>
+            <w:hyperlink w:history="1" r:id="rIdzjimziirf6bc94la1xpwp">
+              <w:r>
+                <w:rPr>
+                  <w:rFonts w:ascii="Times New Roman" w:cs="Times New Roman" w:eastAsia="Times New Roman" w:hAnsi="Times New Roman"/>
+                  <w:color w:val="0563C1"/>
+                  <w:sz w:val="20"/>
+                  <w:szCs w:val="20"/>
+                  <w:u w:val="single"/>
+                </w:rPr>
+                <w:t xml:space="preserve">ст. 122 НК РФ</w:t>
+              </w:r>
+            </w:hyperlink>
           </w:p>
         </w:tc>
       </w:tr>
